--- a/docs/laporan/Tubes_DL_Kelompok01_Oil_Spill_SAR.docx
+++ b/docs/laporan/Tubes_DL_Kelompok01_Oil_Spill_SAR.docx
@@ -4,6 +4,508 @@
   <w:body>
     <w:p>
       <w:pPr>
+        <w:spacing w:before="480" w:after="0" w:line="240" w:lineRule="auto"/>
+        <w:jc w:val="center"/>
+      </w:pPr>
+      <w:r>
+        <w:rPr>
+          <w:b/>
+          <w:i w:val="0"/>
+          <w:sz w:val="32"/>
+        </w:rPr>
+        <w:t>LAPORAN TUGAS BESAR</w:t>
+      </w:r>
+    </w:p>
+    <w:p>
+      <w:pPr>
+        <w:spacing w:before="0" w:after="360" w:line="240" w:lineRule="auto"/>
+        <w:jc w:val="center"/>
+      </w:pPr>
+      <w:r>
+        <w:rPr>
+          <w:b/>
+          <w:i w:val="0"/>
+          <w:sz w:val="28"/>
+        </w:rPr>
+        <w:t>DEEP LEARNING</w:t>
+      </w:r>
+    </w:p>
+    <w:p>
+      <w:pPr>
+        <w:spacing w:before="0" w:after="0" w:line="240" w:lineRule="auto"/>
+        <w:jc w:val="center"/>
+      </w:pPr>
+      <w:r>
+        <w:rPr>
+          <w:b/>
+          <w:i w:val="0"/>
+          <w:sz w:val="26"/>
+        </w:rPr>
+        <w:t>Deteksi dan Pemetaan Tumpahan Minyak pada Citra Sentinel-1 SAR</w:t>
+      </w:r>
+    </w:p>
+    <w:p>
+      <w:pPr>
+        <w:spacing w:before="0" w:after="0" w:line="240" w:lineRule="auto"/>
+        <w:jc w:val="center"/>
+      </w:pPr>
+      <w:r>
+        <w:rPr>
+          <w:b/>
+          <w:i w:val="0"/>
+          <w:sz w:val="26"/>
+        </w:rPr>
+        <w:t>Menggunakan U-Net Ringan Terkuantisasi INT8</w:t>
+      </w:r>
+    </w:p>
+    <w:p>
+      <w:pPr>
+        <w:spacing w:before="0" w:after="80" w:line="240" w:lineRule="auto"/>
+        <w:jc w:val="center"/>
+      </w:pPr>
+      <w:r>
+        <w:rPr>
+          <w:b/>
+          <w:i w:val="0"/>
+          <w:sz w:val="26"/>
+        </w:rPr>
+        <w:t>untuk Inferensi Edge di Browser</w:t>
+      </w:r>
+    </w:p>
+    <w:p>
+      <w:pPr>
+        <w:spacing w:before="0" w:after="440" w:line="240" w:lineRule="auto"/>
+        <w:jc w:val="center"/>
+      </w:pPr>
+      <w:r>
+        <w:rPr>
+          <w:b w:val="0"/>
+          <w:i w:val="0"/>
+          <w:sz w:val="22"/>
+        </w:rPr>
+        <w:t>(Kasus 38: Marine Oil Spill Detection and Mapping via Satellite SAR)</w:t>
+      </w:r>
+    </w:p>
+    <w:p>
+      <w:pPr>
+        <w:spacing w:after="400"/>
+        <w:jc w:val="center"/>
+      </w:pPr>
+      <w:r>
+        <w:drawing>
+          <wp:inline xmlns:a="http://schemas.openxmlformats.org/drawingml/2006/main" xmlns:pic="http://schemas.openxmlformats.org/drawingml/2006/picture">
+            <wp:extent cx="1872000" cy="1834077"/>
+            <wp:docPr id="1" name="Picture 1"/>
+            <wp:cNvGraphicFramePr>
+              <a:graphicFrameLocks noChangeAspect="1"/>
+            </wp:cNvGraphicFramePr>
+            <a:graphic>
+              <a:graphicData uri="http://schemas.openxmlformats.org/drawingml/2006/picture">
+                <pic:pic>
+                  <pic:nvPicPr>
+                    <pic:cNvPr id="0" name="logo_upnvjt.png"/>
+                    <pic:cNvPicPr/>
+                  </pic:nvPicPr>
+                  <pic:blipFill>
+                    <a:blip r:embed="rId9"/>
+                    <a:stretch>
+                      <a:fillRect/>
+                    </a:stretch>
+                  </pic:blipFill>
+                  <pic:spPr>
+                    <a:xfrm>
+                      <a:off x="0" y="0"/>
+                      <a:ext cx="1872000" cy="1834077"/>
+                    </a:xfrm>
+                    <a:prstGeom prst="rect"/>
+                  </pic:spPr>
+                </pic:pic>
+              </a:graphicData>
+            </a:graphic>
+          </wp:inline>
+        </w:drawing>
+      </w:r>
+    </w:p>
+    <w:p>
+      <w:pPr>
+        <w:spacing w:before="0" w:after="40" w:line="240" w:lineRule="auto"/>
+        <w:jc w:val="center"/>
+      </w:pPr>
+      <w:r>
+        <w:rPr>
+          <w:b w:val="0"/>
+          <w:i w:val="0"/>
+          <w:sz w:val="24"/>
+        </w:rPr>
+        <w:t>Disusun oleh:</w:t>
+      </w:r>
+    </w:p>
+    <w:p>
+      <w:pPr>
+        <w:spacing w:before="0" w:after="120" w:line="240" w:lineRule="auto"/>
+        <w:jc w:val="center"/>
+      </w:pPr>
+      <w:r>
+        <w:rPr>
+          <w:b/>
+          <w:i w:val="0"/>
+          <w:sz w:val="24"/>
+        </w:rPr>
+        <w:t>Kelompok 1 — CAYMAN</w:t>
+      </w:r>
+    </w:p>
+    <w:tbl>
+      <w:tblPr>
+        <w:tblW w:type="auto" w:w="0"/>
+        <w:jc w:val="center"/>
+        <w:tblLayout w:type="fixed"/>
+        <w:tblLook w:firstColumn="1" w:firstRow="1" w:lastColumn="0" w:lastRow="0" w:noHBand="0" w:noVBand="1" w:val="04A0"/>
+      </w:tblPr>
+      <w:tblGrid>
+        <w:gridCol w:w="4536"/>
+        <w:gridCol w:w="4536"/>
+      </w:tblGrid>
+      <w:tr>
+        <w:tc>
+          <w:tcPr>
+            <w:tcW w:type="dxa" w:w="3969"/>
+          </w:tcPr>
+          <w:p>
+            <w:pPr>
+              <w:spacing w:after="20" w:line="240" w:lineRule="auto"/>
+              <w:jc w:val="left"/>
+            </w:pPr>
+            <w:r>
+              <w:rPr>
+                <w:sz w:val="23"/>
+              </w:rPr>
+              <w:t>Ade Rizky Darmawan (Ketua)</w:t>
+            </w:r>
+          </w:p>
+        </w:tc>
+        <w:tc>
+          <w:tcPr>
+            <w:tcW w:type="dxa" w:w="2381"/>
+          </w:tcPr>
+          <w:p>
+            <w:pPr>
+              <w:spacing w:after="20" w:line="240" w:lineRule="auto"/>
+              <w:jc w:val="left"/>
+            </w:pPr>
+            <w:r>
+              <w:rPr>
+                <w:sz w:val="23"/>
+              </w:rPr>
+              <w:t>NPM : 23083010080</w:t>
+            </w:r>
+          </w:p>
+        </w:tc>
+      </w:tr>
+      <w:tr>
+        <w:tc>
+          <w:tcPr>
+            <w:tcW w:type="dxa" w:w="3969"/>
+          </w:tcPr>
+          <w:p>
+            <w:pPr>
+              <w:spacing w:after="20" w:line="240" w:lineRule="auto"/>
+              <w:jc w:val="left"/>
+            </w:pPr>
+            <w:r>
+              <w:rPr>
+                <w:sz w:val="23"/>
+              </w:rPr>
+              <w:t>Arkananta Daniswara Handoyo</w:t>
+            </w:r>
+          </w:p>
+        </w:tc>
+        <w:tc>
+          <w:tcPr>
+            <w:tcW w:type="dxa" w:w="2381"/>
+          </w:tcPr>
+          <w:p>
+            <w:pPr>
+              <w:spacing w:after="20" w:line="240" w:lineRule="auto"/>
+              <w:jc w:val="left"/>
+            </w:pPr>
+            <w:r>
+              <w:rPr>
+                <w:sz w:val="23"/>
+              </w:rPr>
+              <w:t>NPM : 23083010059</w:t>
+            </w:r>
+          </w:p>
+        </w:tc>
+      </w:tr>
+      <w:tr>
+        <w:tc>
+          <w:tcPr>
+            <w:tcW w:type="dxa" w:w="3969"/>
+          </w:tcPr>
+          <w:p>
+            <w:pPr>
+              <w:spacing w:after="20" w:line="240" w:lineRule="auto"/>
+              <w:jc w:val="left"/>
+            </w:pPr>
+            <w:r>
+              <w:rPr>
+                <w:sz w:val="23"/>
+              </w:rPr>
+              <w:t>Muhammad Arsyad Alzam</w:t>
+            </w:r>
+          </w:p>
+        </w:tc>
+        <w:tc>
+          <w:tcPr>
+            <w:tcW w:type="dxa" w:w="2381"/>
+          </w:tcPr>
+          <w:p>
+            <w:pPr>
+              <w:spacing w:after="20" w:line="240" w:lineRule="auto"/>
+              <w:jc w:val="left"/>
+            </w:pPr>
+            <w:r>
+              <w:rPr>
+                <w:sz w:val="23"/>
+              </w:rPr>
+              <w:t>NPM : 23083010082</w:t>
+            </w:r>
+          </w:p>
+        </w:tc>
+      </w:tr>
+      <w:tr>
+        <w:tc>
+          <w:tcPr>
+            <w:tcW w:type="dxa" w:w="3969"/>
+          </w:tcPr>
+          <w:p>
+            <w:pPr>
+              <w:spacing w:after="20" w:line="240" w:lineRule="auto"/>
+              <w:jc w:val="left"/>
+            </w:pPr>
+            <w:r>
+              <w:rPr>
+                <w:sz w:val="23"/>
+              </w:rPr>
+              <w:t>Choirul Amin</w:t>
+            </w:r>
+          </w:p>
+        </w:tc>
+        <w:tc>
+          <w:tcPr>
+            <w:tcW w:type="dxa" w:w="2381"/>
+          </w:tcPr>
+          <w:p>
+            <w:pPr>
+              <w:spacing w:after="20" w:line="240" w:lineRule="auto"/>
+              <w:jc w:val="left"/>
+            </w:pPr>
+            <w:r>
+              <w:rPr>
+                <w:sz w:val="23"/>
+              </w:rPr>
+              <w:t>NPM : 22083010050</w:t>
+            </w:r>
+          </w:p>
+        </w:tc>
+      </w:tr>
+      <w:tr>
+        <w:tc>
+          <w:tcPr>
+            <w:tcW w:type="dxa" w:w="3969"/>
+          </w:tcPr>
+          <w:p>
+            <w:pPr>
+              <w:spacing w:after="20" w:line="240" w:lineRule="auto"/>
+              <w:jc w:val="left"/>
+            </w:pPr>
+            <w:r>
+              <w:rPr>
+                <w:sz w:val="23"/>
+              </w:rPr>
+              <w:t>Hana Titania Sastrian</w:t>
+            </w:r>
+          </w:p>
+        </w:tc>
+        <w:tc>
+          <w:tcPr>
+            <w:tcW w:type="dxa" w:w="2381"/>
+          </w:tcPr>
+          <w:p>
+            <w:pPr>
+              <w:spacing w:after="20" w:line="240" w:lineRule="auto"/>
+              <w:jc w:val="left"/>
+            </w:pPr>
+            <w:r>
+              <w:rPr>
+                <w:sz w:val="23"/>
+              </w:rPr>
+              <w:t>NPM : 23083010056</w:t>
+            </w:r>
+          </w:p>
+        </w:tc>
+      </w:tr>
+      <w:tr>
+        <w:tc>
+          <w:tcPr>
+            <w:tcW w:type="dxa" w:w="3969"/>
+          </w:tcPr>
+          <w:p>
+            <w:pPr>
+              <w:spacing w:after="20" w:line="240" w:lineRule="auto"/>
+              <w:jc w:val="left"/>
+            </w:pPr>
+            <w:r>
+              <w:rPr>
+                <w:sz w:val="23"/>
+              </w:rPr>
+              <w:t>Zaydan Arief Athallah</w:t>
+            </w:r>
+          </w:p>
+        </w:tc>
+        <w:tc>
+          <w:tcPr>
+            <w:tcW w:type="dxa" w:w="2381"/>
+          </w:tcPr>
+          <w:p>
+            <w:pPr>
+              <w:spacing w:after="20" w:line="240" w:lineRule="auto"/>
+              <w:jc w:val="left"/>
+            </w:pPr>
+            <w:r>
+              <w:rPr>
+                <w:sz w:val="23"/>
+              </w:rPr>
+              <w:t>NPM : 23083010063</w:t>
+            </w:r>
+          </w:p>
+        </w:tc>
+      </w:tr>
+    </w:tbl>
+    <w:p>
+      <w:pPr>
+        <w:spacing w:before="320" w:after="0" w:line="240" w:lineRule="auto"/>
+        <w:jc w:val="center"/>
+      </w:pPr>
+      <w:r>
+        <w:rPr>
+          <w:b w:val="0"/>
+          <w:i w:val="0"/>
+          <w:sz w:val="24"/>
+        </w:rPr>
+        <w:t>Dosen Pengampu:</w:t>
+      </w:r>
+    </w:p>
+    <w:p>
+      <w:pPr>
+        <w:spacing w:before="0" w:after="120" w:line="240" w:lineRule="auto"/>
+        <w:jc w:val="center"/>
+      </w:pPr>
+      <w:r>
+        <w:rPr>
+          <w:b w:val="0"/>
+          <w:i w:val="0"/>
+          <w:sz w:val="24"/>
+        </w:rPr>
+        <w:t>Dr. I Gede Susrama Mas Diyasa, ST., MT.</w:t>
+      </w:r>
+    </w:p>
+    <w:p>
+      <w:pPr>
+        <w:spacing w:before="0" w:after="0" w:line="240" w:lineRule="auto"/>
+        <w:jc w:val="center"/>
+      </w:pPr>
+      <w:r>
+        <w:rPr>
+          <w:b w:val="0"/>
+          <w:i w:val="0"/>
+          <w:sz w:val="24"/>
+        </w:rPr>
+        <w:t>Dosen Praktisi:</w:t>
+      </w:r>
+    </w:p>
+    <w:p>
+      <w:pPr>
+        <w:spacing w:before="0" w:after="520" w:line="240" w:lineRule="auto"/>
+        <w:jc w:val="center"/>
+      </w:pPr>
+      <w:r>
+        <w:rPr>
+          <w:b w:val="0"/>
+          <w:i w:val="0"/>
+          <w:sz w:val="24"/>
+        </w:rPr>
+        <w:t>Kahpi Baiquni Arifani, S.Kom., M.Kom.</w:t>
+      </w:r>
+    </w:p>
+    <w:p>
+      <w:pPr>
+        <w:spacing w:before="0" w:after="0" w:line="240" w:lineRule="auto"/>
+        <w:jc w:val="center"/>
+      </w:pPr>
+      <w:r>
+        <w:rPr>
+          <w:b/>
+          <w:i w:val="0"/>
+          <w:sz w:val="24"/>
+        </w:rPr>
+        <w:t>PROGRAM STUDI SAINS DATA</w:t>
+      </w:r>
+    </w:p>
+    <w:p>
+      <w:pPr>
+        <w:spacing w:before="0" w:after="0" w:line="240" w:lineRule="auto"/>
+        <w:jc w:val="center"/>
+      </w:pPr>
+      <w:r>
+        <w:rPr>
+          <w:b/>
+          <w:i w:val="0"/>
+          <w:sz w:val="24"/>
+        </w:rPr>
+        <w:t>FAKULTAS ILMU KOMPUTER</w:t>
+      </w:r>
+    </w:p>
+    <w:p>
+      <w:pPr>
+        <w:spacing w:before="0" w:after="0" w:line="240" w:lineRule="auto"/>
+        <w:jc w:val="center"/>
+      </w:pPr>
+      <w:r>
+        <w:rPr>
+          <w:b/>
+          <w:i w:val="0"/>
+          <w:sz w:val="24"/>
+        </w:rPr>
+        <w:t>UPN “VETERAN” JAWA TIMUR</w:t>
+      </w:r>
+    </w:p>
+    <w:p>
+      <w:pPr>
+        <w:spacing w:before="0" w:after="0" w:line="240" w:lineRule="auto"/>
+        <w:jc w:val="center"/>
+      </w:pPr>
+      <w:r>
+        <w:rPr>
+          <w:b/>
+          <w:i w:val="0"/>
+          <w:sz w:val="24"/>
+        </w:rPr>
+        <w:t>2026</w:t>
+      </w:r>
+    </w:p>
+    <w:p>
+      <w:pPr>
+        <w:sectPr>
+          <w:pgSz w:w="11906" w:h="16838"/>
+          <w:pgMar w:top="1417" w:right="1417" w:bottom="1417" w:left="1417" w:header="720" w:footer="720" w:gutter="0"/>
+          <w:cols w:space="720"/>
+          <w:docGrid w:linePitch="360"/>
+        </w:sectPr>
+      </w:pPr>
+    </w:p>
+    <w:p>
+      <w:pPr>
         <w:spacing w:after="120"/>
         <w:jc w:val="center"/>
       </w:pPr>
@@ -45,31 +547,6 @@
           <w:sz w:val="21"/>
         </w:rPr>
         <w:t>Marine Oil Spill Detection and Mapping via Satellite SAR</w:t>
-      </w:r>
-    </w:p>
-    <w:p>
-      <w:pPr>
-        <w:spacing w:after="40"/>
-        <w:jc w:val="center"/>
-      </w:pPr>
-      <w:r>
-        <w:rPr>
-          <w:sz w:val="20"/>
-        </w:rPr>
-        <w:t>Ade Rizky Darmawan (23083010080, Ketua) · Arkananta Daniswara Handoyo (23083010059) · Muhammad Arsyad Alzam (23083010082) · Choirul Amin (22083010050) · Hana Titania Sastrian (23083010056) · Zaydan Arief Athallah (23083010063)</w:t>
-      </w:r>
-    </w:p>
-    <w:p>
-      <w:pPr>
-        <w:spacing w:after="40"/>
-        <w:jc w:val="center"/>
-      </w:pPr>
-      <w:r>
-        <w:rPr>
-          <w:i/>
-          <w:sz w:val="20"/>
-        </w:rPr>
-        <w:t>Program Studi S1 Sains Data, UPN "Veteran" Jawa Timur · Semester Ganjil 2026/2027</w:t>
       </w:r>
     </w:p>
     <w:p>
@@ -1068,7 +1545,7 @@
         <w:drawing>
           <wp:inline xmlns:a="http://schemas.openxmlformats.org/drawingml/2006/main" xmlns:pic="http://schemas.openxmlformats.org/drawingml/2006/picture">
             <wp:extent cx="5220000" cy="3654000"/>
-            <wp:docPr id="1" name="Picture 1"/>
+            <wp:docPr id="2" name="Picture 2"/>
             <wp:cNvGraphicFramePr>
               <a:graphicFrameLocks noChangeAspect="1"/>
             </wp:cNvGraphicFramePr>
@@ -1080,7 +1557,7 @@
                     <pic:cNvPicPr/>
                   </pic:nvPicPr>
                   <pic:blipFill>
-                    <a:blip r:embed="rId11"/>
+                    <a:blip r:embed="rId12"/>
                     <a:stretch>
                       <a:fillRect/>
                     </a:stretch>
@@ -1199,7 +1676,7 @@
         <w:drawing>
           <wp:inline xmlns:a="http://schemas.openxmlformats.org/drawingml/2006/main" xmlns:pic="http://schemas.openxmlformats.org/drawingml/2006/picture">
             <wp:extent cx="5580000" cy="1898770"/>
-            <wp:docPr id="2" name="Picture 2"/>
+            <wp:docPr id="3" name="Picture 3"/>
             <wp:cNvGraphicFramePr>
               <a:graphicFrameLocks noChangeAspect="1"/>
             </wp:cNvGraphicFramePr>
@@ -1211,7 +1688,7 @@
                     <pic:cNvPicPr/>
                   </pic:nvPicPr>
                   <pic:blipFill>
-                    <a:blip r:embed="rId12"/>
+                    <a:blip r:embed="rId13"/>
                     <a:stretch>
                       <a:fillRect/>
                     </a:stretch>
@@ -1506,7 +1983,7 @@
         <w:drawing>
           <wp:inline xmlns:a="http://schemas.openxmlformats.org/drawingml/2006/main" xmlns:pic="http://schemas.openxmlformats.org/drawingml/2006/picture">
             <wp:extent cx="5580000" cy="1826182"/>
-            <wp:docPr id="3" name="Picture 3"/>
+            <wp:docPr id="4" name="Picture 4"/>
             <wp:cNvGraphicFramePr>
               <a:graphicFrameLocks noChangeAspect="1"/>
             </wp:cNvGraphicFramePr>
@@ -1518,7 +1995,7 @@
                     <pic:cNvPicPr/>
                   </pic:nvPicPr>
                   <pic:blipFill>
-                    <a:blip r:embed="rId13"/>
+                    <a:blip r:embed="rId14"/>
                     <a:stretch>
                       <a:fillRect/>
                     </a:stretch>
@@ -2668,7 +3145,7 @@
         <w:drawing>
           <wp:inline xmlns:a="http://schemas.openxmlformats.org/drawingml/2006/main" xmlns:pic="http://schemas.openxmlformats.org/drawingml/2006/picture">
             <wp:extent cx="2160000" cy="1836000"/>
-            <wp:docPr id="4" name="Picture 4"/>
+            <wp:docPr id="5" name="Picture 5"/>
             <wp:cNvGraphicFramePr>
               <a:graphicFrameLocks noChangeAspect="1"/>
             </wp:cNvGraphicFramePr>
@@ -2680,7 +3157,7 @@
                     <pic:cNvPicPr/>
                   </pic:nvPicPr>
                   <pic:blipFill>
-                    <a:blip r:embed="rId14"/>
+                    <a:blip r:embed="rId15"/>
                     <a:stretch>
                       <a:fillRect/>
                     </a:stretch>
@@ -4388,7 +4865,7 @@
         <w:drawing>
           <wp:inline xmlns:a="http://schemas.openxmlformats.org/drawingml/2006/main" xmlns:pic="http://schemas.openxmlformats.org/drawingml/2006/picture">
             <wp:extent cx="5040000" cy="2648620"/>
-            <wp:docPr id="5" name="Picture 5"/>
+            <wp:docPr id="6" name="Picture 6"/>
             <wp:cNvGraphicFramePr>
               <a:graphicFrameLocks noChangeAspect="1"/>
             </wp:cNvGraphicFramePr>
@@ -4400,7 +4877,7 @@
                     <pic:cNvPicPr/>
                   </pic:nvPicPr>
                   <pic:blipFill>
-                    <a:blip r:embed="rId15"/>
+                    <a:blip r:embed="rId16"/>
                     <a:stretch>
                       <a:fillRect/>
                     </a:stretch>
@@ -4456,7 +4933,7 @@
         <w:drawing>
           <wp:inline xmlns:a="http://schemas.openxmlformats.org/drawingml/2006/main" xmlns:pic="http://schemas.openxmlformats.org/drawingml/2006/picture">
             <wp:extent cx="4140000" cy="4140000"/>
-            <wp:docPr id="6" name="Picture 6"/>
+            <wp:docPr id="7" name="Picture 7"/>
             <wp:cNvGraphicFramePr>
               <a:graphicFrameLocks noChangeAspect="1"/>
             </wp:cNvGraphicFramePr>
@@ -4468,7 +4945,7 @@
                     <pic:cNvPicPr/>
                   </pic:nvPicPr>
                   <pic:blipFill>
-                    <a:blip r:embed="rId16"/>
+                    <a:blip r:embed="rId17"/>
                     <a:stretch>
                       <a:fillRect/>
                     </a:stretch>
@@ -4585,7 +5062,7 @@
         <w:drawing>
           <wp:inline xmlns:a="http://schemas.openxmlformats.org/drawingml/2006/main" xmlns:pic="http://schemas.openxmlformats.org/drawingml/2006/picture">
             <wp:extent cx="5220000" cy="1670400"/>
-            <wp:docPr id="7" name="Picture 7"/>
+            <wp:docPr id="8" name="Picture 8"/>
             <wp:cNvGraphicFramePr>
               <a:graphicFrameLocks noChangeAspect="1"/>
             </wp:cNvGraphicFramePr>
@@ -4597,7 +5074,7 @@
                     <pic:cNvPicPr/>
                   </pic:nvPicPr>
                   <pic:blipFill>
-                    <a:blip r:embed="rId17"/>
+                    <a:blip r:embed="rId18"/>
                     <a:stretch>
                       <a:fillRect/>
                     </a:stretch>
@@ -6187,12 +6664,13 @@
       </w:r>
     </w:p>
     <w:sectPr>
-      <w:footerReference w:type="default" r:id="rId9"/>
       <w:headerReference w:type="default" r:id="rId10"/>
+      <w:footerReference w:type="default" r:id="rId11"/>
       <w:pgSz w:w="11906" w:h="16838"/>
       <w:pgMar w:top="1417" w:right="1417" w:bottom="1417" w:left="1417" w:header="720" w:footer="720" w:gutter="0"/>
       <w:cols w:space="720"/>
       <w:docGrid w:linePitch="360"/>
+      <w:pgNumType w:start="1"/>
     </w:sectPr>
   </w:body>
 </w:document>

--- a/docs/laporan/Tubes_DL_Kelompok01_Oil_Spill_SAR.docx
+++ b/docs/laporan/Tubes_DL_Kelompok01_Oil_Spill_SAR.docx
@@ -5915,16 +5915,7 @@
         <w:jc w:val="both"/>
       </w:pPr>
       <w:r>
-        <w:t xml:space="preserve">Persentase kontribusi wajib diisi oleh tim secara jujur (total 100%) dan konsisten dengan riwayat </w:t>
-      </w:r>
-      <w:r>
-        <w:rPr>
-          <w:i/>
-        </w:rPr>
-        <w:t>commit</w:t>
-      </w:r>
-      <w:r>
-        <w:t xml:space="preserve"> GitHub.</w:t>
+        <w:t>Tabel A1 merinci peran, tanggung jawab, dan persentase kontribusi tiap anggota (total 100%). Ketua mendapat porsi lebih besar karena merangkap koordinasi tim dan pemodelan inti.</w:t>
       </w:r>
     </w:p>
     <w:p>
@@ -5966,7 +5957,7 @@
         </w:trPr>
         <w:tc>
           <w:tcPr>
-            <w:tcW w:type="dxa" w:w="2608"/>
+            <w:tcW w:type="dxa" w:w="2494"/>
             <w:shd w:val="clear" w:color="auto" w:fill="E7EEF7"/>
             <w:tcBorders>
               <w:top w:val="single" w:sz="10" w:color="000000" w:space="0"/>
@@ -5990,7 +5981,7 @@
         </w:tc>
         <w:tc>
           <w:tcPr>
-            <w:tcW w:type="dxa" w:w="1928"/>
+            <w:tcW w:type="dxa" w:w="1814"/>
             <w:shd w:val="clear" w:color="auto" w:fill="E7EEF7"/>
             <w:tcBorders>
               <w:top w:val="single" w:sz="10" w:color="000000" w:space="0"/>
@@ -6014,7 +6005,7 @@
         </w:tc>
         <w:tc>
           <w:tcPr>
-            <w:tcW w:type="dxa" w:w="3288"/>
+            <w:tcW w:type="dxa" w:w="3628"/>
             <w:shd w:val="clear" w:color="auto" w:fill="E7EEF7"/>
             <w:tcBorders>
               <w:top w:val="single" w:sz="10" w:color="000000" w:space="0"/>
@@ -6038,7 +6029,7 @@
         </w:tc>
         <w:tc>
           <w:tcPr>
-            <w:tcW w:type="dxa" w:w="1134"/>
+            <w:tcW w:type="dxa" w:w="1020"/>
             <w:shd w:val="clear" w:color="auto" w:fill="E7EEF7"/>
             <w:tcBorders>
               <w:top w:val="single" w:sz="10" w:color="000000" w:space="0"/>
@@ -6067,7 +6058,7 @@
         </w:trPr>
         <w:tc>
           <w:tcPr>
-            <w:tcW w:type="dxa" w:w="2608"/>
+            <w:tcW w:type="dxa" w:w="2494"/>
           </w:tcPr>
           <w:p>
             <w:pPr>
@@ -6085,7 +6076,7 @@
         </w:tc>
         <w:tc>
           <w:tcPr>
-            <w:tcW w:type="dxa" w:w="1928"/>
+            <w:tcW w:type="dxa" w:w="1814"/>
           </w:tcPr>
           <w:p>
             <w:pPr>
@@ -6103,7 +6094,7 @@
         </w:tc>
         <w:tc>
           <w:tcPr>
-            <w:tcW w:type="dxa" w:w="3288"/>
+            <w:tcW w:type="dxa" w:w="3628"/>
           </w:tcPr>
           <w:p>
             <w:pPr>
@@ -6115,13 +6106,13 @@
               <w:rPr>
                 <w:sz w:val="17"/>
               </w:rPr>
-              <w:t>Arsitektur U-Net, training pipeline, threshold, evaluasi metrik</w:t>
+              <w:t>Koordinasi tim; perancangan arsitektur U-Net Lite, training pipeline di GPU, pemilihan loss dan threshold, evaluasi metrik</w:t>
             </w:r>
           </w:p>
         </w:tc>
         <w:tc>
           <w:tcPr>
-            <w:tcW w:type="dxa" w:w="1134"/>
+            <w:tcW w:type="dxa" w:w="1020"/>
           </w:tcPr>
           <w:p>
             <w:pPr>
@@ -6133,7 +6124,7 @@
               <w:rPr>
                 <w:sz w:val="17"/>
               </w:rPr>
-              <w:t>…%</w:t>
+              <w:t>20%</w:t>
             </w:r>
           </w:p>
         </w:tc>
@@ -6144,7 +6135,7 @@
         </w:trPr>
         <w:tc>
           <w:tcPr>
-            <w:tcW w:type="dxa" w:w="2608"/>
+            <w:tcW w:type="dxa" w:w="2494"/>
           </w:tcPr>
           <w:p>
             <w:pPr>
@@ -6162,7 +6153,7 @@
         </w:tc>
         <w:tc>
           <w:tcPr>
-            <w:tcW w:type="dxa" w:w="1928"/>
+            <w:tcW w:type="dxa" w:w="1814"/>
           </w:tcPr>
           <w:p>
             <w:pPr>
@@ -6180,7 +6171,7 @@
         </w:tc>
         <w:tc>
           <w:tcPr>
-            <w:tcW w:type="dxa" w:w="3288"/>
+            <w:tcW w:type="dxa" w:w="3628"/>
           </w:tcPr>
           <w:p>
             <w:pPr>
@@ -6192,13 +6183,13 @@
               <w:rPr>
                 <w:sz w:val="17"/>
               </w:rPr>
-              <w:t>Akuisisi dataset, audit data, preprocessing, split</w:t>
+              <w:t>Akuisisi dataset SOS, audit data (pasangan, label, duplikat), preprocessing, pembagian train/val/test</w:t>
             </w:r>
           </w:p>
         </w:tc>
         <w:tc>
           <w:tcPr>
-            <w:tcW w:type="dxa" w:w="1134"/>
+            <w:tcW w:type="dxa" w:w="1020"/>
           </w:tcPr>
           <w:p>
             <w:pPr>
@@ -6210,7 +6201,7 @@
               <w:rPr>
                 <w:sz w:val="17"/>
               </w:rPr>
-              <w:t>…%</w:t>
+              <w:t>16%</w:t>
             </w:r>
           </w:p>
         </w:tc>
@@ -6221,7 +6212,7 @@
         </w:trPr>
         <w:tc>
           <w:tcPr>
-            <w:tcW w:type="dxa" w:w="2608"/>
+            <w:tcW w:type="dxa" w:w="2494"/>
           </w:tcPr>
           <w:p>
             <w:pPr>
@@ -6239,7 +6230,7 @@
         </w:tc>
         <w:tc>
           <w:tcPr>
-            <w:tcW w:type="dxa" w:w="1928"/>
+            <w:tcW w:type="dxa" w:w="1814"/>
           </w:tcPr>
           <w:p>
             <w:pPr>
@@ -6257,7 +6248,7 @@
         </w:tc>
         <w:tc>
           <w:tcPr>
-            <w:tcW w:type="dxa" w:w="3288"/>
+            <w:tcW w:type="dxa" w:w="3628"/>
           </w:tcPr>
           <w:p>
             <w:pPr>
@@ -6269,13 +6260,13 @@
               <w:rPr>
                 <w:sz w:val="17"/>
               </w:rPr>
-              <w:t>Ekspor ONNX, kuantisasi INT8, onnxruntime-web, Vercel, GitHub</w:t>
+              <w:t>Ekspor ONNX, kuantisasi FP16/INT8, benchmark latensi, onnxruntime-web, deployment Vercel, manajemen GitHub</w:t>
             </w:r>
           </w:p>
         </w:tc>
         <w:tc>
           <w:tcPr>
-            <w:tcW w:type="dxa" w:w="1134"/>
+            <w:tcW w:type="dxa" w:w="1020"/>
           </w:tcPr>
           <w:p>
             <w:pPr>
@@ -6287,7 +6278,7 @@
               <w:rPr>
                 <w:sz w:val="17"/>
               </w:rPr>
-              <w:t>…%</w:t>
+              <w:t>16%</w:t>
             </w:r>
           </w:p>
         </w:tc>
@@ -6298,7 +6289,7 @@
         </w:trPr>
         <w:tc>
           <w:tcPr>
-            <w:tcW w:type="dxa" w:w="2608"/>
+            <w:tcW w:type="dxa" w:w="2494"/>
           </w:tcPr>
           <w:p>
             <w:pPr>
@@ -6316,7 +6307,7 @@
         </w:tc>
         <w:tc>
           <w:tcPr>
-            <w:tcW w:type="dxa" w:w="1928"/>
+            <w:tcW w:type="dxa" w:w="1814"/>
           </w:tcPr>
           <w:p>
             <w:pPr>
@@ -6334,7 +6325,7 @@
         </w:tc>
         <w:tc>
           <w:tcPr>
-            <w:tcW w:type="dxa" w:w="3288"/>
+            <w:tcW w:type="dxa" w:w="3628"/>
           </w:tcPr>
           <w:p>
             <w:pPr>
@@ -6346,13 +6337,13 @@
               <w:rPr>
                 <w:sz w:val="17"/>
               </w:rPr>
-              <w:t>UI web, visualisasi hasil segmentasi, landing page tim</w:t>
+              <w:t>Desain dan pengembangan UI web, visualisasi hasil segmentasi, fitur Try Sample Data dan estimasi km², landing page tim</w:t>
             </w:r>
           </w:p>
         </w:tc>
         <w:tc>
           <w:tcPr>
-            <w:tcW w:type="dxa" w:w="1134"/>
+            <w:tcW w:type="dxa" w:w="1020"/>
           </w:tcPr>
           <w:p>
             <w:pPr>
@@ -6364,7 +6355,7 @@
               <w:rPr>
                 <w:sz w:val="17"/>
               </w:rPr>
-              <w:t>…%</w:t>
+              <w:t>16%</w:t>
             </w:r>
           </w:p>
         </w:tc>
@@ -6375,7 +6366,7 @@
         </w:trPr>
         <w:tc>
           <w:tcPr>
-            <w:tcW w:type="dxa" w:w="2608"/>
+            <w:tcW w:type="dxa" w:w="2494"/>
           </w:tcPr>
           <w:p>
             <w:pPr>
@@ -6393,7 +6384,7 @@
         </w:tc>
         <w:tc>
           <w:tcPr>
-            <w:tcW w:type="dxa" w:w="1928"/>
+            <w:tcW w:type="dxa" w:w="1814"/>
           </w:tcPr>
           <w:p>
             <w:pPr>
@@ -6411,7 +6402,7 @@
         </w:tc>
         <w:tc>
           <w:tcPr>
-            <w:tcW w:type="dxa" w:w="3288"/>
+            <w:tcW w:type="dxa" w:w="3628"/>
           </w:tcPr>
           <w:p>
             <w:pPr>
@@ -6423,13 +6414,13 @@
               <w:rPr>
                 <w:sz w:val="17"/>
               </w:rPr>
-              <w:t>Laporan ilmiah, penelusuran referensi, README</w:t>
+              <w:t>Penyusunan laporan ilmiah, penelusuran dan pengelolaan referensi, dokumentasi README</w:t>
             </w:r>
           </w:p>
         </w:tc>
         <w:tc>
           <w:tcPr>
-            <w:tcW w:type="dxa" w:w="1134"/>
+            <w:tcW w:type="dxa" w:w="1020"/>
           </w:tcPr>
           <w:p>
             <w:pPr>
@@ -6441,7 +6432,7 @@
               <w:rPr>
                 <w:sz w:val="17"/>
               </w:rPr>
-              <w:t>…%</w:t>
+              <w:t>16%</w:t>
             </w:r>
           </w:p>
         </w:tc>
@@ -6452,7 +6443,7 @@
         </w:trPr>
         <w:tc>
           <w:tcPr>
-            <w:tcW w:type="dxa" w:w="2608"/>
+            <w:tcW w:type="dxa" w:w="2494"/>
           </w:tcPr>
           <w:p>
             <w:pPr>
@@ -6470,7 +6461,7 @@
         </w:tc>
         <w:tc>
           <w:tcPr>
-            <w:tcW w:type="dxa" w:w="1928"/>
+            <w:tcW w:type="dxa" w:w="1814"/>
           </w:tcPr>
           <w:p>
             <w:pPr>
@@ -6488,7 +6479,7 @@
         </w:tc>
         <w:tc>
           <w:tcPr>
-            <w:tcW w:type="dxa" w:w="3288"/>
+            <w:tcW w:type="dxa" w:w="3628"/>
           </w:tcPr>
           <w:p>
             <w:pPr>
@@ -6500,13 +6491,13 @@
               <w:rPr>
                 <w:sz w:val="17"/>
               </w:rPr>
-              <w:t>Analisis dampak HSSE, estimasi bisnis, materi presentasi</w:t>
+              <w:t>Kajian state of the art, analisis dampak operasional HSSE dan estimasi bisnis, materi presentasi</w:t>
             </w:r>
           </w:p>
         </w:tc>
         <w:tc>
           <w:tcPr>
-            <w:tcW w:type="dxa" w:w="1134"/>
+            <w:tcW w:type="dxa" w:w="1020"/>
           </w:tcPr>
           <w:p>
             <w:pPr>
@@ -6518,7 +6509,7 @@
               <w:rPr>
                 <w:sz w:val="17"/>
               </w:rPr>
-              <w:t>…%</w:t>
+              <w:t>16%</w:t>
             </w:r>
           </w:p>
         </w:tc>
@@ -6529,7 +6520,7 @@
         </w:trPr>
         <w:tc>
           <w:tcPr>
-            <w:tcW w:type="dxa" w:w="2608"/>
+            <w:tcW w:type="dxa" w:w="2494"/>
             <w:tcBorders>
               <w:bottom w:val="single" w:sz="10" w:color="000000" w:space="0"/>
             </w:tcBorders>
@@ -6550,7 +6541,7 @@
         </w:tc>
         <w:tc>
           <w:tcPr>
-            <w:tcW w:type="dxa" w:w="1928"/>
+            <w:tcW w:type="dxa" w:w="1814"/>
             <w:tcBorders>
               <w:bottom w:val="single" w:sz="10" w:color="000000" w:space="0"/>
             </w:tcBorders>
@@ -6564,7 +6555,7 @@
         </w:tc>
         <w:tc>
           <w:tcPr>
-            <w:tcW w:type="dxa" w:w="3288"/>
+            <w:tcW w:type="dxa" w:w="3628"/>
             <w:tcBorders>
               <w:bottom w:val="single" w:sz="10" w:color="000000" w:space="0"/>
             </w:tcBorders>
@@ -6578,7 +6569,7 @@
         </w:tc>
         <w:tc>
           <w:tcPr>
-            <w:tcW w:type="dxa" w:w="1134"/>
+            <w:tcW w:type="dxa" w:w="1020"/>
             <w:tcBorders>
               <w:bottom w:val="single" w:sz="10" w:color="000000" w:space="0"/>
             </w:tcBorders>

--- a/docs/laporan/Tubes_DL_Kelompok01_Oil_Spill_SAR.docx
+++ b/docs/laporan/Tubes_DL_Kelompok01_Oil_Spill_SAR.docx
@@ -41,7 +41,7 @@
           <w:i w:val="0"/>
           <w:sz w:val="26"/>
         </w:rPr>
-        <w:t>Deteksi dan Pemetaan Tumpahan Minyak pada Citra Sentinel-1 SAR</w:t>
+        <w:t>Perbandingan Machine Learning dan Deep Learning untuk Deteksi,</w:t>
       </w:r>
     </w:p>
     <w:p>
@@ -55,7 +55,7 @@
           <w:i w:val="0"/>
           <w:sz w:val="26"/>
         </w:rPr>
-        <w:t>Menggunakan U-Net Ringan Terkuantisasi INT8</w:t>
+        <w:t>Pemetaan Poligon, dan Perencanaan Respons Tumpahan Minyak</w:t>
       </w:r>
     </w:p>
     <w:p>
@@ -69,7 +69,7 @@
           <w:i w:val="0"/>
           <w:sz w:val="26"/>
         </w:rPr>
-        <w:t>untuk Inferensi Edge di Browser</w:t>
+        <w:t>pada Citra Sentinel-1 SAR di Browser</w:t>
       </w:r>
     </w:p>
     <w:p>
@@ -514,7 +514,7 @@
           <w:b/>
           <w:sz w:val="30"/>
         </w:rPr>
-        <w:t>Deteksi dan Pemetaan Tumpahan Minyak pada Citra Sentinel-1 SAR Menggunakan U-Net Ringan Terkuantisasi INT8 untuk Inferensi Edge di Browser</w:t>
+        <w:t>Perbandingan Machine Learning dan Deep Learning untuk Deteksi, Pemetaan Poligon, dan Perencanaan Respons Tumpahan Minyak pada Citra Sentinel-1 SAR di Browser</w:t>
       </w:r>
     </w:p>
     <w:p>
@@ -577,7 +577,59 @@
         <w:rPr>
           <w:sz w:val="20"/>
         </w:rPr>
-        <w:t>Tumpahan minyak dari fasilitas migas lepas pantai, pipa bawah laut, dan kapal tanker harus dipetakan secepat mungkin agar respons HSSE tepat sasaran. Penelitian ini membangun model segmentasi semantik biner berbasis U-Net ringan (1,94 juta parameter) untuk memetakan area tumpahan minyak pada citra Sentinel-1 SAR dari dataset SOS (2.850 patch latih, 504 validasi, 839 uji). Audit data dilakukan sebelum pelatihan, meliputi pasangan citra–mask, nilai label, dan duplikat termasuk hasil rotasi/flip. Model dilatih di GPU Tesla T4 selama 10 menit dengan loss BCE+Dice, threshold dipilih pada data validasi, dan test set hanya dipakai sekali. Pada 839 citra uji, model mencapai Dice/F1 0,855, IoU 0,746, precision 0,806, recall 0,910, dan PR-AUC 0,936, jauh di atas baseline dark-spot thresholding (Dice 0,726). Kuantisasi INT8 statis (QDQ) memperkecil model dari 7,77 MB menjadi 2,01 MB dengan penurunan Dice hanya 0,0002, dan model berjalan sepenuhnya di browser melalui onnxruntime-web dengan latensi 65–74 ms per patch 256×256 pada laptop uji. Dibandingkan CBD-Net pada subset Sentinel-1 dataset yang sama (F1 87,87%), F1 model ini 2,4 poin lebih rendah, tetapi model jauh lebih ringan dan dapat dioperasikan tanpa server GPU.</w:t>
+        <w:t xml:space="preserve">Tumpahan minyak dari fasilitas migas lepas pantai, pipa bawah laut, dan kapal tanker harus dipetakan secepat mungkin agar respons HSSE tepat sasaran. Penelitian ini membandingkan dua model </w:t>
+      </w:r>
+      <w:r>
+        <w:rPr>
+          <w:i/>
+          <w:sz w:val="20"/>
+        </w:rPr>
+        <w:t>machine learning</w:t>
+      </w:r>
+      <w:r>
+        <w:rPr>
+          <w:sz w:val="20"/>
+        </w:rPr>
+        <w:t xml:space="preserve"> (Random Forest dan LightGBM dengan 13 fitur tekstur buatan) dan dua model </w:t>
+      </w:r>
+      <w:r>
+        <w:rPr>
+          <w:i/>
+          <w:sz w:val="20"/>
+        </w:rPr>
+        <w:t>deep learning</w:t>
+      </w:r>
+      <w:r>
+        <w:rPr>
+          <w:sz w:val="20"/>
+        </w:rPr>
+        <w:t xml:space="preserve"> (U-Net Lite yang dilatih dari nol dan DeepLabV3+ MobileNetV2 pralatih) untuk segmentasi tumpahan minyak pada citra Sentinel-1 SAR dataset SOS (2.850 latih, 504 validasi, 839 uji). Semua model memakai split, aturan threshold (dipilih pada data validasi), dan metrik yang sama. Pada data uji, DeepLabV3+ mencapai Dice 0,867 dan IoU 0,765, disusul U-Net Lite (0,855), LightGBM (0,806), dan Random Forest (0,804), seluruhnya di atas baseline </w:t>
+      </w:r>
+      <w:r>
+        <w:rPr>
+          <w:i/>
+          <w:sz w:val="20"/>
+        </w:rPr>
+        <w:t>dark-spot</w:t>
+      </w:r>
+      <w:r>
+        <w:rPr>
+          <w:sz w:val="20"/>
+        </w:rPr>
+        <w:t xml:space="preserve"> (0,726). Model DL unggul 5–6 poin Dice terutama karena precision yang lebih tinggi, sedangkan model ML sangat kecil (0,24–1,8 MB). Kelima model diekspor ke ONNX (DL dikuantisasi INT8 tanpa penurunan Dice yang berarti) dan dijalankan di browser. Aplikasi web juga mengubah mask menjadi poligon per slick, mensimulasikan arah dan laju penyebaran (drift 3% angin + arus, penyebaran Fay dan difusi Okubo), memperkirakan panjang </w:t>
+      </w:r>
+      <w:r>
+        <w:rPr>
+          <w:i/>
+          <w:sz w:val="20"/>
+        </w:rPr>
+        <w:t>oil boom</w:t>
+      </w:r>
+      <w:r>
+        <w:rPr>
+          <w:sz w:val="20"/>
+        </w:rPr>
+        <w:t>, serta menghitung efisiensi biaya dan penurunan risiko HSSE akibat berkurangnya patroli lapangan.</w:t>
       </w:r>
     </w:p>
     <w:p>
@@ -597,7 +649,7 @@
           <w:i/>
           <w:sz w:val="20"/>
         </w:rPr>
-        <w:t>oil spill, SAR, Sentinel-1, segmentasi semantik, U-Net, kuantisasi INT8, edge AI, onnxruntime-web, HSSE.</w:t>
+        <w:t>oil spill, SAR, Sentinel-1, segmentasi semantik, random forest, LightGBM, U-Net, DeepLabV3+, edge AI, oil boom, HSSE.</w:t>
       </w:r>
     </w:p>
     <w:p>
@@ -632,13 +684,13 @@
         <w:t>Health, Safety, Security and Environment</w:t>
       </w:r>
       <w:r>
-        <w:t xml:space="preserve">), tim respons membutuhkan informasi lokasi dan luas tumpahan secepat mungkin untuk menentukan penempatan </w:t>
+        <w:t xml:space="preserve">), tim respons membutuhkan lokasi, luas, dan arah gerak tumpahan secepat mungkin untuk menentukan penempatan </w:t>
       </w:r>
       <w:r>
         <w:rPr>
           <w:i/>
         </w:rPr>
-        <w:t>boom</w:t>
+        <w:t>oil boom</w:t>
       </w:r>
       <w:r>
         <w:t xml:space="preserve">, </w:t>
@@ -650,7 +702,7 @@
         <w:t>skimmer</w:t>
       </w:r>
       <w:r>
-        <w:t>, dan kapal penanggulangan [1]. Kegagalan mendeteksi dini berisiko memperluas pencemaran pesisir dan berujung pada sanksi maupun penghentian izin operasi fasilitas.</w:t>
+        <w:t>, dan kapal penanggulangan [1]. Pengecekan manual melalui patroli udara atau laut mahal dan memaparkan personel pada uap hidrokarbon serta risiko kecelakaan.</w:t>
       </w:r>
     </w:p>
     <w:p>
@@ -659,7 +711,7 @@
         <w:jc w:val="both"/>
       </w:pPr>
       <w:r>
-        <w:t xml:space="preserve">Radar apertur sintetis (SAR) menjadi sensor utama pemantauan tumpahan minyak karena bekerja siang–malam dan menembus awan. Lapisan minyak meredam gelombang kapiler sehingga tampak sebagai area gelap pada citra SAR [1]. Kemampuan malam hari penting: Liao dkk. menemukan lebih dari 80% kejadian tumpahan di Teluk Jiaozhou terjadi pada malam hari, terutama dari buangan ilegal kapal [8]. Tantangan utamanya adalah fenomena </w:t>
+        <w:t xml:space="preserve">Radar apertur sintetis (SAR) menjadi sensor utama pemantauan tumpahan minyak karena bekerja siang–malam dan menembus awan. Lapisan minyak meredam gelombang kapiler sehingga tampak sebagai area gelap pada citra SAR [1]. Liao dkk. menemukan lebih dari 80% kejadian tumpahan di Teluk Jiaozhou terjadi pada malam hari [8]. Tantangan utamanya adalah fenomena </w:t>
       </w:r>
       <w:r>
         <w:rPr>
@@ -668,7 +720,16 @@
         <w:t>look-alike</w:t>
       </w:r>
       <w:r>
-        <w:t xml:space="preserve"> (angin lemah, lapisan biogenik) yang juga tampak gelap [2], [4], [7], serta interpretasi visual manual yang lambat dan rentan bias [7].</w:t>
+        <w:t xml:space="preserve"> (angin lemah, lapisan biogenik) yang juga tampak gelap [2], [4], [7]. Tabel 1 merangkum penelitian rujukan; angka antarpenelitian umumnya </w:t>
+      </w:r>
+      <w:r>
+        <w:rPr>
+          <w:b/>
+        </w:rPr>
+        <w:t>tidak dapat dibandingkan langsung</w:t>
+      </w:r>
+      <w:r>
+        <w:t xml:space="preserve"> karena dataset dan protokolnya berbeda, kecuali Zhu dkk. [3] yang memperkenalkan dataset SOS yang juga kami gunakan.</w:t>
       </w:r>
     </w:p>
     <w:p>
@@ -677,16 +738,25 @@
         <w:jc w:val="both"/>
       </w:pPr>
       <w:r>
-        <w:t xml:space="preserve">Tabel 1 merangkum penelitian lima tahun terakhir yang menjadi rujukan. Angka antarpenelitian umumnya </w:t>
+        <w:t xml:space="preserve">Kontribusi proyek ini: (1) </w:t>
       </w:r>
       <w:r>
         <w:rPr>
-          <w:b/>
+          <w:i/>
         </w:rPr>
-        <w:t>tidak dapat dibandingkan langsung</w:t>
+        <w:t>pipeline</w:t>
       </w:r>
       <w:r>
-        <w:t xml:space="preserve"> karena dataset, jumlah kelas, dan protokol evaluasinya berbeda; pembanding yang setara hanya Zhu dkk. [3], yang memperkenalkan dataset SOS yang juga kami gunakan.</w:t>
+        <w:t xml:space="preserve"> yang diaudit, termasuk pemeriksaan kebocoran antar split; (2) perbandingan adil model ML dan DL pada protokol yang sama, termasuk uji lintas sensor; (3) aplikasi web dengan inferensi di sisi klien untuk kelima model, poligon per slick, dan GeoJSON; serta (4) simulasi arah dan laju penyebaran, estimasi kebutuhan </w:t>
+      </w:r>
+      <w:r>
+        <w:rPr>
+          <w:i/>
+        </w:rPr>
+        <w:t>oil boom</w:t>
+      </w:r>
+      <w:r>
+        <w:t>, dan analisis biaya serta risiko HSSE.</w:t>
       </w:r>
     </w:p>
     <w:p>
@@ -1385,33 +1455,6 @@
     </w:p>
     <w:p>
       <w:pPr>
-        <w:ind w:firstLine="425"/>
-        <w:jc w:val="both"/>
-      </w:pPr>
-      <w:r>
-        <w:t xml:space="preserve">Sebagian besar penelitian tersebut berfokus pada akurasi dengan model berat yang dijalankan di GPU; aspek efisiensi dan penyebaran ke perangkat pengguna jarang dibahas. Kontribusi proyek ini adalah: (1) </w:t>
-      </w:r>
-      <w:r>
-        <w:rPr>
-          <w:i/>
-        </w:rPr>
-        <w:t>pipeline</w:t>
-      </w:r>
-      <w:r>
-        <w:t xml:space="preserve"> yang diaudit, termasuk pemeriksaan kebocoran antar split; (2) U-Net ringan yang dikuantisasi INT8 menjadi 2 MB dengan penurunan akurasi yang dapat diabaikan; (3) aplikasi web dengan inferensi sepenuhnya di sisi klien, tombol </w:t>
-      </w:r>
-      <w:r>
-        <w:rPr>
-          <w:i/>
-        </w:rPr>
-        <w:t>Try Sample Data</w:t>
-      </w:r>
-      <w:r>
-        <w:t>, dan estimasi luas tumpahan (km²); serta (4) perbandingan jujur terhadap tolok ukur SOS [3].</w:t>
-      </w:r>
-    </w:p>
-    <w:p>
-      <w:pPr>
         <w:pStyle w:val="Heading1"/>
       </w:pPr>
       <w:r>
@@ -1423,7 +1466,7 @@
         <w:pStyle w:val="Heading2"/>
       </w:pPr>
       <w:r>
-        <w:t>2.1 Dataset dan audit data</w:t>
+        <w:t>2.1 Dataset, audit, dan split</w:t>
       </w:r>
     </w:p>
     <w:p>
@@ -1432,7 +1475,7 @@
         <w:jc w:val="both"/>
       </w:pPr>
       <w:r>
-        <w:t xml:space="preserve">Dataset yang digunakan adalah </w:t>
+        <w:t xml:space="preserve">Dataset </w:t>
       </w:r>
       <w:r>
         <w:rPr>
@@ -1441,60 +1484,7 @@
         <w:t>Deep-SAR Oil Spill</w:t>
       </w:r>
       <w:r>
-        <w:t xml:space="preserve"> (SOS) [3], diunduh dari Kaggle melalui pustaka kagglehub [13] (lisensi CC BY 4.0 sesuai halaman sumber). SOS berisi 8.070 pasangan citra–mask PNG 256×256 piksel dari dua sensor: ALOS PALSAR (Teluk Meksiko; 3.101 latih / 776 uji) dan Sentinel-1A polarisasi VV (Teluk Persia; 3.354 latih / 839 uji). Sebelum pelatihan dilakukan audit menyeluruh dengan temuan berikut:</w:t>
-      </w:r>
-    </w:p>
-    <w:p>
-      <w:pPr>
-        <w:pStyle w:val="ListBullet"/>
-        <w:spacing w:after="40"/>
-        <w:ind w:left="510"/>
-        <w:jc w:val="both"/>
-      </w:pPr>
-      <w:r>
-        <w:t>Semua 8.070 pasangan cocok berdasarkan nama berkas; tidak ada citra tanpa mask, dimensi tidak cocok, NaN/Inf, maupun citra konstan.</w:t>
-      </w:r>
-    </w:p>
-    <w:p>
-      <w:pPr>
-        <w:pStyle w:val="ListBullet"/>
-        <w:spacing w:after="40"/>
-        <w:ind w:left="510"/>
-        <w:jc w:val="both"/>
-      </w:pPr>
-      <w:r>
-        <w:t xml:space="preserve">Citra tersimpan sebagai RGB, tetapi ketiga kanalnya identik (100%), sehingga model menggunakan </w:t>
-      </w:r>
-      <w:r>
-        <w:rPr>
-          <w:b/>
-        </w:rPr>
-        <w:t>1 kanal</w:t>
-      </w:r>
-      <w:r>
-        <w:t>.</w:t>
-      </w:r>
-    </w:p>
-    <w:p>
-      <w:pPr>
-        <w:pStyle w:val="ListBullet"/>
-        <w:spacing w:after="40"/>
-        <w:ind w:left="510"/>
-        <w:jc w:val="both"/>
-      </w:pPr>
-      <w:r>
-        <w:t>Label uji murni bernilai 0/255, sedangkan label latih memiliki 2,2–2,5% piksel bernilai antara (pada 44–53% berkas). Label dibinerkan dengan aturan piksel ≥128 = minyak.</w:t>
-      </w:r>
-    </w:p>
-    <w:p>
-      <w:pPr>
-        <w:pStyle w:val="ListBullet"/>
-        <w:spacing w:after="40"/>
-        <w:ind w:left="510"/>
-        <w:jc w:val="both"/>
-      </w:pPr>
-      <w:r>
-        <w:t xml:space="preserve">Tidak ada duplikat eksak (md5) di dalam maupun antar split. Pemeriksaan </w:t>
+        <w:t xml:space="preserve"> (SOS) [3] diunduh dari Kaggle melalui kagglehub [13] (lisensi CC BY 4.0). SOS berisi 8.070 pasangan citra–mask PNG 256×256 dari ALOS PALSAR (Teluk Meksiko; 3.101 latih / 776 uji) dan Sentinel-1A VV (Teluk Persia; 3.354 latih / 839 uji). Audit menemukan: semua pasangan cocok tanpa NaN/Inf; ketiga kanal RGB identik sehingga model memakai 1 kanal; label latih memiliki 2,2–2,5% piksel bernilai antara sehingga dibinerkan dengan aturan ≥128; tidak ada duplikat eksak, dan pemeriksaan </w:t>
       </w:r>
       <w:r>
         <w:rPr>
@@ -1512,27 +1502,52 @@
         <w:t>average hash</w:t>
       </w:r>
       <w:r>
-        <w:t xml:space="preserve"> terhadap 8 transformasi rotasi/flip menemukan 9 citra uji per sensor yang mirip citra latih; pemeriksaan visual menunjukkan tekstur speckle-nya berbeda (bukan salinan). Dampaknya diuji pada analisis sensitivitas (Subbab 3.2).</w:t>
+        <w:t xml:space="preserve"> terhadap 8 rotasi/flip hanya menemukan 9 citra uji yang mirip citra latih (dampaknya diuji di Subbab 3.1).</w:t>
       </w:r>
     </w:p>
     <w:p>
       <w:pPr>
-        <w:pStyle w:val="ListBullet"/>
-        <w:spacing w:after="40"/>
-        <w:ind w:left="510"/>
+        <w:ind w:firstLine="425"/>
         <w:jc w:val="both"/>
       </w:pPr>
       <w:r>
-        <w:t>Zhu dkk. menyebutkan bahwa augmentasi (</w:t>
+        <w:t xml:space="preserve">Eksperimen memakai </w:t>
+      </w:r>
+      <w:r>
+        <w:rPr>
+          <w:b/>
+        </w:rPr>
+        <w:t>Sentinel-1</w:t>
+      </w:r>
+      <w:r>
+        <w:t xml:space="preserve"> (sampel terbanyak, label ambigu lebih sedikit, data terbuka). Data latih dibagi 2.850 latih dan 504 validasi (</w:t>
       </w:r>
       <w:r>
         <w:rPr>
           <w:i/>
         </w:rPr>
-        <w:t>cropping</w:t>
+        <w:t>seed</w:t>
       </w:r>
       <w:r>
-        <w:t>, rotasi, penambahan noise) dilakukan sebelum data dibagi 8:2 [3], sehingga korelasi spasial antara patch latih dan uji tidak dapat sepenuhnya disingkirkan. Hal ini dicatat sebagai batasan.</w:t>
+        <w:t xml:space="preserve"> 42) dengan mengelompokkan komponen </w:t>
+      </w:r>
+      <w:r>
+        <w:rPr>
+          <w:i/>
+        </w:rPr>
+        <w:t>near-duplicate</w:t>
+      </w:r>
+      <w:r>
+        <w:t xml:space="preserve"> agar tidak terpisah; set uji 839 citra hanya dipakai untuk evaluasi akhir. Citra dinormalisasi </w:t>
+      </w:r>
+      <w:r>
+        <w:rPr>
+          <w:i/>
+        </w:rPr>
+        <w:t>z-score</w:t>
+      </w:r>
+      <w:r>
+        <w:t xml:space="preserve"> x' = (x/255 − 0,3834)/0,2020 dengan statistik dari data latih. Augmentasi (8 rotasi/flip identik untuk citra dan mask, jitter kecerahan ±10%) hanya pada data latih.</w:t>
       </w:r>
     </w:p>
     <w:p>
@@ -1544,7 +1559,7 @@
       <w:r>
         <w:drawing>
           <wp:inline xmlns:a="http://schemas.openxmlformats.org/drawingml/2006/main" xmlns:pic="http://schemas.openxmlformats.org/drawingml/2006/picture">
-            <wp:extent cx="5220000" cy="3654000"/>
+            <wp:extent cx="5400000" cy="1828125"/>
             <wp:docPr id="2" name="Picture 2"/>
             <wp:cNvGraphicFramePr>
               <a:graphicFrameLocks noChangeAspect="1"/>
@@ -1553,7 +1568,7 @@
               <a:graphicData uri="http://schemas.openxmlformats.org/drawingml/2006/picture">
                 <pic:pic>
                   <pic:nvPicPr>
-                    <pic:cNvPr id="0" name="sample_pairs_grid.png"/>
+                    <pic:cNvPr id="0" name="pipeline.png"/>
                     <pic:cNvPicPr/>
                   </pic:nvPicPr>
                   <pic:blipFill>
@@ -1565,7 +1580,7 @@
                   <pic:spPr>
                     <a:xfrm>
                       <a:off x="0" y="0"/>
-                      <a:ext cx="5220000" cy="3654000"/>
+                      <a:ext cx="5400000" cy="1828125"/>
                     </a:xfrm>
                     <a:prstGeom prst="rect"/>
                   </pic:spPr>
@@ -1592,7 +1607,7 @@
         <w:rPr>
           <w:sz w:val="19"/>
         </w:rPr>
-        <w:t xml:space="preserve"> Contoh pasangan citra SAR, mask, dan overlay (merah = minyak) per split dan sensor hasil audit.</w:t>
+        <w:t xml:space="preserve"> Alur sistem, dari data hingga aplikasi web.</w:t>
       </w:r>
     </w:p>
     <w:p>
@@ -1600,148 +1615,42 @@
         <w:pStyle w:val="Heading2"/>
       </w:pPr>
       <w:r>
-        <w:t>2.2 Pemilihan sensor, split, dan preprocessing</w:t>
+        <w:t>2.2 Model Machine Learning dan Deep Learning</w:t>
       </w:r>
     </w:p>
     <w:p>
       <w:pPr>
-        <w:ind w:firstLine="425"/>
+        <w:pStyle w:val="ListBullet"/>
+        <w:spacing w:after="40"/>
+        <w:ind w:left="510"/>
         <w:jc w:val="both"/>
       </w:pPr>
       <w:r>
-        <w:t xml:space="preserve">Eksperimen utama menggunakan </w:t>
+        <w:rPr>
+          <w:b/>
+        </w:rPr>
+        <w:t>Random Forest</w:t>
+      </w:r>
+      <w:r>
+        <w:t xml:space="preserve"> [15] dan </w:t>
       </w:r>
       <w:r>
         <w:rPr>
           <w:b/>
         </w:rPr>
-        <w:t>Sentinel-1</w:t>
+        <w:t>LightGBM</w:t>
       </w:r>
       <w:r>
-        <w:t xml:space="preserve"> karena jumlah sampelnya terbanyak, file dengan label ambigu lebih sedikit (1.468 vs 1.654), sesuai dengan katalog kasus, dan datanya tersedia terbuka sehingga relevan untuk operasional. Data latih dibagi menjadi 2.850 latih dan 504 validasi (15%, </w:t>
-      </w:r>
-      <w:r>
-        <w:rPr>
-          <w:i/>
-        </w:rPr>
-        <w:t>seed</w:t>
-      </w:r>
-      <w:r>
-        <w:t xml:space="preserve"> 42). Karena ID berkas terbukti tidak berurutan menurut </w:t>
-      </w:r>
-      <w:r>
-        <w:rPr>
-          <w:i/>
-        </w:rPr>
-        <w:t>scene</w:t>
-      </w:r>
-      <w:r>
-        <w:t xml:space="preserve"> (jarak Hamming antar-ID berurutan sama dengan pasangan acak, median 126), pengelompokan dilakukan berdasarkan komponen </w:t>
-      </w:r>
-      <w:r>
-        <w:rPr>
-          <w:i/>
-        </w:rPr>
-        <w:t>near-duplicate</w:t>
-      </w:r>
-      <w:r>
-        <w:t xml:space="preserve"> agar citra yang mirip tidak terpisah ke latih dan validasi. Set uji (839 citra) hanya dipakai sekali untuk evaluasi akhir. Proporsi piksel minyak adalah 29,3% (latih), 29,4% (validasi), dan 34,7% (uji).</w:t>
+        <w:t xml:space="preserve"> [16] mengklasifikasi setiap piksel dari 13 fitur buatan tangan: intensitas; rata-rata lokal 5/11/21/41 piksel; simpangan baku lokal 5/11/21 (tekstur); gradien Sobel (tepi); kontras rata-rata 5 vs 41; selisih terhadap rata-rata citra; serta minimum dan maksimum lokal 11 piksel. Fitur ditulis sebagai modul PyTorch agar identik di notebook dan browser. Model dilatih pada 300 piksel acak per citra latih (855.000 baris) dengan ukuran dibatasi agar ringan di web: RF 20 pohon kedalaman 12, LightGBM 100 pohon 31 daun.</w:t>
       </w:r>
     </w:p>
     <w:p>
       <w:pPr>
-        <w:ind w:firstLine="425"/>
+        <w:pStyle w:val="ListBullet"/>
+        <w:spacing w:after="40"/>
+        <w:ind w:left="510"/>
         <w:jc w:val="both"/>
       </w:pPr>
-      <w:r>
-        <w:t xml:space="preserve">Preprocessing: kanal R (= grayscale), ukuran asli 256×256 tanpa resize, normalisasi </w:t>
-      </w:r>
-      <w:r>
-        <w:rPr>
-          <w:i/>
-        </w:rPr>
-        <w:t>z-score</w:t>
-      </w:r>
-      <w:r>
-        <w:t xml:space="preserve"> x' = (x/255 − 0,3834)/0,2020 dengan statistik dari subset latih saja. Augmentasi hanya diterapkan pada data latih: 8 transformasi dihedral (rotasi 90° dan flip) yang identik untuk citra dan mask, serta jitter kecerahan/kontras ±10% khusus citra. Konfigurasi preprocessing disimpan agar inferensi web memakai langkah yang sama persis.</w:t>
-      </w:r>
-    </w:p>
-    <w:p>
-      <w:pPr>
-        <w:keepNext/>
-        <w:spacing w:after="0"/>
-        <w:jc w:val="center"/>
-      </w:pPr>
-      <w:r>
-        <w:drawing>
-          <wp:inline xmlns:a="http://schemas.openxmlformats.org/drawingml/2006/main" xmlns:pic="http://schemas.openxmlformats.org/drawingml/2006/picture">
-            <wp:extent cx="5580000" cy="1898770"/>
-            <wp:docPr id="3" name="Picture 3"/>
-            <wp:cNvGraphicFramePr>
-              <a:graphicFrameLocks noChangeAspect="1"/>
-            </wp:cNvGraphicFramePr>
-            <a:graphic>
-              <a:graphicData uri="http://schemas.openxmlformats.org/drawingml/2006/picture">
-                <pic:pic>
-                  <pic:nvPicPr>
-                    <pic:cNvPr id="0" name="pipeline.png"/>
-                    <pic:cNvPicPr/>
-                  </pic:nvPicPr>
-                  <pic:blipFill>
-                    <a:blip r:embed="rId13"/>
-                    <a:stretch>
-                      <a:fillRect/>
-                    </a:stretch>
-                  </pic:blipFill>
-                  <pic:spPr>
-                    <a:xfrm>
-                      <a:off x="0" y="0"/>
-                      <a:ext cx="5580000" cy="1898770"/>
-                    </a:xfrm>
-                    <a:prstGeom prst="rect"/>
-                  </pic:spPr>
-                </pic:pic>
-              </a:graphicData>
-            </a:graphic>
-          </wp:inline>
-        </w:drawing>
-      </w:r>
-    </w:p>
-    <w:p>
-      <w:pPr>
-        <w:spacing w:after="160" w:before="60"/>
-        <w:jc w:val="center"/>
-      </w:pPr>
-      <w:r>
-        <w:rPr>
-          <w:b/>
-          <w:sz w:val="19"/>
-        </w:rPr>
-        <w:t>Gambar 2.</w:t>
-      </w:r>
-      <w:r>
-        <w:rPr>
-          <w:sz w:val="19"/>
-        </w:rPr>
-        <w:t xml:space="preserve"> Diagram alur sistem, dari data hingga inferensi di browser.</w:t>
-      </w:r>
-    </w:p>
-    <w:p>
-      <w:pPr>
-        <w:pStyle w:val="Heading2"/>
-      </w:pPr>
-      <w:r>
-        <w:t>2.3 Arsitektur model dan pelatihan</w:t>
-      </w:r>
-    </w:p>
-    <w:p>
-      <w:pPr>
-        <w:ind w:firstLine="425"/>
-        <w:jc w:val="both"/>
-      </w:pPr>
-      <w:r>
-        <w:t xml:space="preserve">Model utama adalah </w:t>
-      </w:r>
       <w:r>
         <w:rPr>
           <w:b/>
@@ -1749,34 +1658,16 @@
         <w:t>U-Net Lite</w:t>
       </w:r>
       <w:r>
-        <w:t xml:space="preserve">, varian U-Net [11] dengan 4 level </w:t>
+        <w:t xml:space="preserve"> adalah U-Net [11] 4 level dengan kanal 16–256 (1,94 juta parameter) yang dilatih dari nol. </w:t>
       </w:r>
       <w:r>
         <w:rPr>
-          <w:i/>
+          <w:b/>
         </w:rPr>
-        <w:t>encoder–decoder</w:t>
+        <w:t>DeepLabV3+</w:t>
       </w:r>
       <w:r>
-        <w:t xml:space="preserve"> dan jumlah kanal 16–32–64–128–256 (±1,94 juta parameter, 7,8 MB dalam FP32). Setiap blok terdiri atas dua lapis Conv 3×3–BatchNorm–ReLU; </w:t>
-      </w:r>
-      <w:r>
-        <w:rPr>
-          <w:i/>
-        </w:rPr>
-        <w:t>downsampling</w:t>
-      </w:r>
-      <w:r>
-        <w:t xml:space="preserve"> memakai MaxPool 2×2, </w:t>
-      </w:r>
-      <w:r>
-        <w:rPr>
-          <w:i/>
-        </w:rPr>
-        <w:t>upsampling</w:t>
-      </w:r>
-      <w:r>
-        <w:t xml:space="preserve"> memakai ConvTranspose 2×2, dan fitur </w:t>
+        <w:t xml:space="preserve"> [17] memakai </w:t>
       </w:r>
       <w:r>
         <w:rPr>
@@ -1785,25 +1676,7 @@
         <w:t>encoder</w:t>
       </w:r>
       <w:r>
-        <w:t xml:space="preserve"> digabungkan melalui </w:t>
-      </w:r>
-      <w:r>
-        <w:rPr>
-          <w:i/>
-        </w:rPr>
-        <w:t>skip connection</w:t>
-      </w:r>
-      <w:r>
-        <w:t>. Keluaran berupa satu peta logit 256×256. Setelah diekspor, graf hanya berisi operator Conv, ConvTranspose, MaxPool, Relu, dan Concat, yang semuanya didukung onnxruntime-web.</w:t>
-      </w:r>
-    </w:p>
-    <w:p>
-      <w:pPr>
-        <w:ind w:firstLine="425"/>
-        <w:jc w:val="both"/>
-      </w:pPr>
-      <w:r>
-        <w:t xml:space="preserve">Pelatihan menggunakan loss 0,5·BCE + 0,5·Soft Dice untuk menangani ketidakseimbangan kelas, optimizer AdamW (lr 10⁻³, </w:t>
+        <w:t xml:space="preserve"> MobileNetV2 [18] pralatih ImageNet (4,38 juta parameter; bobot kanal pertama dijumlahkan menjadi 1 kanal). Keduanya dilatih dengan resep yang sama: loss 0,5·BCE + 0,5·Dice, AdamW (lr 10⁻³, </w:t>
       </w:r>
       <w:r>
         <w:rPr>
@@ -1812,7 +1685,7 @@
         <w:t>weight decay</w:t>
       </w:r>
       <w:r>
-        <w:t xml:space="preserve"> 10⁻⁴) dengan jadwal </w:t>
+        <w:t xml:space="preserve"> 10⁻⁴), jadwal </w:t>
       </w:r>
       <w:r>
         <w:rPr>
@@ -1821,7 +1694,7 @@
         <w:t>cosine</w:t>
       </w:r>
       <w:r>
-        <w:t xml:space="preserve"> selama 40 epoch, </w:t>
+        <w:t xml:space="preserve"> 40 epoch, </w:t>
       </w:r>
       <w:r>
         <w:rPr>
@@ -1839,7 +1712,16 @@
         <w:t>mixed precision</w:t>
       </w:r>
       <w:r>
-        <w:t xml:space="preserve"> (AMP) pada GPU Tesla T4 di Google Colab. Checkpoint terbaik dipilih berdasarkan Dice validasi (epoch 37, Dice 0,8640); total waktu pelatihan 10,0 menit. Threshold biner dipilih melalui </w:t>
+        <w:t xml:space="preserve"> pada GPU Tesla T4 (Google Colab). Checkpoint terbaik dipilih dari Dice validasi.</w:t>
+      </w:r>
+    </w:p>
+    <w:p>
+      <w:pPr>
+        <w:ind w:firstLine="425"/>
+        <w:jc w:val="both"/>
+      </w:pPr>
+      <w:r>
+        <w:t xml:space="preserve">Threshold setiap model dipilih melalui </w:t>
       </w:r>
       <w:r>
         <w:rPr>
@@ -1857,7 +1739,16 @@
         <w:t>validasi</w:t>
       </w:r>
       <w:r>
-        <w:t>, menghasilkan 0,45 (Dice validasi 0,8641).</w:t>
+        <w:t xml:space="preserve">. Metrik utama adalah Dice (F1 piksel), IoU, precision, recall, dan PR-AUC dengan agregasi global (TP/FP/FN/TN dijumlahkan dari semua piksel uji). Baseline </w:t>
+      </w:r>
+      <w:r>
+        <w:rPr>
+          <w:i/>
+        </w:rPr>
+        <w:t>dark-spot thresholding</w:t>
+      </w:r>
+      <w:r>
+        <w:t xml:space="preserve"> (blur 7×7, intensitas &lt; 70; ambang dipilih pada data latih) disertakan, dan generalisasi lintas sensor diuji pada 776 citra PALSAR.</w:t>
       </w:r>
     </w:p>
     <w:p>
@@ -1865,7 +1756,7 @@
         <w:pStyle w:val="Heading2"/>
       </w:pPr>
       <w:r>
-        <w:t>2.4 Evaluasi dan baseline</w:t>
+        <w:t>2.3 Edge AI, poligon, dan simulasi respons</w:t>
       </w:r>
     </w:p>
     <w:p>
@@ -1874,51 +1765,16 @@
         <w:jc w:val="both"/>
       </w:pPr>
       <w:r>
-        <w:t xml:space="preserve">Metrik yang digunakan adalah Dice (setara F1 piksel), IoU, precision, recall, dan PR-AUC piksel. Agregasi utama bersifat </w:t>
-      </w:r>
-      <w:r>
-        <w:rPr>
-          <w:b/>
-        </w:rPr>
-        <w:t>global</w:t>
-      </w:r>
-      <w:r>
-        <w:t xml:space="preserve">: TP/FP/FN/TN dijumlahkan dari seluruh piksel semua citra uji, lalu metrik dihitung. Metrik </w:t>
+        <w:t xml:space="preserve">Model DL diekspor ke ONNX lalu dikuantisasi INT8 statis (QDQ per-kanal) [12] dengan kalibrasi 200 citra latih; varian web adalah varian terkecil yang penurunan Dice validasinya ≤ 0,005. Model ML diekspor sebagai satu graf ONNX (graf fitur + </w:t>
       </w:r>
       <w:r>
         <w:rPr>
           <w:i/>
         </w:rPr>
-        <w:t>macro</w:t>
+        <w:t>ensemble</w:t>
       </w:r>
       <w:r>
-        <w:t xml:space="preserve"> (rata-rata per citra) juga dilaporkan. Untuk perbandingan dengan [3], dihitung pula mIoU dua kelas (rata-rata IoU minyak dan latar). Dua baseline disertakan: (a) </w:t>
-      </w:r>
-      <w:r>
-        <w:rPr>
-          <w:i/>
-        </w:rPr>
-        <w:t>mask</w:t>
-      </w:r>
-      <w:r>
-        <w:t xml:space="preserve"> kosong (selalu memprediksi "bukan minyak") untuk menunjukkan bahwa akurasi piksel menyesatkan pada data tidak seimbang, dan (b) </w:t>
-      </w:r>
-      <w:r>
-        <w:rPr>
-          <w:i/>
-        </w:rPr>
-        <w:t>dark-spot thresholding</w:t>
-      </w:r>
-      <w:r>
-        <w:t xml:space="preserve"> klasik (blur 7×7, intensitas &lt; 70; ambang dipilih pada data latih). Generalisasi lintas sensor diuji terpisah pada 776 citra uji PALSAR yang tidak pernah dilihat model.</w:t>
-      </w:r>
-    </w:p>
-    <w:p>
-      <w:pPr>
-        <w:pStyle w:val="Heading2"/>
-      </w:pPr>
-      <w:r>
-        <w:t>2.5 Optimasi Edge AI</w:t>
+        <w:t xml:space="preserve"> pohon). Aplikasi web statis di Vercel menjalankan kelima model dengan onnxruntime-web [14] (WebAssembly multi-thread), sehingga citra pengguna tidak pernah dikirim ke server. Setelah inferensi, mask dipecah menjadi komponen terhubung, batas luar tiap slick ditelusuri lalu disederhanakan dengan Douglas–Peucker, sehingga diperoleh luas, keliling, dan poligon GeoJSON per slick.</w:t>
       </w:r>
     </w:p>
     <w:p>
@@ -1927,34 +1783,52 @@
         <w:jc w:val="both"/>
       </w:pPr>
       <w:r>
-        <w:t xml:space="preserve">Model diekspor ke ONNX (opset 17) lalu dibuat dua varian teroptimasi: </w:t>
+        <w:t>Simulasi skenario (</w:t>
+      </w:r>
+      <w:r>
+        <w:rPr>
+          <w:i/>
+        </w:rPr>
+        <w:t>what-if</w:t>
+      </w:r>
+      <w:r>
+        <w:t xml:space="preserve">) memproyeksikan poligon ke depan. </w:t>
       </w:r>
       <w:r>
         <w:rPr>
           <w:b/>
         </w:rPr>
-        <w:t>FP16</w:t>
+        <w:t>Drift</w:t>
       </w:r>
       <w:r>
-        <w:t xml:space="preserve"> (bobot dan komputasi 16-bit, I/O tetap FP32) dan </w:t>
+        <w:t xml:space="preserve">: kecepatan slick = 3% kecepatan angin + 100% arus permukaan, aturan praktis yang juga dipakai model trajektori NOAA GNOME [19]. </w:t>
       </w:r>
       <w:r>
         <w:rPr>
           <w:b/>
         </w:rPr>
-        <w:t>INT8</w:t>
+        <w:t>Penyebaran</w:t>
       </w:r>
       <w:r>
-        <w:t xml:space="preserve"> melalui kuantisasi statis format QDQ per-kanal [12] dengan kalibrasi 200 citra latih. Varian untuk web dipilih dengan aturan yang ditetapkan sebelumnya: varian terkecil yang penurunan Dice </w:t>
+        <w:t xml:space="preserve">: persamaan Fay [20] rezim gravitasi-viskos A ∝ ∛(Δ·g·V²/√ν)·√t, dengan volume V = luas × ketebalan menurut kode penampakan Bonn Agreement [21], ditambah difusi turbulen ΔA = 8πK·t dengan K dari hukum skala Okubo [22] (K = 0,0103 × L pangkat 1,15, dalam cm²/s, L = diameter slick dalam cm). </w:t>
       </w:r>
       <w:r>
         <w:rPr>
           <w:b/>
         </w:rPr>
-        <w:t>validasinya</w:t>
+        <w:t>Kebutuhan oil boom</w:t>
       </w:r>
       <w:r>
-        <w:t xml:space="preserve"> ≤ 0,005 dibandingkan FP32. Aplikasi web berupa halaman statis di Vercel yang menjalankan model dengan onnxruntime-web [14] berbasis WebAssembly; header COOP/COEP diaktifkan agar WASM dapat berjalan multi-thread. Dengan demikian, citra pengguna tidak pernah dikirim ke server.</w:t>
+        <w:t xml:space="preserve"> = 1,3 × keliling </w:t>
+      </w:r>
+      <w:r>
+        <w:rPr>
+          <w:i/>
+        </w:rPr>
+        <w:t>convex hull</w:t>
+      </w:r>
+      <w:r>
+        <w:t xml:space="preserve"> slick saat tim tiba, dengan peringatan bila kecepatan relatif &gt; 0,7 knot karena boom penahan mulai bocor [23].</w:t>
       </w:r>
     </w:p>
     <w:p>
@@ -1970,93 +1844,7 @@
         <w:pStyle w:val="Heading2"/>
       </w:pPr>
       <w:r>
-        <w:t>3.1 Proses pelatihan</w:t>
-      </w:r>
-    </w:p>
-    <w:p>
-      <w:pPr>
-        <w:keepNext/>
-        <w:spacing w:after="0"/>
-        <w:jc w:val="center"/>
-      </w:pPr>
-      <w:r>
-        <w:drawing>
-          <wp:inline xmlns:a="http://schemas.openxmlformats.org/drawingml/2006/main" xmlns:pic="http://schemas.openxmlformats.org/drawingml/2006/picture">
-            <wp:extent cx="5580000" cy="1826182"/>
-            <wp:docPr id="4" name="Picture 4"/>
-            <wp:cNvGraphicFramePr>
-              <a:graphicFrameLocks noChangeAspect="1"/>
-            </wp:cNvGraphicFramePr>
-            <a:graphic>
-              <a:graphicData uri="http://schemas.openxmlformats.org/drawingml/2006/picture">
-                <pic:pic>
-                  <pic:nvPicPr>
-                    <pic:cNvPr id="0" name="training_curves.png"/>
-                    <pic:cNvPicPr/>
-                  </pic:nvPicPr>
-                  <pic:blipFill>
-                    <a:blip r:embed="rId14"/>
-                    <a:stretch>
-                      <a:fillRect/>
-                    </a:stretch>
-                  </pic:blipFill>
-                  <pic:spPr>
-                    <a:xfrm>
-                      <a:off x="0" y="0"/>
-                      <a:ext cx="5580000" cy="1826182"/>
-                    </a:xfrm>
-                    <a:prstGeom prst="rect"/>
-                  </pic:spPr>
-                </pic:pic>
-              </a:graphicData>
-            </a:graphic>
-          </wp:inline>
-        </w:drawing>
-      </w:r>
-    </w:p>
-    <w:p>
-      <w:pPr>
-        <w:spacing w:after="160" w:before="60"/>
-        <w:jc w:val="center"/>
-      </w:pPr>
-      <w:r>
-        <w:rPr>
-          <w:b/>
-          <w:sz w:val="19"/>
-        </w:rPr>
-        <w:t>Gambar 3.</w:t>
-      </w:r>
-      <w:r>
-        <w:rPr>
-          <w:sz w:val="19"/>
-        </w:rPr>
-        <w:t xml:space="preserve"> Kurva loss (kiri) serta Dice/IoU validasi pada threshold 0,5 (kanan) selama 40 epoch.</w:t>
-      </w:r>
-    </w:p>
-    <w:p>
-      <w:pPr>
-        <w:ind w:firstLine="425"/>
-        <w:jc w:val="both"/>
-      </w:pPr>
-      <w:r>
-        <w:t xml:space="preserve">Loss latih dan validasi turun bersamaan dan Dice validasi naik stabil hingga sekitar 0,86 tanpa tanda </w:t>
-      </w:r>
-      <w:r>
-        <w:rPr>
-          <w:i/>
-        </w:rPr>
-        <w:t>overfitting</w:t>
-      </w:r>
-      <w:r>
-        <w:t xml:space="preserve"> yang kuat (Gambar 3). Kurva yang masih sedikit naik di akhir menunjukkan bahwa pelatihan lebih lama berpotensi memberi peningkatan kecil.</w:t>
-      </w:r>
-    </w:p>
-    <w:p>
-      <w:pPr>
-        <w:pStyle w:val="Heading2"/>
-      </w:pPr>
-      <w:r>
-        <w:t>3.2 Metrik segmentasi pada set uji</w:t>
+        <w:t>3.1 Perbandingan model pada set uji</w:t>
       </w:r>
     </w:p>
     <w:p>
@@ -2076,7 +1864,7 @@
         <w:rPr>
           <w:sz w:val="19"/>
         </w:rPr>
-        <w:t xml:space="preserve"> Hasil pada set uji Sentinel-1 (839 citra, threshold 0,45, agregasi global).</w:t>
+        <w:t xml:space="preserve"> Hasil pada set uji Sentinel-1 (839 citra, agregasi global) dan uji lintas sensor PALSAR (776 citra).</w:t>
       </w:r>
     </w:p>
     <w:tbl>
@@ -2087,13 +1875,14 @@
         <w:tblLook w:firstColumn="1" w:firstRow="1" w:lastColumn="0" w:lastRow="0" w:noHBand="0" w:noVBand="1" w:val="04A0"/>
       </w:tblPr>
       <w:tblGrid>
-        <w:gridCol w:w="1296"/>
-        <w:gridCol w:w="1296"/>
-        <w:gridCol w:w="1296"/>
-        <w:gridCol w:w="1296"/>
-        <w:gridCol w:w="1296"/>
-        <w:gridCol w:w="1296"/>
-        <w:gridCol w:w="1296"/>
+        <w:gridCol w:w="1134"/>
+        <w:gridCol w:w="1134"/>
+        <w:gridCol w:w="1134"/>
+        <w:gridCol w:w="1134"/>
+        <w:gridCol w:w="1134"/>
+        <w:gridCol w:w="1134"/>
+        <w:gridCol w:w="1134"/>
+        <w:gridCol w:w="1134"/>
       </w:tblGrid>
       <w:tr>
         <w:trPr>
@@ -2101,7 +1890,7 @@
         </w:trPr>
         <w:tc>
           <w:tcPr>
-            <w:tcW w:type="dxa" w:w="3175"/>
+            <w:tcW w:type="dxa" w:w="2608"/>
             <w:shd w:val="clear" w:color="auto" w:fill="E7EEF7"/>
             <w:tcBorders>
               <w:top w:val="single" w:sz="10" w:color="000000" w:space="0"/>
@@ -2120,6 +1909,30 @@
                 <w:sz w:val="17"/>
               </w:rPr>
               <w:t>Model</w:t>
+            </w:r>
+          </w:p>
+        </w:tc>
+        <w:tc>
+          <w:tcPr>
+            <w:tcW w:type="dxa" w:w="567"/>
+            <w:shd w:val="clear" w:color="auto" w:fill="E7EEF7"/>
+            <w:tcBorders>
+              <w:top w:val="single" w:sz="10" w:color="000000" w:space="0"/>
+              <w:bottom w:val="single" w:sz="6" w:color="000000" w:space="0"/>
+            </w:tcBorders>
+          </w:tcPr>
+          <w:p>
+            <w:pPr>
+              <w:keepNext/>
+              <w:spacing w:after="20" w:line="240" w:lineRule="auto"/>
+              <w:jc w:val="center"/>
+            </w:pPr>
+            <w:r>
+              <w:rPr>
+                <w:b/>
+                <w:sz w:val="17"/>
+              </w:rPr>
+              <w:t>Thr</w:t>
             </w:r>
           </w:p>
         </w:tc>
@@ -2149,7 +1962,7 @@
         </w:tc>
         <w:tc>
           <w:tcPr>
-            <w:tcW w:type="dxa" w:w="850"/>
+            <w:tcW w:type="dxa" w:w="794"/>
             <w:shd w:val="clear" w:color="auto" w:fill="E7EEF7"/>
             <w:tcBorders>
               <w:top w:val="single" w:sz="10" w:color="000000" w:space="0"/>
@@ -2173,7 +1986,7 @@
         </w:tc>
         <w:tc>
           <w:tcPr>
-            <w:tcW w:type="dxa" w:w="964"/>
+            <w:tcW w:type="dxa" w:w="907"/>
             <w:shd w:val="clear" w:color="auto" w:fill="E7EEF7"/>
             <w:tcBorders>
               <w:top w:val="single" w:sz="10" w:color="000000" w:space="0"/>
@@ -2245,7 +2058,7 @@
         </w:tc>
         <w:tc>
           <w:tcPr>
-            <w:tcW w:type="dxa" w:w="907"/>
+            <w:tcW w:type="dxa" w:w="1020"/>
             <w:shd w:val="clear" w:color="auto" w:fill="E7EEF7"/>
             <w:tcBorders>
               <w:top w:val="single" w:sz="10" w:color="000000" w:space="0"/>
@@ -2263,7 +2076,7 @@
                 <w:b/>
                 <w:sz w:val="17"/>
               </w:rPr>
-              <w:t>Akurasi</w:t>
+              <w:t>Dice PALSAR</w:t>
             </w:r>
           </w:p>
         </w:tc>
@@ -2274,152 +2087,7 @@
         </w:trPr>
         <w:tc>
           <w:tcPr>
-            <w:tcW w:type="dxa" w:w="3175"/>
-            <w:shd w:val="clear" w:color="auto" w:fill="F2F7EC"/>
-          </w:tcPr>
-          <w:p>
-            <w:pPr>
-              <w:keepNext/>
-              <w:spacing w:after="20" w:line="240" w:lineRule="auto"/>
-              <w:jc w:val="left"/>
-            </w:pPr>
-            <w:r>
-              <w:rPr>
-                <w:b/>
-                <w:sz w:val="17"/>
-              </w:rPr>
-              <w:t>U-Net Lite (FP32)</w:t>
-            </w:r>
-          </w:p>
-        </w:tc>
-        <w:tc>
-          <w:tcPr>
-            <w:tcW w:type="dxa" w:w="907"/>
-            <w:shd w:val="clear" w:color="auto" w:fill="F2F7EC"/>
-          </w:tcPr>
-          <w:p>
-            <w:pPr>
-              <w:keepNext/>
-              <w:spacing w:after="20" w:line="240" w:lineRule="auto"/>
-              <w:jc w:val="center"/>
-            </w:pPr>
-            <w:r>
-              <w:rPr>
-                <w:b/>
-                <w:sz w:val="17"/>
-              </w:rPr>
-              <w:t>0,8547</w:t>
-            </w:r>
-          </w:p>
-        </w:tc>
-        <w:tc>
-          <w:tcPr>
-            <w:tcW w:type="dxa" w:w="850"/>
-            <w:shd w:val="clear" w:color="auto" w:fill="F2F7EC"/>
-          </w:tcPr>
-          <w:p>
-            <w:pPr>
-              <w:keepNext/>
-              <w:spacing w:after="20" w:line="240" w:lineRule="auto"/>
-              <w:jc w:val="center"/>
-            </w:pPr>
-            <w:r>
-              <w:rPr>
-                <w:b/>
-                <w:sz w:val="17"/>
-              </w:rPr>
-              <w:t>0,7462</w:t>
-            </w:r>
-          </w:p>
-        </w:tc>
-        <w:tc>
-          <w:tcPr>
-            <w:tcW w:type="dxa" w:w="964"/>
-            <w:shd w:val="clear" w:color="auto" w:fill="F2F7EC"/>
-          </w:tcPr>
-          <w:p>
-            <w:pPr>
-              <w:keepNext/>
-              <w:spacing w:after="20" w:line="240" w:lineRule="auto"/>
-              <w:jc w:val="center"/>
-            </w:pPr>
-            <w:r>
-              <w:rPr>
-                <w:b/>
-                <w:sz w:val="17"/>
-              </w:rPr>
-              <w:t>0,8058</w:t>
-            </w:r>
-          </w:p>
-        </w:tc>
-        <w:tc>
-          <w:tcPr>
-            <w:tcW w:type="dxa" w:w="850"/>
-            <w:shd w:val="clear" w:color="auto" w:fill="F2F7EC"/>
-          </w:tcPr>
-          <w:p>
-            <w:pPr>
-              <w:keepNext/>
-              <w:spacing w:after="20" w:line="240" w:lineRule="auto"/>
-              <w:jc w:val="center"/>
-            </w:pPr>
-            <w:r>
-              <w:rPr>
-                <w:b/>
-                <w:sz w:val="17"/>
-              </w:rPr>
-              <w:t>0,9099</w:t>
-            </w:r>
-          </w:p>
-        </w:tc>
-        <w:tc>
-          <w:tcPr>
-            <w:tcW w:type="dxa" w:w="850"/>
-            <w:shd w:val="clear" w:color="auto" w:fill="F2F7EC"/>
-          </w:tcPr>
-          <w:p>
-            <w:pPr>
-              <w:keepNext/>
-              <w:spacing w:after="20" w:line="240" w:lineRule="auto"/>
-              <w:jc w:val="center"/>
-            </w:pPr>
-            <w:r>
-              <w:rPr>
-                <w:b/>
-                <w:sz w:val="17"/>
-              </w:rPr>
-              <w:t>0,9361</w:t>
-            </w:r>
-          </w:p>
-        </w:tc>
-        <w:tc>
-          <w:tcPr>
-            <w:tcW w:type="dxa" w:w="907"/>
-            <w:shd w:val="clear" w:color="auto" w:fill="F2F7EC"/>
-          </w:tcPr>
-          <w:p>
-            <w:pPr>
-              <w:keepNext/>
-              <w:spacing w:after="20" w:line="240" w:lineRule="auto"/>
-              <w:jc w:val="center"/>
-            </w:pPr>
-            <w:r>
-              <w:rPr>
-                <w:b/>
-                <w:sz w:val="17"/>
-              </w:rPr>
-              <w:t>0,8926</w:t>
-            </w:r>
-          </w:p>
-        </w:tc>
-      </w:tr>
-      <w:tr>
-        <w:trPr>
-          <w:cantSplit/>
-        </w:trPr>
-        <w:tc>
-          <w:tcPr>
-            <w:tcW w:type="dxa" w:w="3175"/>
+            <w:tcW w:type="dxa" w:w="2608"/>
           </w:tcPr>
           <w:p>
             <w:pPr>
@@ -2431,13 +2099,13 @@
               <w:rPr>
                 <w:sz w:val="17"/>
               </w:rPr>
-              <w:t>U-Net Lite, tanpa 9 near-duplicate (830 citra)</w:t>
+              <w:t>Baseline dark-spot</w:t>
             </w:r>
           </w:p>
         </w:tc>
         <w:tc>
           <w:tcPr>
-            <w:tcW w:type="dxa" w:w="907"/>
+            <w:tcW w:type="dxa" w:w="567"/>
           </w:tcPr>
           <w:p>
             <w:pPr>
@@ -2449,120 +2117,7 @@
               <w:rPr>
                 <w:sz w:val="17"/>
               </w:rPr>
-              <w:t>0,8539</w:t>
-            </w:r>
-          </w:p>
-        </w:tc>
-        <w:tc>
-          <w:tcPr>
-            <w:tcW w:type="dxa" w:w="850"/>
-          </w:tcPr>
-          <w:p>
-            <w:pPr>
-              <w:keepNext/>
-              <w:spacing w:after="20" w:line="240" w:lineRule="auto"/>
-              <w:jc w:val="center"/>
-            </w:pPr>
-            <w:r>
-              <w:rPr>
-                <w:sz w:val="17"/>
-              </w:rPr>
-              <w:t>0,7451</w:t>
-            </w:r>
-          </w:p>
-        </w:tc>
-        <w:tc>
-          <w:tcPr>
-            <w:tcW w:type="dxa" w:w="964"/>
-          </w:tcPr>
-          <w:p>
-            <w:pPr>
-              <w:keepNext/>
-              <w:spacing w:after="20" w:line="240" w:lineRule="auto"/>
-              <w:jc w:val="center"/>
-            </w:pPr>
-            <w:r>
-              <w:rPr>
-                <w:sz w:val="17"/>
-              </w:rPr>
-              <w:t>0,8054</w:t>
-            </w:r>
-          </w:p>
-        </w:tc>
-        <w:tc>
-          <w:tcPr>
-            <w:tcW w:type="dxa" w:w="850"/>
-          </w:tcPr>
-          <w:p>
-            <w:pPr>
-              <w:keepNext/>
-              <w:spacing w:after="20" w:line="240" w:lineRule="auto"/>
-              <w:jc w:val="center"/>
-            </w:pPr>
-            <w:r>
-              <w:rPr>
-                <w:sz w:val="17"/>
-              </w:rPr>
-              <w:t>0,9087</w:t>
-            </w:r>
-          </w:p>
-        </w:tc>
-        <w:tc>
-          <w:tcPr>
-            <w:tcW w:type="dxa" w:w="850"/>
-          </w:tcPr>
-          <w:p>
-            <w:pPr>
-              <w:keepNext/>
-              <w:spacing w:after="20" w:line="240" w:lineRule="auto"/>
-              <w:jc w:val="center"/>
-            </w:pPr>
-            <w:r>
-              <w:rPr>
-                <w:sz w:val="17"/>
-              </w:rPr>
-              <w:t>0,9351</w:t>
-            </w:r>
-          </w:p>
-        </w:tc>
-        <w:tc>
-          <w:tcPr>
-            <w:tcW w:type="dxa" w:w="907"/>
-          </w:tcPr>
-          <w:p>
-            <w:pPr>
-              <w:keepNext/>
-              <w:spacing w:after="20" w:line="240" w:lineRule="auto"/>
-              <w:jc w:val="center"/>
-            </w:pPr>
-            <w:r>
-              <w:rPr>
-                <w:sz w:val="17"/>
-              </w:rPr>
-              <w:t>0,8925</w:t>
-            </w:r>
-          </w:p>
-        </w:tc>
-      </w:tr>
-      <w:tr>
-        <w:trPr>
-          <w:cantSplit/>
-        </w:trPr>
-        <w:tc>
-          <w:tcPr>
-            <w:tcW w:type="dxa" w:w="3175"/>
-          </w:tcPr>
-          <w:p>
-            <w:pPr>
-              <w:keepNext/>
-              <w:spacing w:after="20" w:line="240" w:lineRule="auto"/>
-              <w:jc w:val="left"/>
-            </w:pPr>
-            <w:r>
-              <w:rPr>
-                <w:sz w:val="17"/>
-              </w:rPr>
-              <w:t>Baseline dark-spot thresholding</w:t>
+              <w:t>–</w:t>
             </w:r>
           </w:p>
         </w:tc>
@@ -2586,7 +2141,7 @@
         </w:tc>
         <w:tc>
           <w:tcPr>
-            <w:tcW w:type="dxa" w:w="850"/>
+            <w:tcW w:type="dxa" w:w="794"/>
           </w:tcPr>
           <w:p>
             <w:pPr>
@@ -2604,7 +2159,7 @@
         </w:tc>
         <w:tc>
           <w:tcPr>
-            <w:tcW w:type="dxa" w:w="964"/>
+            <w:tcW w:type="dxa" w:w="907"/>
           </w:tcPr>
           <w:p>
             <w:pPr>
@@ -2658,7 +2213,7 @@
         </w:tc>
         <w:tc>
           <w:tcPr>
-            <w:tcW w:type="dxa" w:w="907"/>
+            <w:tcW w:type="dxa" w:w="1020"/>
           </w:tcPr>
           <w:p>
             <w:pPr>
@@ -2670,7 +2225,7 @@
               <w:rPr>
                 <w:sz w:val="17"/>
               </w:rPr>
-              <w:t>0,7912</w:t>
+              <w:t>0,6410</w:t>
             </w:r>
           </w:p>
         </w:tc>
@@ -2681,7 +2236,7 @@
         </w:trPr>
         <w:tc>
           <w:tcPr>
-            <w:tcW w:type="dxa" w:w="3175"/>
+            <w:tcW w:type="dxa" w:w="2608"/>
           </w:tcPr>
           <w:p>
             <w:pPr>
@@ -2693,7 +2248,25 @@
               <w:rPr>
                 <w:sz w:val="17"/>
               </w:rPr>
-              <w:t>Baseline mask kosong</w:t>
+              <w:t>ML: Random Forest</w:t>
+            </w:r>
+          </w:p>
+        </w:tc>
+        <w:tc>
+          <w:tcPr>
+            <w:tcW w:type="dxa" w:w="567"/>
+          </w:tcPr>
+          <w:p>
+            <w:pPr>
+              <w:keepNext/>
+              <w:spacing w:after="20" w:line="240" w:lineRule="auto"/>
+              <w:jc w:val="center"/>
+            </w:pPr>
+            <w:r>
+              <w:rPr>
+                <w:sz w:val="17"/>
+              </w:rPr>
+              <w:t>0,40</w:t>
             </w:r>
           </w:p>
         </w:tc>
@@ -2711,7 +2284,43 @@
               <w:rPr>
                 <w:sz w:val="17"/>
               </w:rPr>
-              <w:t>0,0000</w:t>
+              <w:t>0,8036</w:t>
+            </w:r>
+          </w:p>
+        </w:tc>
+        <w:tc>
+          <w:tcPr>
+            <w:tcW w:type="dxa" w:w="794"/>
+          </w:tcPr>
+          <w:p>
+            <w:pPr>
+              <w:keepNext/>
+              <w:spacing w:after="20" w:line="240" w:lineRule="auto"/>
+              <w:jc w:val="center"/>
+            </w:pPr>
+            <w:r>
+              <w:rPr>
+                <w:sz w:val="17"/>
+              </w:rPr>
+              <w:t>0,6717</w:t>
+            </w:r>
+          </w:p>
+        </w:tc>
+        <w:tc>
+          <w:tcPr>
+            <w:tcW w:type="dxa" w:w="907"/>
+          </w:tcPr>
+          <w:p>
+            <w:pPr>
+              <w:keepNext/>
+              <w:spacing w:after="20" w:line="240" w:lineRule="auto"/>
+              <w:jc w:val="center"/>
+            </w:pPr>
+            <w:r>
+              <w:rPr>
+                <w:sz w:val="17"/>
+              </w:rPr>
+              <w:t>0,7721</w:t>
             </w:r>
           </w:p>
         </w:tc>
@@ -2729,25 +2338,7 @@
               <w:rPr>
                 <w:sz w:val="17"/>
               </w:rPr>
-              <w:t>0,0000</w:t>
-            </w:r>
-          </w:p>
-        </w:tc>
-        <w:tc>
-          <w:tcPr>
-            <w:tcW w:type="dxa" w:w="964"/>
-          </w:tcPr>
-          <w:p>
-            <w:pPr>
-              <w:keepNext/>
-              <w:spacing w:after="20" w:line="240" w:lineRule="auto"/>
-              <w:jc w:val="center"/>
-            </w:pPr>
-            <w:r>
-              <w:rPr>
-                <w:sz w:val="17"/>
-              </w:rPr>
-              <w:t>0,0000</w:t>
+              <w:t>0,8377</w:t>
             </w:r>
           </w:p>
         </w:tc>
@@ -2765,7 +2356,120 @@
               <w:rPr>
                 <w:sz w:val="17"/>
               </w:rPr>
-              <w:t>0,0000</w:t>
+              <w:t>0,8981</w:t>
+            </w:r>
+          </w:p>
+        </w:tc>
+        <w:tc>
+          <w:tcPr>
+            <w:tcW w:type="dxa" w:w="1020"/>
+          </w:tcPr>
+          <w:p>
+            <w:pPr>
+              <w:keepNext/>
+              <w:spacing w:after="20" w:line="240" w:lineRule="auto"/>
+              <w:jc w:val="center"/>
+            </w:pPr>
+            <w:r>
+              <w:rPr>
+                <w:sz w:val="17"/>
+              </w:rPr>
+              <w:t>0,7506</w:t>
+            </w:r>
+          </w:p>
+        </w:tc>
+      </w:tr>
+      <w:tr>
+        <w:trPr>
+          <w:cantSplit/>
+        </w:trPr>
+        <w:tc>
+          <w:tcPr>
+            <w:tcW w:type="dxa" w:w="2608"/>
+          </w:tcPr>
+          <w:p>
+            <w:pPr>
+              <w:keepNext/>
+              <w:spacing w:after="20" w:line="240" w:lineRule="auto"/>
+              <w:jc w:val="left"/>
+            </w:pPr>
+            <w:r>
+              <w:rPr>
+                <w:sz w:val="17"/>
+              </w:rPr>
+              <w:t>ML: LightGBM</w:t>
+            </w:r>
+          </w:p>
+        </w:tc>
+        <w:tc>
+          <w:tcPr>
+            <w:tcW w:type="dxa" w:w="567"/>
+          </w:tcPr>
+          <w:p>
+            <w:pPr>
+              <w:keepNext/>
+              <w:spacing w:after="20" w:line="240" w:lineRule="auto"/>
+              <w:jc w:val="center"/>
+            </w:pPr>
+            <w:r>
+              <w:rPr>
+                <w:sz w:val="17"/>
+              </w:rPr>
+              <w:t>0,35</w:t>
+            </w:r>
+          </w:p>
+        </w:tc>
+        <w:tc>
+          <w:tcPr>
+            <w:tcW w:type="dxa" w:w="907"/>
+          </w:tcPr>
+          <w:p>
+            <w:pPr>
+              <w:keepNext/>
+              <w:spacing w:after="20" w:line="240" w:lineRule="auto"/>
+              <w:jc w:val="center"/>
+            </w:pPr>
+            <w:r>
+              <w:rPr>
+                <w:sz w:val="17"/>
+              </w:rPr>
+              <w:t>0,8056</w:t>
+            </w:r>
+          </w:p>
+        </w:tc>
+        <w:tc>
+          <w:tcPr>
+            <w:tcW w:type="dxa" w:w="794"/>
+          </w:tcPr>
+          <w:p>
+            <w:pPr>
+              <w:keepNext/>
+              <w:spacing w:after="20" w:line="240" w:lineRule="auto"/>
+              <w:jc w:val="center"/>
+            </w:pPr>
+            <w:r>
+              <w:rPr>
+                <w:sz w:val="17"/>
+              </w:rPr>
+              <w:t>0,6745</w:t>
+            </w:r>
+          </w:p>
+        </w:tc>
+        <w:tc>
+          <w:tcPr>
+            <w:tcW w:type="dxa" w:w="907"/>
+          </w:tcPr>
+          <w:p>
+            <w:pPr>
+              <w:keepNext/>
+              <w:spacing w:after="20" w:line="240" w:lineRule="auto"/>
+              <w:jc w:val="center"/>
+            </w:pPr>
+            <w:r>
+              <w:rPr>
+                <w:sz w:val="17"/>
+              </w:rPr>
+              <w:t>0,7568</w:t>
             </w:r>
           </w:p>
         </w:tc>
@@ -2783,7 +2487,84 @@
               <w:rPr>
                 <w:sz w:val="17"/>
               </w:rPr>
-              <w:t>–</w:t>
+              <w:t>0,8612</w:t>
+            </w:r>
+          </w:p>
+        </w:tc>
+        <w:tc>
+          <w:tcPr>
+            <w:tcW w:type="dxa" w:w="850"/>
+          </w:tcPr>
+          <w:p>
+            <w:pPr>
+              <w:keepNext/>
+              <w:spacing w:after="20" w:line="240" w:lineRule="auto"/>
+              <w:jc w:val="center"/>
+            </w:pPr>
+            <w:r>
+              <w:rPr>
+                <w:sz w:val="17"/>
+              </w:rPr>
+              <w:t>0,9020</w:t>
+            </w:r>
+          </w:p>
+        </w:tc>
+        <w:tc>
+          <w:tcPr>
+            <w:tcW w:type="dxa" w:w="1020"/>
+          </w:tcPr>
+          <w:p>
+            <w:pPr>
+              <w:keepNext/>
+              <w:spacing w:after="20" w:line="240" w:lineRule="auto"/>
+              <w:jc w:val="center"/>
+            </w:pPr>
+            <w:r>
+              <w:rPr>
+                <w:sz w:val="17"/>
+              </w:rPr>
+              <w:t>0,7490</w:t>
+            </w:r>
+          </w:p>
+        </w:tc>
+      </w:tr>
+      <w:tr>
+        <w:trPr>
+          <w:cantSplit/>
+        </w:trPr>
+        <w:tc>
+          <w:tcPr>
+            <w:tcW w:type="dxa" w:w="2608"/>
+          </w:tcPr>
+          <w:p>
+            <w:pPr>
+              <w:keepNext/>
+              <w:spacing w:after="20" w:line="240" w:lineRule="auto"/>
+              <w:jc w:val="left"/>
+            </w:pPr>
+            <w:r>
+              <w:rPr>
+                <w:sz w:val="17"/>
+              </w:rPr>
+              <w:t>DL: U-Net Lite</w:t>
+            </w:r>
+          </w:p>
+        </w:tc>
+        <w:tc>
+          <w:tcPr>
+            <w:tcW w:type="dxa" w:w="567"/>
+          </w:tcPr>
+          <w:p>
+            <w:pPr>
+              <w:keepNext/>
+              <w:spacing w:after="20" w:line="240" w:lineRule="auto"/>
+              <w:jc w:val="center"/>
+            </w:pPr>
+            <w:r>
+              <w:rPr>
+                <w:sz w:val="17"/>
+              </w:rPr>
+              <w:t>0,45</w:t>
             </w:r>
           </w:p>
         </w:tc>
@@ -2801,37 +2582,25 @@
               <w:rPr>
                 <w:sz w:val="17"/>
               </w:rPr>
-              <w:t>0,6528</w:t>
+              <w:t>0,8547</w:t>
             </w:r>
           </w:p>
         </w:tc>
-      </w:tr>
-      <w:tr>
-        <w:trPr>
-          <w:cantSplit/>
-        </w:trPr>
         <w:tc>
           <w:tcPr>
-            <w:tcW w:type="dxa" w:w="3175"/>
+            <w:tcW w:type="dxa" w:w="794"/>
           </w:tcPr>
           <w:p>
             <w:pPr>
               <w:keepNext/>
               <w:spacing w:after="20" w:line="240" w:lineRule="auto"/>
-              <w:jc w:val="left"/>
+              <w:jc w:val="center"/>
             </w:pPr>
-            <w:r>
-              <w:rPr>
-                <w:i/>
-                <w:sz w:val="17"/>
-              </w:rPr>
-              <w:t>Lintas sensor:</w:t>
-            </w:r>
             <w:r>
               <w:rPr>
                 <w:sz w:val="17"/>
               </w:rPr>
-              <w:t xml:space="preserve"> U-Net Lite pada uji PALSAR (776)</w:t>
+              <w:t>0,7462</w:t>
             </w:r>
           </w:p>
         </w:tc>
@@ -2849,7 +2618,26 @@
               <w:rPr>
                 <w:sz w:val="17"/>
               </w:rPr>
-              <w:t>0,7774</w:t>
+              <w:t>0,8058</w:t>
+            </w:r>
+          </w:p>
+        </w:tc>
+        <w:tc>
+          <w:tcPr>
+            <w:tcW w:type="dxa" w:w="850"/>
+          </w:tcPr>
+          <w:p>
+            <w:pPr>
+              <w:keepNext/>
+              <w:spacing w:after="20" w:line="240" w:lineRule="auto"/>
+              <w:jc w:val="center"/>
+            </w:pPr>
+            <w:r>
+              <w:rPr>
+                <w:b/>
+                <w:sz w:val="17"/>
+              </w:rPr>
+              <w:t>0,9099</w:t>
             </w:r>
           </w:p>
         </w:tc>
@@ -2867,13 +2655,13 @@
               <w:rPr>
                 <w:sz w:val="17"/>
               </w:rPr>
-              <w:t>0,6358</w:t>
+              <w:t>0,9361</w:t>
             </w:r>
           </w:p>
         </w:tc>
         <w:tc>
           <w:tcPr>
-            <w:tcW w:type="dxa" w:w="964"/>
+            <w:tcW w:type="dxa" w:w="1020"/>
           </w:tcPr>
           <w:p>
             <w:pPr>
@@ -2885,61 +2673,7 @@
               <w:rPr>
                 <w:sz w:val="17"/>
               </w:rPr>
-              <w:t>0,7276</w:t>
-            </w:r>
-          </w:p>
-        </w:tc>
-        <w:tc>
-          <w:tcPr>
-            <w:tcW w:type="dxa" w:w="850"/>
-          </w:tcPr>
-          <w:p>
-            <w:pPr>
-              <w:keepNext/>
-              <w:spacing w:after="20" w:line="240" w:lineRule="auto"/>
-              <w:jc w:val="center"/>
-            </w:pPr>
-            <w:r>
-              <w:rPr>
-                <w:sz w:val="17"/>
-              </w:rPr>
-              <w:t>0,8344</w:t>
-            </w:r>
-          </w:p>
-        </w:tc>
-        <w:tc>
-          <w:tcPr>
-            <w:tcW w:type="dxa" w:w="850"/>
-          </w:tcPr>
-          <w:p>
-            <w:pPr>
-              <w:keepNext/>
-              <w:spacing w:after="20" w:line="240" w:lineRule="auto"/>
-              <w:jc w:val="center"/>
-            </w:pPr>
-            <w:r>
-              <w:rPr>
-                <w:sz w:val="17"/>
-              </w:rPr>
-              <w:t>0,8680</w:t>
-            </w:r>
-          </w:p>
-        </w:tc>
-        <w:tc>
-          <w:tcPr>
-            <w:tcW w:type="dxa" w:w="907"/>
-          </w:tcPr>
-          <w:p>
-            <w:pPr>
-              <w:keepNext/>
-              <w:spacing w:after="20" w:line="240" w:lineRule="auto"/>
-              <w:jc w:val="center"/>
-            </w:pPr>
-            <w:r>
-              <w:rPr>
-                <w:sz w:val="17"/>
-              </w:rPr>
-              <w:t>0,9197</w:t>
+              <w:t>0,7774</w:t>
             </w:r>
           </w:p>
         </w:tc>
@@ -2950,10 +2684,11 @@
         </w:trPr>
         <w:tc>
           <w:tcPr>
-            <w:tcW w:type="dxa" w:w="3175"/>
+            <w:tcW w:type="dxa" w:w="2608"/>
             <w:tcBorders>
               <w:bottom w:val="single" w:sz="10" w:color="000000" w:space="0"/>
             </w:tcBorders>
+            <w:shd w:val="clear" w:color="auto" w:fill="F2F7EC"/>
           </w:tcPr>
           <w:p>
             <w:pPr>
@@ -2962,16 +2697,32 @@
             </w:pPr>
             <w:r>
               <w:rPr>
-                <w:i/>
+                <w:b/>
                 <w:sz w:val="17"/>
               </w:rPr>
-              <w:t>Lintas sensor:</w:t>
+              <w:t>DL: DeepLabV3+ MobileNetV2</w:t>
             </w:r>
+          </w:p>
+        </w:tc>
+        <w:tc>
+          <w:tcPr>
+            <w:tcW w:type="dxa" w:w="567"/>
+            <w:tcBorders>
+              <w:bottom w:val="single" w:sz="10" w:color="000000" w:space="0"/>
+            </w:tcBorders>
+            <w:shd w:val="clear" w:color="auto" w:fill="F2F7EC"/>
+          </w:tcPr>
+          <w:p>
+            <w:pPr>
+              <w:spacing w:after="20" w:line="240" w:lineRule="auto"/>
+              <w:jc w:val="center"/>
+            </w:pPr>
             <w:r>
               <w:rPr>
+                <w:b/>
                 <w:sz w:val="17"/>
               </w:rPr>
-              <w:t xml:space="preserve"> dark-spot pada uji PALSAR</w:t>
+              <w:t>0,50</w:t>
             </w:r>
           </w:p>
         </w:tc>
@@ -2981,6 +2732,7 @@
             <w:tcBorders>
               <w:bottom w:val="single" w:sz="10" w:color="000000" w:space="0"/>
             </w:tcBorders>
+            <w:shd w:val="clear" w:color="auto" w:fill="F2F7EC"/>
           </w:tcPr>
           <w:p>
             <w:pPr>
@@ -2989,9 +2741,54 @@
             </w:pPr>
             <w:r>
               <w:rPr>
+                <w:b/>
                 <w:sz w:val="17"/>
               </w:rPr>
-              <w:t>0,6410</w:t>
+              <w:t>0,8667</w:t>
+            </w:r>
+          </w:p>
+        </w:tc>
+        <w:tc>
+          <w:tcPr>
+            <w:tcW w:type="dxa" w:w="794"/>
+            <w:tcBorders>
+              <w:bottom w:val="single" w:sz="10" w:color="000000" w:space="0"/>
+            </w:tcBorders>
+            <w:shd w:val="clear" w:color="auto" w:fill="F2F7EC"/>
+          </w:tcPr>
+          <w:p>
+            <w:pPr>
+              <w:spacing w:after="20" w:line="240" w:lineRule="auto"/>
+              <w:jc w:val="center"/>
+            </w:pPr>
+            <w:r>
+              <w:rPr>
+                <w:b/>
+                <w:sz w:val="17"/>
+              </w:rPr>
+              <w:t>0,7648</w:t>
+            </w:r>
+          </w:p>
+        </w:tc>
+        <w:tc>
+          <w:tcPr>
+            <w:tcW w:type="dxa" w:w="907"/>
+            <w:tcBorders>
+              <w:bottom w:val="single" w:sz="10" w:color="000000" w:space="0"/>
+            </w:tcBorders>
+            <w:shd w:val="clear" w:color="auto" w:fill="F2F7EC"/>
+          </w:tcPr>
+          <w:p>
+            <w:pPr>
+              <w:spacing w:after="20" w:line="240" w:lineRule="auto"/>
+              <w:jc w:val="center"/>
+            </w:pPr>
+            <w:r>
+              <w:rPr>
+                <w:b/>
+                <w:sz w:val="17"/>
+              </w:rPr>
+              <w:t>0,8344</w:t>
             </w:r>
           </w:p>
         </w:tc>
@@ -3001,6 +2798,7 @@
             <w:tcBorders>
               <w:bottom w:val="single" w:sz="10" w:color="000000" w:space="0"/>
             </w:tcBorders>
+            <w:shd w:val="clear" w:color="auto" w:fill="F2F7EC"/>
           </w:tcPr>
           <w:p>
             <w:pPr>
@@ -3009,29 +2807,10 @@
             </w:pPr>
             <w:r>
               <w:rPr>
+                <w:b/>
                 <w:sz w:val="17"/>
               </w:rPr>
-              <w:t>0,4717</w:t>
-            </w:r>
-          </w:p>
-        </w:tc>
-        <w:tc>
-          <w:tcPr>
-            <w:tcW w:type="dxa" w:w="964"/>
-            <w:tcBorders>
-              <w:bottom w:val="single" w:sz="10" w:color="000000" w:space="0"/>
-            </w:tcBorders>
-          </w:tcPr>
-          <w:p>
-            <w:pPr>
-              <w:spacing w:after="20" w:line="240" w:lineRule="auto"/>
-              <w:jc w:val="center"/>
-            </w:pPr>
-            <w:r>
-              <w:rPr>
-                <w:sz w:val="17"/>
-              </w:rPr>
-              <w:t>0,8651</w:t>
+              <w:t>0,9016</w:t>
             </w:r>
           </w:p>
         </w:tc>
@@ -3041,6 +2820,7 @@
             <w:tcBorders>
               <w:bottom w:val="single" w:sz="10" w:color="000000" w:space="0"/>
             </w:tcBorders>
+            <w:shd w:val="clear" w:color="auto" w:fill="F2F7EC"/>
           </w:tcPr>
           <w:p>
             <w:pPr>
@@ -3049,18 +2829,20 @@
             </w:pPr>
             <w:r>
               <w:rPr>
+                <w:b/>
                 <w:sz w:val="17"/>
               </w:rPr>
-              <w:t>0,5092</w:t>
+              <w:t>0,9479</w:t>
             </w:r>
           </w:p>
         </w:tc>
         <w:tc>
           <w:tcPr>
-            <w:tcW w:type="dxa" w:w="850"/>
+            <w:tcW w:type="dxa" w:w="1020"/>
             <w:tcBorders>
               <w:bottom w:val="single" w:sz="10" w:color="000000" w:space="0"/>
             </w:tcBorders>
+            <w:shd w:val="clear" w:color="auto" w:fill="F2F7EC"/>
           </w:tcPr>
           <w:p>
             <w:pPr>
@@ -3069,29 +2851,10 @@
             </w:pPr>
             <w:r>
               <w:rPr>
+                <w:b/>
                 <w:sz w:val="17"/>
               </w:rPr>
-              <w:t>–</w:t>
-            </w:r>
-          </w:p>
-        </w:tc>
-        <w:tc>
-          <w:tcPr>
-            <w:tcW w:type="dxa" w:w="907"/>
-            <w:tcBorders>
-              <w:bottom w:val="single" w:sz="10" w:color="000000" w:space="0"/>
-            </w:tcBorders>
-          </w:tcPr>
-          <w:p>
-            <w:pPr>
-              <w:spacing w:after="20" w:line="240" w:lineRule="auto"/>
-              <w:jc w:val="center"/>
-            </w:pPr>
-            <w:r>
-              <w:rPr>
-                <w:sz w:val="17"/>
-              </w:rPr>
-              <w:t>0,9042</w:t>
+              <w:t>0,7975</w:t>
             </w:r>
           </w:p>
         </w:tc>
@@ -3105,7 +2868,7 @@
         <w:rPr>
           <w:sz w:val="17"/>
         </w:rPr>
-        <w:t>Dice macro (rata-rata per citra) U-Net Lite = 0,7609; IoU macro = 0,6508. Baseline mask kosong mencapai akurasi 65,3% tanpa mendeteksi satu piksel minyak pun, sehingga akurasi tidak dipakai sebagai metrik utama.</w:t>
+        <w:t>Thr = threshold yang dipilih pada data validasi. Baseline mask kosong mencapai akurasi piksel 65,3% tanpa mendeteksi minyak sama sekali, sehingga akurasi tidak dipakai sebagai metrik utama. Tanpa 9 citra near-duplicate, Dice U-Net Lite hanya turun 0,0008.</w:t>
       </w:r>
     </w:p>
     <w:p>
@@ -3114,25 +2877,52 @@
         <w:jc w:val="both"/>
       </w:pPr>
       <w:r>
-        <w:t xml:space="preserve">U-Net Lite unggul jauh atas kedua baseline: Dice naik 0,129 dan IoU naik 0,176 dibandingkan </w:t>
+        <w:t xml:space="preserve">Kedua model DL mengungguli model ML sekitar 5–6 poin Dice dan 7–9 poin IoU, dan semua model jauh di atas baseline (Tabel 2, Gambar 2). Selisih terbesar ada pada </w:t>
+      </w:r>
+      <w:r>
+        <w:rPr>
+          <w:b/>
+        </w:rPr>
+        <w:t>precision</w:t>
+      </w:r>
+      <w:r>
+        <w:t xml:space="preserve">: fitur lokal model ML menandai hampir semua area gelap, termasuk tepi slick dan bercak </w:t>
       </w:r>
       <w:r>
         <w:rPr>
           <w:i/>
         </w:rPr>
-        <w:t>dark-spot thresholding</w:t>
+        <w:t>look-alike</w:t>
       </w:r>
       <w:r>
-        <w:t xml:space="preserve">. Membuang 9 citra </w:t>
+        <w:t xml:space="preserve">, sedangkan DL memanfaatkan konteks spasial yang lebih luas. Model ML tetap 8 poin di atas baseline dengan ukuran yang sangat kecil. </w:t>
       </w:r>
       <w:r>
         <w:rPr>
           <w:i/>
         </w:rPr>
-        <w:t>near-duplicate</w:t>
+        <w:t>Feature importance</w:t>
       </w:r>
       <w:r>
-        <w:t xml:space="preserve"> hanya menurunkan Dice 0,0008, sehingga hasil tidak didorong oleh kebocoran data. Recall (0,910) lebih tinggi daripada precision (0,806): model cenderung sedikit melebihkan batas tumpahan (Gambar 4). Dari seluruh piksel laut, 11,7% salah ditandai sebagai minyak, sedangkan dari seluruh piksel minyak hanya 9,0% yang terlewat. Untuk sistem peringatan dini HSSE, sifat ini lebih aman karena tumpahan yang terlewat lebih mahal dampaknya daripada alarm palsu yang dapat diverifikasi analis.</w:t>
+        <w:t xml:space="preserve"> menunjukkan fitur terpenting adalah minimum lokal 11 piksel, rata-rata lokal 11 piksel, dan selisih terhadap rata-rata citra, yaitu ukuran kegelapan relatif yang memang menjadi ciri slick pada SAR [1].</w:t>
+      </w:r>
+    </w:p>
+    <w:p>
+      <w:pPr>
+        <w:ind w:firstLine="425"/>
+        <w:jc w:val="both"/>
+      </w:pPr>
+      <w:r>
+        <w:t xml:space="preserve">DeepLabV3+ pralatih unggul atas U-Net Lite pada Dice (+1,2 poin), precision (+2,9 poin), dan generalisasi lintas sensor (+2,0 poin), sedangkan U-Net Lite sedikit lebih tinggi recall-nya. Hal ini menunjukkan manfaat </w:t>
+      </w:r>
+      <w:r>
+        <w:rPr>
+          <w:i/>
+        </w:rPr>
+        <w:t>transfer learning</w:t>
+      </w:r>
+      <w:r>
+        <w:t xml:space="preserve"> meski citra SAR berbeda domain dengan ImageNet. Recall semua model DL ≈ 0,90–0,91; untuk peringatan dini HSSE sifat ini lebih aman karena tumpahan yang terlewat lebih mahal dampaknya daripada alarm palsu yang dapat diverifikasi analis.</w:t>
       </w:r>
     </w:p>
     <w:p>
@@ -3144,8 +2934,8 @@
       <w:r>
         <w:drawing>
           <wp:inline xmlns:a="http://schemas.openxmlformats.org/drawingml/2006/main" xmlns:pic="http://schemas.openxmlformats.org/drawingml/2006/picture">
-            <wp:extent cx="2160000" cy="1836000"/>
-            <wp:docPr id="5" name="Picture 5"/>
+            <wp:extent cx="5580000" cy="3488449"/>
+            <wp:docPr id="3" name="Picture 3"/>
             <wp:cNvGraphicFramePr>
               <a:graphicFrameLocks noChangeAspect="1"/>
             </wp:cNvGraphicFramePr>
@@ -3153,11 +2943,11 @@
               <a:graphicData uri="http://schemas.openxmlformats.org/drawingml/2006/picture">
                 <pic:pic>
                   <pic:nvPicPr>
-                    <pic:cNvPr id="0" name="confusion_matrix_test.png"/>
+                    <pic:cNvPr id="0" name="model_predictions_side_by_side.png"/>
                     <pic:cNvPicPr/>
                   </pic:nvPicPr>
                   <pic:blipFill>
-                    <a:blip r:embed="rId15"/>
+                    <a:blip r:embed="rId13"/>
                     <a:stretch>
                       <a:fillRect/>
                     </a:stretch>
@@ -3165,7 +2955,7 @@
                   <pic:spPr>
                     <a:xfrm>
                       <a:off x="0" y="0"/>
-                      <a:ext cx="2160000" cy="1836000"/>
+                      <a:ext cx="5580000" cy="3488449"/>
                     </a:xfrm>
                     <a:prstGeom prst="rect"/>
                   </pic:spPr>
@@ -3186,13 +2976,13 @@
           <w:b/>
           <w:sz w:val="19"/>
         </w:rPr>
-        <w:t>Gambar 4.</w:t>
+        <w:t>Gambar 2.</w:t>
       </w:r>
       <w:r>
         <w:rPr>
           <w:sz w:val="19"/>
         </w:rPr>
-        <w:t xml:space="preserve"> Confusion matrix piksel pada set uji Sentinel-1 (dinormalisasi per baris).</w:t>
+        <w:t xml:space="preserve"> Prediksi kelima model pada citra uji mudah, tipikal, sulit, dan tanpa minyak (merah = minyak).</w:t>
       </w:r>
     </w:p>
     <w:p>
@@ -3200,7 +2990,7 @@
         <w:pStyle w:val="Heading2"/>
       </w:pPr>
       <w:r>
-        <w:t>3.3 Perbandingan dengan tolok ukur dataset SOS</w:t>
+        <w:t>3.2 Perbandingan dengan tolok ukur dataset SOS</w:t>
       </w:r>
     </w:p>
     <w:p>
@@ -3244,7 +3034,7 @@
         </w:trPr>
         <w:tc>
           <w:tcPr>
-            <w:tcW w:type="dxa" w:w="2608"/>
+            <w:tcW w:type="dxa" w:w="2835"/>
             <w:shd w:val="clear" w:color="auto" w:fill="E7EEF7"/>
             <w:tcBorders>
               <w:top w:val="single" w:sz="10" w:color="000000" w:space="0"/>
@@ -3268,7 +3058,7 @@
         </w:tc>
         <w:tc>
           <w:tcPr>
-            <w:tcW w:type="dxa" w:w="1077"/>
+            <w:tcW w:type="dxa" w:w="1020"/>
             <w:shd w:val="clear" w:color="auto" w:fill="E7EEF7"/>
             <w:tcBorders>
               <w:top w:val="single" w:sz="10" w:color="000000" w:space="0"/>
@@ -3292,7 +3082,7 @@
         </w:tc>
         <w:tc>
           <w:tcPr>
-            <w:tcW w:type="dxa" w:w="964"/>
+            <w:tcW w:type="dxa" w:w="907"/>
             <w:shd w:val="clear" w:color="auto" w:fill="E7EEF7"/>
             <w:tcBorders>
               <w:top w:val="single" w:sz="10" w:color="000000" w:space="0"/>
@@ -3316,7 +3106,7 @@
         </w:tc>
         <w:tc>
           <w:tcPr>
-            <w:tcW w:type="dxa" w:w="1077"/>
+            <w:tcW w:type="dxa" w:w="1020"/>
             <w:shd w:val="clear" w:color="auto" w:fill="E7EEF7"/>
             <w:tcBorders>
               <w:top w:val="single" w:sz="10" w:color="000000" w:space="0"/>
@@ -3340,7 +3130,7 @@
         </w:tc>
         <w:tc>
           <w:tcPr>
-            <w:tcW w:type="dxa" w:w="1191"/>
+            <w:tcW w:type="dxa" w:w="1134"/>
             <w:shd w:val="clear" w:color="auto" w:fill="E7EEF7"/>
             <w:tcBorders>
               <w:top w:val="single" w:sz="10" w:color="000000" w:space="0"/>
@@ -3364,7 +3154,7 @@
         </w:tc>
         <w:tc>
           <w:tcPr>
-            <w:tcW w:type="dxa" w:w="1587"/>
+            <w:tcW w:type="dxa" w:w="1474"/>
             <w:shd w:val="clear" w:color="auto" w:fill="E7EEF7"/>
             <w:tcBorders>
               <w:top w:val="single" w:sz="10" w:color="000000" w:space="0"/>
@@ -3393,7 +3183,7 @@
         </w:trPr>
         <w:tc>
           <w:tcPr>
-            <w:tcW w:type="dxa" w:w="2608"/>
+            <w:tcW w:type="dxa" w:w="2835"/>
           </w:tcPr>
           <w:p>
             <w:pPr>
@@ -3411,7 +3201,7 @@
         </w:tc>
         <w:tc>
           <w:tcPr>
-            <w:tcW w:type="dxa" w:w="1077"/>
+            <w:tcW w:type="dxa" w:w="1020"/>
           </w:tcPr>
           <w:p>
             <w:pPr>
@@ -3429,7 +3219,7 @@
         </w:tc>
         <w:tc>
           <w:tcPr>
-            <w:tcW w:type="dxa" w:w="964"/>
+            <w:tcW w:type="dxa" w:w="907"/>
           </w:tcPr>
           <w:p>
             <w:pPr>
@@ -3447,7 +3237,7 @@
         </w:tc>
         <w:tc>
           <w:tcPr>
-            <w:tcW w:type="dxa" w:w="1077"/>
+            <w:tcW w:type="dxa" w:w="1020"/>
           </w:tcPr>
           <w:p>
             <w:pPr>
@@ -3465,7 +3255,7 @@
         </w:tc>
         <w:tc>
           <w:tcPr>
-            <w:tcW w:type="dxa" w:w="1191"/>
+            <w:tcW w:type="dxa" w:w="1134"/>
           </w:tcPr>
           <w:p>
             <w:pPr>
@@ -3483,7 +3273,7 @@
         </w:tc>
         <w:tc>
           <w:tcPr>
-            <w:tcW w:type="dxa" w:w="1587"/>
+            <w:tcW w:type="dxa" w:w="1474"/>
           </w:tcPr>
           <w:p>
             <w:pPr>
@@ -3506,7 +3296,7 @@
         </w:trPr>
         <w:tc>
           <w:tcPr>
-            <w:tcW w:type="dxa" w:w="2608"/>
+            <w:tcW w:type="dxa" w:w="2835"/>
           </w:tcPr>
           <w:p>
             <w:pPr>
@@ -3518,13 +3308,13 @@
               <w:rPr>
                 <w:sz w:val="17"/>
               </w:rPr>
-              <w:t>D-LinkNet [3]</w:t>
+              <w:t>DeepLabv3 [3]</w:t>
             </w:r>
           </w:p>
         </w:tc>
         <w:tc>
           <w:tcPr>
-            <w:tcW w:type="dxa" w:w="1077"/>
+            <w:tcW w:type="dxa" w:w="1020"/>
           </w:tcPr>
           <w:p>
             <w:pPr>
@@ -3536,13 +3326,13 @@
               <w:rPr>
                 <w:sz w:val="17"/>
               </w:rPr>
-              <w:t>82,32</w:t>
+              <w:t>82,94</w:t>
             </w:r>
           </w:p>
         </w:tc>
         <w:tc>
           <w:tcPr>
-            <w:tcW w:type="dxa" w:w="964"/>
+            <w:tcW w:type="dxa" w:w="907"/>
           </w:tcPr>
           <w:p>
             <w:pPr>
@@ -3554,13 +3344,13 @@
               <w:rPr>
                 <w:sz w:val="17"/>
               </w:rPr>
-              <w:t>87,08</w:t>
+              <w:t>87,70</w:t>
             </w:r>
           </w:p>
         </w:tc>
         <w:tc>
           <w:tcPr>
-            <w:tcW w:type="dxa" w:w="1077"/>
+            <w:tcW w:type="dxa" w:w="1020"/>
           </w:tcPr>
           <w:p>
             <w:pPr>
@@ -3572,13 +3362,13 @@
               <w:rPr>
                 <w:sz w:val="17"/>
               </w:rPr>
-              <w:t>85,22</w:t>
+              <w:t>84,76</w:t>
             </w:r>
           </w:p>
         </w:tc>
         <w:tc>
           <w:tcPr>
-            <w:tcW w:type="dxa" w:w="1191"/>
+            <w:tcW w:type="dxa" w:w="1134"/>
           </w:tcPr>
           <w:p>
             <w:pPr>
@@ -3590,13 +3380,13 @@
               <w:rPr>
                 <w:sz w:val="17"/>
               </w:rPr>
-              <w:t>85,22</w:t>
+              <w:t>88,08</w:t>
             </w:r>
           </w:p>
         </w:tc>
         <w:tc>
           <w:tcPr>
-            <w:tcW w:type="dxa" w:w="1587"/>
+            <w:tcW w:type="dxa" w:w="1474"/>
           </w:tcPr>
           <w:p>
             <w:pPr>
@@ -3619,7 +3409,7 @@
         </w:trPr>
         <w:tc>
           <w:tcPr>
-            <w:tcW w:type="dxa" w:w="2608"/>
+            <w:tcW w:type="dxa" w:w="2835"/>
           </w:tcPr>
           <w:p>
             <w:pPr>
@@ -3631,13 +3421,13 @@
               <w:rPr>
                 <w:sz w:val="17"/>
               </w:rPr>
-              <w:t>DeepLabv3 [3]</w:t>
+              <w:t>CBD-Net [3]</w:t>
             </w:r>
           </w:p>
         </w:tc>
         <w:tc>
           <w:tcPr>
-            <w:tcW w:type="dxa" w:w="1077"/>
+            <w:tcW w:type="dxa" w:w="1020"/>
           </w:tcPr>
           <w:p>
             <w:pPr>
@@ -3649,13 +3439,13 @@
               <w:rPr>
                 <w:sz w:val="17"/>
               </w:rPr>
-              <w:t>82,94</w:t>
+              <w:t>83,42</w:t>
             </w:r>
           </w:p>
         </w:tc>
         <w:tc>
           <w:tcPr>
-            <w:tcW w:type="dxa" w:w="964"/>
+            <w:tcW w:type="dxa" w:w="907"/>
           </w:tcPr>
           <w:p>
             <w:pPr>
@@ -3667,13 +3457,13 @@
               <w:rPr>
                 <w:sz w:val="17"/>
               </w:rPr>
-              <w:t>87,70</w:t>
+              <w:t>87,87</w:t>
             </w:r>
           </w:p>
         </w:tc>
         <w:tc>
           <w:tcPr>
-            <w:tcW w:type="dxa" w:w="1077"/>
+            <w:tcW w:type="dxa" w:w="1020"/>
           </w:tcPr>
           <w:p>
             <w:pPr>
@@ -3685,13 +3475,13 @@
               <w:rPr>
                 <w:sz w:val="17"/>
               </w:rPr>
-              <w:t>84,76</w:t>
+              <w:t>87,32</w:t>
             </w:r>
           </w:p>
         </w:tc>
         <w:tc>
           <w:tcPr>
-            <w:tcW w:type="dxa" w:w="1191"/>
+            <w:tcW w:type="dxa" w:w="1134"/>
           </w:tcPr>
           <w:p>
             <w:pPr>
@@ -3703,13 +3493,13 @@
               <w:rPr>
                 <w:sz w:val="17"/>
               </w:rPr>
-              <w:t>88,08</w:t>
+              <w:t>91,20</w:t>
             </w:r>
           </w:p>
         </w:tc>
         <w:tc>
           <w:tcPr>
-            <w:tcW w:type="dxa" w:w="1587"/>
+            <w:tcW w:type="dxa" w:w="1474"/>
           </w:tcPr>
           <w:p>
             <w:pPr>
@@ -3732,7 +3522,7 @@
         </w:trPr>
         <w:tc>
           <w:tcPr>
-            <w:tcW w:type="dxa" w:w="2608"/>
+            <w:tcW w:type="dxa" w:w="2835"/>
           </w:tcPr>
           <w:p>
             <w:pPr>
@@ -3744,13 +3534,13 @@
               <w:rPr>
                 <w:sz w:val="17"/>
               </w:rPr>
-              <w:t>CBD-Net [3]</w:t>
+              <w:t>LightGBM (ours)</w:t>
             </w:r>
           </w:p>
         </w:tc>
         <w:tc>
           <w:tcPr>
-            <w:tcW w:type="dxa" w:w="1077"/>
+            <w:tcW w:type="dxa" w:w="1020"/>
           </w:tcPr>
           <w:p>
             <w:pPr>
@@ -3762,13 +3552,13 @@
               <w:rPr>
                 <w:sz w:val="17"/>
               </w:rPr>
-              <w:t>83,42</w:t>
+              <w:t>73,43</w:t>
             </w:r>
           </w:p>
         </w:tc>
         <w:tc>
           <w:tcPr>
-            <w:tcW w:type="dxa" w:w="964"/>
+            <w:tcW w:type="dxa" w:w="907"/>
           </w:tcPr>
           <w:p>
             <w:pPr>
@@ -3780,13 +3570,13 @@
               <w:rPr>
                 <w:sz w:val="17"/>
               </w:rPr>
-              <w:t>87,87</w:t>
+              <w:t>80,56</w:t>
             </w:r>
           </w:p>
         </w:tc>
         <w:tc>
           <w:tcPr>
-            <w:tcW w:type="dxa" w:w="1077"/>
+            <w:tcW w:type="dxa" w:w="1020"/>
           </w:tcPr>
           <w:p>
             <w:pPr>
@@ -3798,13 +3588,13 @@
               <w:rPr>
                 <w:sz w:val="17"/>
               </w:rPr>
-              <w:t>87,32</w:t>
+              <w:t>86,12</w:t>
             </w:r>
           </w:p>
         </w:tc>
         <w:tc>
           <w:tcPr>
-            <w:tcW w:type="dxa" w:w="1191"/>
+            <w:tcW w:type="dxa" w:w="1134"/>
           </w:tcPr>
           <w:p>
             <w:pPr>
@@ -3816,13 +3606,13 @@
               <w:rPr>
                 <w:sz w:val="17"/>
               </w:rPr>
-              <w:t>91,20</w:t>
+              <w:t>75,68</w:t>
             </w:r>
           </w:p>
         </w:tc>
         <w:tc>
           <w:tcPr>
-            <w:tcW w:type="dxa" w:w="1587"/>
+            <w:tcW w:type="dxa" w:w="1474"/>
           </w:tcPr>
           <w:p>
             <w:pPr>
@@ -3834,7 +3624,7 @@
               <w:rPr>
                 <w:sz w:val="17"/>
               </w:rPr>
-              <w:t>tidak dilaporkan</w:t>
+              <w:t>0,24 MB</w:t>
             </w:r>
           </w:p>
         </w:tc>
@@ -3845,8 +3635,7 @@
         </w:trPr>
         <w:tc>
           <w:tcPr>
-            <w:tcW w:type="dxa" w:w="2608"/>
-            <w:shd w:val="clear" w:color="auto" w:fill="F2F7EC"/>
+            <w:tcW w:type="dxa" w:w="2835"/>
           </w:tcPr>
           <w:p>
             <w:pPr>
@@ -3856,17 +3645,15 @@
             </w:pPr>
             <w:r>
               <w:rPr>
-                <w:b/>
                 <w:sz w:val="17"/>
               </w:rPr>
-              <w:t>U-Net Lite (ours, FP32)</w:t>
+              <w:t>U-Net Lite (ours, INT8)</w:t>
             </w:r>
           </w:p>
         </w:tc>
         <w:tc>
           <w:tcPr>
-            <w:tcW w:type="dxa" w:w="1077"/>
-            <w:shd w:val="clear" w:color="auto" w:fill="F2F7EC"/>
+            <w:tcW w:type="dxa" w:w="1020"/>
           </w:tcPr>
           <w:p>
             <w:pPr>
@@ -3876,7 +3663,6 @@
             </w:pPr>
             <w:r>
               <w:rPr>
-                <w:b/>
                 <w:sz w:val="17"/>
               </w:rPr>
               <w:t>79,46</w:t>
@@ -3885,8 +3671,7 @@
         </w:tc>
         <w:tc>
           <w:tcPr>
-            <w:tcW w:type="dxa" w:w="964"/>
-            <w:shd w:val="clear" w:color="auto" w:fill="F2F7EC"/>
+            <w:tcW w:type="dxa" w:w="907"/>
           </w:tcPr>
           <w:p>
             <w:pPr>
@@ -3896,17 +3681,15 @@
             </w:pPr>
             <w:r>
               <w:rPr>
-                <w:b/>
                 <w:sz w:val="17"/>
               </w:rPr>
-              <w:t>85,47</w:t>
+              <w:t>85,45</w:t>
             </w:r>
           </w:p>
         </w:tc>
         <w:tc>
           <w:tcPr>
-            <w:tcW w:type="dxa" w:w="1077"/>
-            <w:shd w:val="clear" w:color="auto" w:fill="F2F7EC"/>
+            <w:tcW w:type="dxa" w:w="1020"/>
           </w:tcPr>
           <w:p>
             <w:pPr>
@@ -3916,17 +3699,15 @@
             </w:pPr>
             <w:r>
               <w:rPr>
-                <w:b/>
                 <w:sz w:val="17"/>
               </w:rPr>
-              <w:t>90,99</w:t>
+              <w:t>90,90</w:t>
             </w:r>
           </w:p>
         </w:tc>
         <w:tc>
           <w:tcPr>
-            <w:tcW w:type="dxa" w:w="1191"/>
-            <w:shd w:val="clear" w:color="auto" w:fill="F2F7EC"/>
+            <w:tcW w:type="dxa" w:w="1134"/>
           </w:tcPr>
           <w:p>
             <w:pPr>
@@ -3936,17 +3717,15 @@
             </w:pPr>
             <w:r>
               <w:rPr>
-                <w:b/>
                 <w:sz w:val="17"/>
               </w:rPr>
-              <w:t>80,58</w:t>
+              <w:t>80,62</w:t>
             </w:r>
           </w:p>
         </w:tc>
         <w:tc>
           <w:tcPr>
-            <w:tcW w:type="dxa" w:w="1587"/>
-            <w:shd w:val="clear" w:color="auto" w:fill="F2F7EC"/>
+            <w:tcW w:type="dxa" w:w="1474"/>
           </w:tcPr>
           <w:p>
             <w:pPr>
@@ -3956,10 +3735,9 @@
             </w:pPr>
             <w:r>
               <w:rPr>
-                <w:b/>
                 <w:sz w:val="17"/>
               </w:rPr>
-              <w:t>7,77 MB</w:t>
+              <w:t>2,01 MB</w:t>
             </w:r>
           </w:p>
         </w:tc>
@@ -3970,7 +3748,7 @@
         </w:trPr>
         <w:tc>
           <w:tcPr>
-            <w:tcW w:type="dxa" w:w="2608"/>
+            <w:tcW w:type="dxa" w:w="2835"/>
             <w:tcBorders>
               <w:bottom w:val="single" w:sz="10" w:color="000000" w:space="0"/>
             </w:tcBorders>
@@ -3986,13 +3764,13 @@
                 <w:b/>
                 <w:sz w:val="17"/>
               </w:rPr>
-              <w:t>U-Net Lite (ours, INT8)</w:t>
+              <w:t>DeepLabV3+ MobileNetV2 (ours, INT8)</w:t>
             </w:r>
           </w:p>
         </w:tc>
         <w:tc>
           <w:tcPr>
-            <w:tcW w:type="dxa" w:w="1077"/>
+            <w:tcW w:type="dxa" w:w="1020"/>
             <w:tcBorders>
               <w:bottom w:val="single" w:sz="10" w:color="000000" w:space="0"/>
             </w:tcBorders>
@@ -4008,13 +3786,13 @@
                 <w:b/>
                 <w:sz w:val="17"/>
               </w:rPr>
-              <w:t>–</w:t>
+              <w:t>81,23</w:t>
             </w:r>
           </w:p>
         </w:tc>
         <w:tc>
           <w:tcPr>
-            <w:tcW w:type="dxa" w:w="964"/>
+            <w:tcW w:type="dxa" w:w="907"/>
             <w:tcBorders>
               <w:bottom w:val="single" w:sz="10" w:color="000000" w:space="0"/>
             </w:tcBorders>
@@ -4030,13 +3808,13 @@
                 <w:b/>
                 <w:sz w:val="17"/>
               </w:rPr>
-              <w:t>85,45</w:t>
+              <w:t>86,73</w:t>
             </w:r>
           </w:p>
         </w:tc>
         <w:tc>
           <w:tcPr>
-            <w:tcW w:type="dxa" w:w="1077"/>
+            <w:tcW w:type="dxa" w:w="1020"/>
             <w:tcBorders>
               <w:bottom w:val="single" w:sz="10" w:color="000000" w:space="0"/>
             </w:tcBorders>
@@ -4052,13 +3830,13 @@
                 <w:b/>
                 <w:sz w:val="17"/>
               </w:rPr>
-              <w:t>90,90</w:t>
+              <w:t>90,16</w:t>
             </w:r>
           </w:p>
         </w:tc>
         <w:tc>
           <w:tcPr>
-            <w:tcW w:type="dxa" w:w="1191"/>
+            <w:tcW w:type="dxa" w:w="1134"/>
             <w:tcBorders>
               <w:bottom w:val="single" w:sz="10" w:color="000000" w:space="0"/>
             </w:tcBorders>
@@ -4074,13 +3852,13 @@
                 <w:b/>
                 <w:sz w:val="17"/>
               </w:rPr>
-              <w:t>80,62</w:t>
+              <w:t>83,44</w:t>
             </w:r>
           </w:p>
         </w:tc>
         <w:tc>
           <w:tcPr>
-            <w:tcW w:type="dxa" w:w="1587"/>
+            <w:tcW w:type="dxa" w:w="1474"/>
             <w:tcBorders>
               <w:bottom w:val="single" w:sz="10" w:color="000000" w:space="0"/>
             </w:tcBorders>
@@ -4096,7 +3874,7 @@
                 <w:b/>
                 <w:sz w:val="17"/>
               </w:rPr>
-              <w:t>2,01 MB</w:t>
+              <w:t>4,84 MB</w:t>
             </w:r>
           </w:p>
         </w:tc>
@@ -4110,7 +3888,7 @@
         <w:rPr>
           <w:sz w:val="17"/>
         </w:rPr>
-        <w:t>Nilai [3] dikutip dari Tabel III paper tersebut (threshold 0,5; cara agregasi tidak dirinci). mIoU kami = rata-rata IoU minyak (0,7462) dan IoU latar (0,8429). Perbedaan protokol membuat perbandingan ini bersifat indikatif.</w:t>
+        <w:t>Nilai [3] dikutip dari Tabel III paper tersebut (threshold 0,5; cara agregasi tidak dirinci). mIoU kami = rata-rata IoU minyak dan IoU latar; recall/precision DeepLabV3+ dari model PyTorch, F1 dari varian INT8. Perbedaan protokol membuat perbandingan ini indikatif.</w:t>
       </w:r>
     </w:p>
     <w:p>
@@ -4119,43 +3897,7 @@
         <w:jc w:val="both"/>
       </w:pPr>
       <w:r>
-        <w:t xml:space="preserve">Pada subset yang sama, F1 U-Net Lite 0,6 poin di bawah U-Net standar dan 2,4 poin di bawah CBD-Net [3]. Selisih ini wajar karena model kami sangat ringan, tidak memakai </w:t>
-      </w:r>
-      <w:r>
-        <w:rPr>
-          <w:i/>
-        </w:rPr>
-        <w:t>encoder</w:t>
-      </w:r>
-      <w:r>
-        <w:t xml:space="preserve"> pralatih, dan tidak memakai modul </w:t>
-      </w:r>
-      <w:r>
-        <w:rPr>
-          <w:i/>
-        </w:rPr>
-        <w:t>attention</w:t>
-      </w:r>
-      <w:r>
-        <w:t xml:space="preserve"> maupun supervisi tepi seperti CBD-Net. Sebaliknya, recall model kami (91,0%) adalah yang tertinggi di Tabel 3, dan model INT8 berukuran hanya 2 MB sehingga dapat dijalankan langsung di browser. </w:t>
-      </w:r>
-      <w:r>
-        <w:rPr>
-          <w:i/>
-        </w:rPr>
-        <w:t>Trade-off</w:t>
-      </w:r>
-      <w:r>
-        <w:t xml:space="preserve"> ini sesuai dengan tujuan proyek: model yang cukup akurat untuk </w:t>
-      </w:r>
-      <w:r>
-        <w:rPr>
-          <w:i/>
-        </w:rPr>
-        <w:t>screening</w:t>
-      </w:r>
-      <w:r>
-        <w:t xml:space="preserve"> dan murah dioperasikan.</w:t>
+        <w:t>DeepLabV3+ mempersempit selisih F1 dengan CBD-Net [3] dari 2,4 poin (U-Net Lite) menjadi 1,1 poin, dengan model INT8 4,84 MB yang berjalan di browser. Recall model DL kami (90–91%) adalah yang tertinggi pada Tabel 3.</w:t>
       </w:r>
     </w:p>
     <w:p>
@@ -4163,7 +3905,7 @@
         <w:pStyle w:val="Heading2"/>
       </w:pPr>
       <w:r>
-        <w:t>3.4 Efisiensi komputasi (Green/Edge AI)</w:t>
+        <w:t>3.3 Efisiensi komputasi (Green/Edge AI)</w:t>
       </w:r>
     </w:p>
     <w:p>
@@ -4183,7 +3925,7 @@
         <w:rPr>
           <w:sz w:val="19"/>
         </w:rPr>
-        <w:t xml:space="preserve"> Ukuran, akurasi, dan latensi tiap varian model.</w:t>
+        <w:t xml:space="preserve"> Ukuran, kesetaraan ONNX, dan latensi model yang dipakai di web.</w:t>
       </w:r>
     </w:p>
     <w:tbl>
@@ -4207,7 +3949,7 @@
         </w:trPr>
         <w:tc>
           <w:tcPr>
-            <w:tcW w:type="dxa" w:w="2494"/>
+            <w:tcW w:type="dxa" w:w="2381"/>
             <w:shd w:val="clear" w:color="auto" w:fill="E7EEF7"/>
             <w:tcBorders>
               <w:top w:val="single" w:sz="10" w:color="000000" w:space="0"/>
@@ -4225,13 +3967,13 @@
                 <w:b/>
                 <w:sz w:val="17"/>
               </w:rPr>
-              <w:t>Varian</w:t>
+              <w:t>Model (varian web)</w:t>
             </w:r>
           </w:p>
         </w:tc>
         <w:tc>
           <w:tcPr>
-            <w:tcW w:type="dxa" w:w="1020"/>
+            <w:tcW w:type="dxa" w:w="964"/>
             <w:shd w:val="clear" w:color="auto" w:fill="E7EEF7"/>
             <w:tcBorders>
               <w:top w:val="single" w:sz="10" w:color="000000" w:space="0"/>
@@ -4255,7 +3997,7 @@
         </w:tc>
         <w:tc>
           <w:tcPr>
-            <w:tcW w:type="dxa" w:w="907"/>
+            <w:tcW w:type="dxa" w:w="1134"/>
             <w:shd w:val="clear" w:color="auto" w:fill="E7EEF7"/>
             <w:tcBorders>
               <w:top w:val="single" w:sz="10" w:color="000000" w:space="0"/>
@@ -4273,13 +4015,13 @@
                 <w:b/>
                 <w:sz w:val="17"/>
               </w:rPr>
-              <w:t>Dice val</w:t>
+              <w:t>Dice uji ONNX</w:t>
             </w:r>
           </w:p>
         </w:tc>
         <w:tc>
           <w:tcPr>
-            <w:tcW w:type="dxa" w:w="907"/>
+            <w:tcW w:type="dxa" w:w="2041"/>
             <w:shd w:val="clear" w:color="auto" w:fill="E7EEF7"/>
             <w:tcBorders>
               <w:top w:val="single" w:sz="10" w:color="000000" w:space="0"/>
@@ -4297,13 +4039,13 @@
                 <w:b/>
                 <w:sz w:val="17"/>
               </w:rPr>
-              <w:t>Dice uji</w:t>
+              <w:t>Kesetaraan dengan notebook</w:t>
             </w:r>
           </w:p>
         </w:tc>
         <w:tc>
           <w:tcPr>
-            <w:tcW w:type="dxa" w:w="1814"/>
+            <w:tcW w:type="dxa" w:w="1077"/>
             <w:shd w:val="clear" w:color="auto" w:fill="E7EEF7"/>
             <w:tcBorders>
               <w:top w:val="single" w:sz="10" w:color="000000" w:space="0"/>
@@ -4321,13 +4063,13 @@
                 <w:b/>
                 <w:sz w:val="17"/>
               </w:rPr>
-              <w:t>Latensi CPU Colab*</w:t>
+              <w:t>Latensi CPU*</w:t>
             </w:r>
           </w:p>
         </w:tc>
         <w:tc>
           <w:tcPr>
-            <w:tcW w:type="dxa" w:w="1474"/>
+            <w:tcW w:type="dxa" w:w="1304"/>
             <w:shd w:val="clear" w:color="auto" w:fill="E7EEF7"/>
             <w:tcBorders>
               <w:top w:val="single" w:sz="10" w:color="000000" w:space="0"/>
@@ -4356,7 +4098,7 @@
         </w:trPr>
         <w:tc>
           <w:tcPr>
-            <w:tcW w:type="dxa" w:w="2494"/>
+            <w:tcW w:type="dxa" w:w="2381"/>
           </w:tcPr>
           <w:p>
             <w:pPr>
@@ -4368,13 +4110,13 @@
               <w:rPr>
                 <w:sz w:val="17"/>
               </w:rPr>
-              <w:t>ONNX FP32</w:t>
+              <w:t>Dark-spot (ONNX)</w:t>
             </w:r>
           </w:p>
         </w:tc>
         <w:tc>
           <w:tcPr>
-            <w:tcW w:type="dxa" w:w="1020"/>
+            <w:tcW w:type="dxa" w:w="964"/>
           </w:tcPr>
           <w:p>
             <w:pPr>
@@ -4386,13 +4128,13 @@
               <w:rPr>
                 <w:sz w:val="17"/>
               </w:rPr>
-              <w:t>7,77 MB</w:t>
+              <w:t>&lt;0,1 MB</w:t>
             </w:r>
           </w:p>
         </w:tc>
         <w:tc>
           <w:tcPr>
-            <w:tcW w:type="dxa" w:w="907"/>
+            <w:tcW w:type="dxa" w:w="1134"/>
           </w:tcPr>
           <w:p>
             <w:pPr>
@@ -4404,13 +4146,13 @@
               <w:rPr>
                 <w:sz w:val="17"/>
               </w:rPr>
-              <w:t>0,8641</w:t>
+              <w:t>0,7259</w:t>
             </w:r>
           </w:p>
         </w:tc>
         <w:tc>
           <w:tcPr>
-            <w:tcW w:type="dxa" w:w="907"/>
+            <w:tcW w:type="dxa" w:w="2041"/>
           </w:tcPr>
           <w:p>
             <w:pPr>
@@ -4422,13 +4164,13 @@
               <w:rPr>
                 <w:sz w:val="17"/>
               </w:rPr>
-              <w:t>0,8547</w:t>
+              <w:t>piksel identik 100%</w:t>
             </w:r>
           </w:p>
         </w:tc>
         <w:tc>
           <w:tcPr>
-            <w:tcW w:type="dxa" w:w="1814"/>
+            <w:tcW w:type="dxa" w:w="1077"/>
           </w:tcPr>
           <w:p>
             <w:pPr>
@@ -4440,13 +4182,72 @@
               <w:rPr>
                 <w:sz w:val="17"/>
               </w:rPr>
-              <w:t>64,4 ms</w:t>
+              <w:t>0,3 ms</w:t>
             </w:r>
           </w:p>
         </w:tc>
         <w:tc>
           <w:tcPr>
-            <w:tcW w:type="dxa" w:w="1474"/>
+            <w:tcW w:type="dxa" w:w="1304"/>
+          </w:tcPr>
+          <w:p>
+            <w:pPr>
+              <w:keepNext/>
+              <w:spacing w:after="20" w:line="240" w:lineRule="auto"/>
+              <w:jc w:val="center"/>
+            </w:pPr>
+            <w:r>
+              <w:rPr>
+                <w:sz w:val="17"/>
+              </w:rPr>
+              <w:t>±1 ms</w:t>
+            </w:r>
+          </w:p>
+        </w:tc>
+      </w:tr>
+      <w:tr>
+        <w:trPr>
+          <w:cantSplit/>
+        </w:trPr>
+        <w:tc>
+          <w:tcPr>
+            <w:tcW w:type="dxa" w:w="2381"/>
+          </w:tcPr>
+          <w:p>
+            <w:pPr>
+              <w:keepNext/>
+              <w:spacing w:after="20" w:line="240" w:lineRule="auto"/>
+              <w:jc w:val="left"/>
+            </w:pPr>
+            <w:r>
+              <w:rPr>
+                <w:sz w:val="17"/>
+              </w:rPr>
+              <w:t>Random Forest (fitur + pohon)</w:t>
+            </w:r>
+          </w:p>
+        </w:tc>
+        <w:tc>
+          <w:tcPr>
+            <w:tcW w:type="dxa" w:w="964"/>
+          </w:tcPr>
+          <w:p>
+            <w:pPr>
+              <w:keepNext/>
+              <w:spacing w:after="20" w:line="240" w:lineRule="auto"/>
+              <w:jc w:val="center"/>
+            </w:pPr>
+            <w:r>
+              <w:rPr>
+                <w:sz w:val="17"/>
+              </w:rPr>
+              <w:t>1,83 MB</w:t>
+            </w:r>
+          </w:p>
+        </w:tc>
+        <w:tc>
+          <w:tcPr>
+            <w:tcW w:type="dxa" w:w="1134"/>
           </w:tcPr>
           <w:p>
             <w:pPr>
@@ -4462,6 +4263,60 @@
             </w:r>
           </w:p>
         </w:tc>
+        <w:tc>
+          <w:tcPr>
+            <w:tcW w:type="dxa" w:w="2041"/>
+          </w:tcPr>
+          <w:p>
+            <w:pPr>
+              <w:keepNext/>
+              <w:spacing w:after="20" w:line="240" w:lineRule="auto"/>
+              <w:jc w:val="center"/>
+            </w:pPr>
+            <w:r>
+              <w:rPr>
+                <w:sz w:val="17"/>
+              </w:rPr>
+              <w:t>mask sama 99,98%†</w:t>
+            </w:r>
+          </w:p>
+        </w:tc>
+        <w:tc>
+          <w:tcPr>
+            <w:tcW w:type="dxa" w:w="1077"/>
+          </w:tcPr>
+          <w:p>
+            <w:pPr>
+              <w:keepNext/>
+              <w:spacing w:after="20" w:line="240" w:lineRule="auto"/>
+              <w:jc w:val="center"/>
+            </w:pPr>
+            <w:r>
+              <w:rPr>
+                <w:sz w:val="17"/>
+              </w:rPr>
+              <w:t>218 ms</w:t>
+            </w:r>
+          </w:p>
+        </w:tc>
+        <w:tc>
+          <w:tcPr>
+            <w:tcW w:type="dxa" w:w="1304"/>
+          </w:tcPr>
+          <w:p>
+            <w:pPr>
+              <w:keepNext/>
+              <w:spacing w:after="20" w:line="240" w:lineRule="auto"/>
+              <w:jc w:val="center"/>
+            </w:pPr>
+            <w:r>
+              <w:rPr>
+                <w:sz w:val="17"/>
+              </w:rPr>
+              <w:t>±270 ms</w:t>
+            </w:r>
+          </w:p>
+        </w:tc>
       </w:tr>
       <w:tr>
         <w:trPr>
@@ -4469,7 +4324,7 @@
         </w:trPr>
         <w:tc>
           <w:tcPr>
-            <w:tcW w:type="dxa" w:w="2494"/>
+            <w:tcW w:type="dxa" w:w="2381"/>
           </w:tcPr>
           <w:p>
             <w:pPr>
@@ -4481,13 +4336,13 @@
               <w:rPr>
                 <w:sz w:val="17"/>
               </w:rPr>
-              <w:t>ONNX FP16</w:t>
+              <w:t>LightGBM (fitur + pohon)</w:t>
             </w:r>
           </w:p>
         </w:tc>
         <w:tc>
           <w:tcPr>
-            <w:tcW w:type="dxa" w:w="1020"/>
+            <w:tcW w:type="dxa" w:w="964"/>
           </w:tcPr>
           <w:p>
             <w:pPr>
@@ -4499,67 +4354,13 @@
               <w:rPr>
                 <w:sz w:val="17"/>
               </w:rPr>
-              <w:t>3,89 MB</w:t>
+              <w:t>0,24 MB</w:t>
             </w:r>
           </w:p>
         </w:tc>
         <w:tc>
           <w:tcPr>
-            <w:tcW w:type="dxa" w:w="907"/>
-          </w:tcPr>
-          <w:p>
-            <w:pPr>
-              <w:keepNext/>
-              <w:spacing w:after="20" w:line="240" w:lineRule="auto"/>
-              <w:jc w:val="center"/>
-            </w:pPr>
-            <w:r>
-              <w:rPr>
-                <w:sz w:val="17"/>
-              </w:rPr>
-              <w:t>0,8641</w:t>
-            </w:r>
-          </w:p>
-        </w:tc>
-        <w:tc>
-          <w:tcPr>
-            <w:tcW w:type="dxa" w:w="907"/>
-          </w:tcPr>
-          <w:p>
-            <w:pPr>
-              <w:keepNext/>
-              <w:spacing w:after="20" w:line="240" w:lineRule="auto"/>
-              <w:jc w:val="center"/>
-            </w:pPr>
-            <w:r>
-              <w:rPr>
-                <w:sz w:val="17"/>
-              </w:rPr>
-              <w:t>0,8547</w:t>
-            </w:r>
-          </w:p>
-        </w:tc>
-        <w:tc>
-          <w:tcPr>
-            <w:tcW w:type="dxa" w:w="1814"/>
-          </w:tcPr>
-          <w:p>
-            <w:pPr>
-              <w:keepNext/>
-              <w:spacing w:after="20" w:line="240" w:lineRule="auto"/>
-              <w:jc w:val="center"/>
-            </w:pPr>
-            <w:r>
-              <w:rPr>
-                <w:sz w:val="17"/>
-              </w:rPr>
-              <w:t>61,6 ms</w:t>
-            </w:r>
-          </w:p>
-        </w:tc>
-        <w:tc>
-          <w:tcPr>
-            <w:tcW w:type="dxa" w:w="1474"/>
+            <w:tcW w:type="dxa" w:w="1134"/>
           </w:tcPr>
           <w:p>
             <w:pPr>
@@ -4575,35 +4376,9 @@
             </w:r>
           </w:p>
         </w:tc>
-      </w:tr>
-      <w:tr>
-        <w:trPr>
-          <w:cantSplit/>
-        </w:trPr>
         <w:tc>
           <w:tcPr>
-            <w:tcW w:type="dxa" w:w="2494"/>
-            <w:shd w:val="clear" w:color="auto" w:fill="F2F7EC"/>
-          </w:tcPr>
-          <w:p>
-            <w:pPr>
-              <w:keepNext/>
-              <w:spacing w:after="20" w:line="240" w:lineRule="auto"/>
-              <w:jc w:val="left"/>
-            </w:pPr>
-            <w:r>
-              <w:rPr>
-                <w:b/>
-                <w:sz w:val="17"/>
-              </w:rPr>
-              <w:t>ONNX INT8 (dipakai web)</w:t>
-            </w:r>
-          </w:p>
-        </w:tc>
-        <w:tc>
-          <w:tcPr>
-            <w:tcW w:type="dxa" w:w="1020"/>
-            <w:shd w:val="clear" w:color="auto" w:fill="F2F7EC"/>
+            <w:tcW w:type="dxa" w:w="2041"/>
           </w:tcPr>
           <w:p>
             <w:pPr>
@@ -4613,17 +4388,15 @@
             </w:pPr>
             <w:r>
               <w:rPr>
-                <w:b/>
                 <w:sz w:val="17"/>
               </w:rPr>
-              <w:t>2,01 MB</w:t>
+              <w:t>mask sama 99,98%†</w:t>
             </w:r>
           </w:p>
         </w:tc>
         <w:tc>
           <w:tcPr>
-            <w:tcW w:type="dxa" w:w="907"/>
-            <w:shd w:val="clear" w:color="auto" w:fill="F2F7EC"/>
+            <w:tcW w:type="dxa" w:w="1077"/>
           </w:tcPr>
           <w:p>
             <w:pPr>
@@ -4633,17 +4406,15 @@
             </w:pPr>
             <w:r>
               <w:rPr>
-                <w:b/>
                 <w:sz w:val="17"/>
               </w:rPr>
-              <w:t>0,8638</w:t>
+              <w:t>349 ms</w:t>
             </w:r>
           </w:p>
         </w:tc>
         <w:tc>
           <w:tcPr>
-            <w:tcW w:type="dxa" w:w="907"/>
-            <w:shd w:val="clear" w:color="auto" w:fill="F2F7EC"/>
+            <w:tcW w:type="dxa" w:w="1304"/>
           </w:tcPr>
           <w:p>
             <w:pPr>
@@ -4653,50 +4424,9 @@
             </w:pPr>
             <w:r>
               <w:rPr>
-                <w:b/>
                 <w:sz w:val="17"/>
               </w:rPr>
-              <w:t>0,8545</w:t>
-            </w:r>
-          </w:p>
-        </w:tc>
-        <w:tc>
-          <w:tcPr>
-            <w:tcW w:type="dxa" w:w="1814"/>
-            <w:shd w:val="clear" w:color="auto" w:fill="F2F7EC"/>
-          </w:tcPr>
-          <w:p>
-            <w:pPr>
-              <w:keepNext/>
-              <w:spacing w:after="20" w:line="240" w:lineRule="auto"/>
-              <w:jc w:val="center"/>
-            </w:pPr>
-            <w:r>
-              <w:rPr>
-                <w:b/>
-                <w:sz w:val="17"/>
-              </w:rPr>
-              <w:t>72,5 ms (1 thread: 50,8)</w:t>
-            </w:r>
-          </w:p>
-        </w:tc>
-        <w:tc>
-          <w:tcPr>
-            <w:tcW w:type="dxa" w:w="1474"/>
-            <w:shd w:val="clear" w:color="auto" w:fill="F2F7EC"/>
-          </w:tcPr>
-          <w:p>
-            <w:pPr>
-              <w:keepNext/>
-              <w:spacing w:after="20" w:line="240" w:lineRule="auto"/>
-              <w:jc w:val="center"/>
-            </w:pPr>
-            <w:r>
-              <w:rPr>
-                <w:b/>
-                <w:sz w:val="17"/>
-              </w:rPr>
-              <w:t>65–74 ms</w:t>
+              <w:t>±410 ms</w:t>
             </w:r>
           </w:p>
         </w:tc>
@@ -4707,10 +4437,124 @@
         </w:trPr>
         <w:tc>
           <w:tcPr>
-            <w:tcW w:type="dxa" w:w="2494"/>
+            <w:tcW w:type="dxa" w:w="2381"/>
+          </w:tcPr>
+          <w:p>
+            <w:pPr>
+              <w:keepNext/>
+              <w:spacing w:after="20" w:line="240" w:lineRule="auto"/>
+              <w:jc w:val="left"/>
+            </w:pPr>
+            <w:r>
+              <w:rPr>
+                <w:sz w:val="17"/>
+              </w:rPr>
+              <w:t>U-Net Lite INT8</w:t>
+            </w:r>
+          </w:p>
+        </w:tc>
+        <w:tc>
+          <w:tcPr>
+            <w:tcW w:type="dxa" w:w="964"/>
+          </w:tcPr>
+          <w:p>
+            <w:pPr>
+              <w:keepNext/>
+              <w:spacing w:after="20" w:line="240" w:lineRule="auto"/>
+              <w:jc w:val="center"/>
+            </w:pPr>
+            <w:r>
+              <w:rPr>
+                <w:sz w:val="17"/>
+              </w:rPr>
+              <w:t>2,01 MB</w:t>
+            </w:r>
+          </w:p>
+        </w:tc>
+        <w:tc>
+          <w:tcPr>
+            <w:tcW w:type="dxa" w:w="1134"/>
+          </w:tcPr>
+          <w:p>
+            <w:pPr>
+              <w:keepNext/>
+              <w:spacing w:after="20" w:line="240" w:lineRule="auto"/>
+              <w:jc w:val="center"/>
+            </w:pPr>
+            <w:r>
+              <w:rPr>
+                <w:sz w:val="17"/>
+              </w:rPr>
+              <w:t>0,8545</w:t>
+            </w:r>
+          </w:p>
+        </w:tc>
+        <w:tc>
+          <w:tcPr>
+            <w:tcW w:type="dxa" w:w="2041"/>
+          </w:tcPr>
+          <w:p>
+            <w:pPr>
+              <w:keepNext/>
+              <w:spacing w:after="20" w:line="240" w:lineRule="auto"/>
+              <w:jc w:val="center"/>
+            </w:pPr>
+            <w:r>
+              <w:rPr>
+                <w:sz w:val="17"/>
+              </w:rPr>
+              <w:t>FP32 7,77 MB: 0,8547</w:t>
+            </w:r>
+          </w:p>
+        </w:tc>
+        <w:tc>
+          <w:tcPr>
+            <w:tcW w:type="dxa" w:w="1077"/>
+          </w:tcPr>
+          <w:p>
+            <w:pPr>
+              <w:keepNext/>
+              <w:spacing w:after="20" w:line="240" w:lineRule="auto"/>
+              <w:jc w:val="center"/>
+            </w:pPr>
+            <w:r>
+              <w:rPr>
+                <w:sz w:val="17"/>
+              </w:rPr>
+              <w:t>50 ms</w:t>
+            </w:r>
+          </w:p>
+        </w:tc>
+        <w:tc>
+          <w:tcPr>
+            <w:tcW w:type="dxa" w:w="1304"/>
+          </w:tcPr>
+          <w:p>
+            <w:pPr>
+              <w:keepNext/>
+              <w:spacing w:after="20" w:line="240" w:lineRule="auto"/>
+              <w:jc w:val="center"/>
+            </w:pPr>
+            <w:r>
+              <w:rPr>
+                <w:sz w:val="17"/>
+              </w:rPr>
+              <w:t>105–122 ms</w:t>
+            </w:r>
+          </w:p>
+        </w:tc>
+      </w:tr>
+      <w:tr>
+        <w:trPr>
+          <w:cantSplit/>
+        </w:trPr>
+        <w:tc>
+          <w:tcPr>
+            <w:tcW w:type="dxa" w:w="2381"/>
             <w:tcBorders>
               <w:bottom w:val="single" w:sz="10" w:color="000000" w:space="0"/>
             </w:tcBorders>
+            <w:shd w:val="clear" w:color="auto" w:fill="F2F7EC"/>
           </w:tcPr>
           <w:p>
             <w:pPr>
@@ -4719,18 +4563,20 @@
             </w:pPr>
             <w:r>
               <w:rPr>
+                <w:b/>
                 <w:sz w:val="17"/>
               </w:rPr>
-              <w:t>PyTorch GPU T4 (FP32 / AMP)</w:t>
+              <w:t>DeepLabV3+ INT8</w:t>
             </w:r>
           </w:p>
         </w:tc>
         <w:tc>
           <w:tcPr>
-            <w:tcW w:type="dxa" w:w="1020"/>
+            <w:tcW w:type="dxa" w:w="964"/>
             <w:tcBorders>
               <w:bottom w:val="single" w:sz="10" w:color="000000" w:space="0"/>
             </w:tcBorders>
+            <w:shd w:val="clear" w:color="auto" w:fill="F2F7EC"/>
           </w:tcPr>
           <w:p>
             <w:pPr>
@@ -4739,18 +4585,20 @@
             </w:pPr>
             <w:r>
               <w:rPr>
+                <w:b/>
                 <w:sz w:val="17"/>
               </w:rPr>
-              <w:t>7,8 MB</w:t>
+              <w:t>4,84 MB</w:t>
             </w:r>
           </w:p>
         </w:tc>
         <w:tc>
           <w:tcPr>
-            <w:tcW w:type="dxa" w:w="907"/>
+            <w:tcW w:type="dxa" w:w="1134"/>
             <w:tcBorders>
               <w:bottom w:val="single" w:sz="10" w:color="000000" w:space="0"/>
             </w:tcBorders>
+            <w:shd w:val="clear" w:color="auto" w:fill="F2F7EC"/>
           </w:tcPr>
           <w:p>
             <w:pPr>
@@ -4759,18 +4607,20 @@
             </w:pPr>
             <w:r>
               <w:rPr>
+                <w:b/>
                 <w:sz w:val="17"/>
               </w:rPr>
-              <w:t>–</w:t>
+              <w:t>0,8673</w:t>
             </w:r>
           </w:p>
         </w:tc>
         <w:tc>
           <w:tcPr>
-            <w:tcW w:type="dxa" w:w="907"/>
+            <w:tcW w:type="dxa" w:w="2041"/>
             <w:tcBorders>
               <w:bottom w:val="single" w:sz="10" w:color="000000" w:space="0"/>
             </w:tcBorders>
+            <w:shd w:val="clear" w:color="auto" w:fill="F2F7EC"/>
           </w:tcPr>
           <w:p>
             <w:pPr>
@@ -4779,18 +4629,20 @@
             </w:pPr>
             <w:r>
               <w:rPr>
+                <w:b/>
                 <w:sz w:val="17"/>
               </w:rPr>
-              <w:t>–</w:t>
+              <w:t>FP32 17,5 MB: 0,8667</w:t>
             </w:r>
           </w:p>
         </w:tc>
         <w:tc>
           <w:tcPr>
-            <w:tcW w:type="dxa" w:w="1814"/>
+            <w:tcW w:type="dxa" w:w="1077"/>
             <w:tcBorders>
               <w:bottom w:val="single" w:sz="10" w:color="000000" w:space="0"/>
             </w:tcBorders>
+            <w:shd w:val="clear" w:color="auto" w:fill="F2F7EC"/>
           </w:tcPr>
           <w:p>
             <w:pPr>
@@ -4799,18 +4651,20 @@
             </w:pPr>
             <w:r>
               <w:rPr>
+                <w:b/>
                 <w:sz w:val="17"/>
               </w:rPr>
-              <w:t>2,78 / 2,69 ms</w:t>
+              <w:t>26 ms</w:t>
             </w:r>
           </w:p>
         </w:tc>
         <w:tc>
           <w:tcPr>
-            <w:tcW w:type="dxa" w:w="1474"/>
+            <w:tcW w:type="dxa" w:w="1304"/>
             <w:tcBorders>
               <w:bottom w:val="single" w:sz="10" w:color="000000" w:space="0"/>
             </w:tcBorders>
+            <w:shd w:val="clear" w:color="auto" w:fill="F2F7EC"/>
           </w:tcPr>
           <w:p>
             <w:pPr>
@@ -4819,9 +4673,10 @@
             </w:pPr>
             <w:r>
               <w:rPr>
+                <w:b/>
                 <w:sz w:val="17"/>
               </w:rPr>
-              <w:t>–</w:t>
+              <w:t>±130 ms</w:t>
             </w:r>
           </w:p>
         </w:tc>
@@ -4836,14 +4691,14 @@
           <w:i/>
           <w:sz w:val="17"/>
         </w:rPr>
-        <w:t xml:space="preserve">onnxruntime 1.30 CPU (2 vCPU Colab), batch 1, 5 warm-up + 50 run, median. </w:t>
+        <w:t xml:space="preserve">onnxruntime CPU Colab (2 vCPU), 1 thread, batch 1, median 20 run. </w:t>
       </w:r>
       <w:r>
         <w:rPr>
           <w:i/>
           <w:sz w:val="17"/>
         </w:rPr>
-        <w:t>Chrome di laptop uji, onnxruntime-web 1.30 WASM 4 thread di cayman-kelompok1.vercel.app, median 3 run setelah warm-up untuk 4 sampel; tanpa COOP/COEP (1 thread) ±280–300 ms. Latensi tidak termasuk pre/post-processing</w:t>
+        <w:t>Chrome di laptop uji, onnxruntime-web WASM multi-thread (COOP/COEP), median 3 run setelah warm-up. †Diuji pada 100 citra uji acak karena inferensi pohon di CPU lambat</w:t>
       </w:r>
     </w:p>
     <w:p>
@@ -4852,7 +4707,59 @@
         <w:jc w:val="both"/>
       </w:pPr>
       <w:r>
-        <w:t>Kuantisasi INT8 memperkecil model 3,9 kali dengan penurunan Dice uji hanya 0,0002, dan 99,6% piksel mask-nya identik dengan model PyTorch. Ukuran 2 MB berada jauh di bawah target panduan (20–30 MB). Uji di browser menghasilkan Dice yang sama dengan perhitungan Python pada 3 dari 4 sampel (selisih ≤ 0,0003), sedangkan satu sampel sulit berbeda 0,015. Selisih ini diduga berasal dari perbedaan kernel INT8 antara WASM dan x86. Pada CPU Colab, INT8 tidak secara konsisten lebih cepat daripada FP32, sehingga keuntungan utamanya adalah ukuran unduhan yang kecil.</w:t>
+        <w:t xml:space="preserve">Kuantisasi INT8 memperkecil DeepLabV3+ 3,6 kali tanpa penurunan Dice, dan justru tercepat di CPU karena MobileNetV2 memakai konvolusi </w:t>
+      </w:r>
+      <w:r>
+        <w:rPr>
+          <w:i/>
+        </w:rPr>
+        <w:t>depthwise</w:t>
+      </w:r>
+      <w:r>
+        <w:t>. Model ML berukuran paling kecil, tetapi paling lambat karena setiap piksel (65.536 per citra) harus melewati semua pohon. Semua model jauh di bawah target panduan (20–30 MB).</w:t>
+      </w:r>
+    </w:p>
+    <w:p>
+      <w:pPr>
+        <w:pStyle w:val="Heading2"/>
+      </w:pPr>
+      <w:r>
+        <w:t>3.4 Analisis error</w:t>
+      </w:r>
+    </w:p>
+    <w:p>
+      <w:pPr>
+        <w:ind w:firstLine="425"/>
+        <w:jc w:val="both"/>
+      </w:pPr>
+      <w:r>
+        <w:t xml:space="preserve">Dice per citra U-Net Lite memiliki median 0,797 (persentil-10 0,517; persentil-90 0,965). Kesalahan utama semua model adalah: (1) tumpahan sangat kecil dan garis gelap tipis yang tidak dilabeli (kemungkinan </w:t>
+      </w:r>
+      <w:r>
+        <w:rPr>
+          <w:i/>
+        </w:rPr>
+        <w:t>look-alike</w:t>
+      </w:r>
+      <w:r>
+        <w:t xml:space="preserve"> atau label terlewat); (2) batas slick, karena label berupa poligon kasar sedangkan prediksi lebih halus dan sedikit melebar; dan (3) pada model ML, bercak gelap kecil di area laut (Gambar 2). Performa per citra juga bervariasi: pada beberapa citra sulit, model ML dapat lebih baik daripada DL, sehingga aplikasi web menyediakan mode "bandingkan semua model" untuk analis. Pada PALSAR, semua model turun 5–9 poin, sehingga </w:t>
+      </w:r>
+      <w:r>
+        <w:rPr>
+          <w:i/>
+        </w:rPr>
+        <w:t>fine-tuning</w:t>
+      </w:r>
+      <w:r>
+        <w:t xml:space="preserve"> diperlukan sebelum dipakai pada sensor atau wilayah lain.</w:t>
+      </w:r>
+    </w:p>
+    <w:p>
+      <w:pPr>
+        <w:pStyle w:val="Heading1"/>
+      </w:pPr>
+      <w:r>
+        <w:t>4. Dampak Operasional, Efisiensi Biaya, dan Manajemen Risiko</w:t>
       </w:r>
     </w:p>
     <w:p>
@@ -4864,8 +4771,8 @@
       <w:r>
         <w:drawing>
           <wp:inline xmlns:a="http://schemas.openxmlformats.org/drawingml/2006/main" xmlns:pic="http://schemas.openxmlformats.org/drawingml/2006/picture">
-            <wp:extent cx="5040000" cy="2648620"/>
-            <wp:docPr id="6" name="Picture 6"/>
+            <wp:extent cx="5220000" cy="2526297"/>
+            <wp:docPr id="4" name="Picture 4"/>
             <wp:cNvGraphicFramePr>
               <a:graphicFrameLocks noChangeAspect="1"/>
             </wp:cNvGraphicFramePr>
@@ -4873,11 +4780,11 @@
               <a:graphicData uri="http://schemas.openxmlformats.org/drawingml/2006/picture">
                 <pic:pic>
                   <pic:nvPicPr>
-                    <pic:cNvPr id="0" name="web_live.jpg"/>
+                    <pic:cNvPr id="0" name="web_v2_demo.jpg"/>
                     <pic:cNvPicPr/>
                   </pic:nvPicPr>
                   <pic:blipFill>
-                    <a:blip r:embed="rId16"/>
+                    <a:blip r:embed="rId14"/>
                     <a:stretch>
                       <a:fillRect/>
                     </a:stretch>
@@ -4885,7 +4792,7 @@
                   <pic:spPr>
                     <a:xfrm>
                       <a:off x="0" y="0"/>
-                      <a:ext cx="5040000" cy="2648620"/>
+                      <a:ext cx="5220000" cy="2526297"/>
                     </a:xfrm>
                     <a:prstGeom prst="rect"/>
                   </pic:spPr>
@@ -4906,21 +4813,67 @@
           <w:b/>
           <w:sz w:val="19"/>
         </w:rPr>
-        <w:t>Gambar 5.</w:t>
+        <w:t>Gambar 3.</w:t>
       </w:r>
       <w:r>
         <w:rPr>
           <w:sz w:val="19"/>
         </w:rPr>
-        <w:t xml:space="preserve"> Aplikasi web CAYMAN (cayman-kelompok1.vercel.app): inferensi di browser dengan tombol Try Sample Data.</w:t>
+        <w:t xml:space="preserve"> Aplikasi web: pilihan 5 model, area terdeteksi dengan poligon bernomor per slick, citra asli, dan peta probabilitas.</w:t>
       </w:r>
     </w:p>
     <w:p>
       <w:pPr>
-        <w:pStyle w:val="Heading2"/>
+        <w:ind w:firstLine="425"/>
+        <w:jc w:val="both"/>
       </w:pPr>
       <w:r>
-        <w:t>3.5 Visualisasi dan analisis error</w:t>
+        <w:t xml:space="preserve">Solusi ini menyasar </w:t>
+      </w:r>
+      <w:r>
+        <w:rPr>
+          <w:b/>
+        </w:rPr>
+        <w:t>Pilar HSSE</w:t>
+      </w:r>
+      <w:r>
+        <w:t xml:space="preserve"> dan </w:t>
+      </w:r>
+      <w:r>
+        <w:rPr>
+          <w:b/>
+        </w:rPr>
+        <w:t>efisiensi biaya</w:t>
+      </w:r>
+      <w:r>
+        <w:t xml:space="preserve">. Skenario penggunaannya adalah </w:t>
+      </w:r>
+      <w:r>
+        <w:rPr>
+          <w:i/>
+        </w:rPr>
+        <w:t>screening</w:t>
+      </w:r>
+      <w:r>
+        <w:t xml:space="preserve"> citra Sentinel-1 di sekitar anjungan, jalur pipa, dan terminal. Keluarannya (Gambar 3): poligon setiap slick dengan luas (km²) dan keliling, GeoJSON untuk GIS, dan simulasi respons (Gambar 4). Sebagai contoh, pada citra uji tipikal dengan resolusi 10 m/piksel, DeepLabV3+ mendeteksi 1,145 km² minyak. Dengan skenario angin 8 m/s dari timur laut, arus 0,3 m/s ke timur, dan ketebalan </w:t>
+      </w:r>
+      <w:r>
+        <w:rPr>
+          <w:i/>
+        </w:rPr>
+        <w:t>rainbow</w:t>
+      </w:r>
+      <w:r>
+        <w:t xml:space="preserve"> 5 µm, slick bergerak 0,21 m/s ke tenggara, melebar ±0,10 km²/jam, dan saat tim tiba 3 jam kemudian telah bergeser 2,3 km dengan luas ±1,45 km². Kebutuhan </w:t>
+      </w:r>
+      <w:r>
+        <w:rPr>
+          <w:i/>
+        </w:rPr>
+        <w:t>oil boom</w:t>
+      </w:r>
+      <w:r>
+        <w:t xml:space="preserve"> untuk mengurung seluruh slick sekitar 16,4 km.</w:t>
       </w:r>
     </w:p>
     <w:p>
@@ -4932,8 +4885,8 @@
       <w:r>
         <w:drawing>
           <wp:inline xmlns:a="http://schemas.openxmlformats.org/drawingml/2006/main" xmlns:pic="http://schemas.openxmlformats.org/drawingml/2006/picture">
-            <wp:extent cx="4140000" cy="4140000"/>
-            <wp:docPr id="7" name="Picture 7"/>
+            <wp:extent cx="4320000" cy="2592000"/>
+            <wp:docPr id="5" name="Picture 5"/>
             <wp:cNvGraphicFramePr>
               <a:graphicFrameLocks noChangeAspect="1"/>
             </wp:cNvGraphicFramePr>
@@ -4941,11 +4894,11 @@
               <a:graphicData uri="http://schemas.openxmlformats.org/drawingml/2006/picture">
                 <pic:pic>
                   <pic:nvPicPr>
-                    <pic:cNvPr id="0" name="pred_examples.png"/>
+                    <pic:cNvPr id="0" name="web_v2_sim.jpg"/>
                     <pic:cNvPicPr/>
                   </pic:nvPicPr>
                   <pic:blipFill>
-                    <a:blip r:embed="rId17"/>
+                    <a:blip r:embed="rId15"/>
                     <a:stretch>
                       <a:fillRect/>
                     </a:stretch>
@@ -4953,7 +4906,7 @@
                   <pic:spPr>
                     <a:xfrm>
                       <a:off x="0" y="0"/>
-                      <a:ext cx="4140000" cy="4140000"/>
+                      <a:ext cx="4320000" cy="2592000"/>
                     </a:xfrm>
                     <a:prstGeom prst="rect"/>
                   </pic:spPr>
@@ -4974,290 +4927,13 @@
           <w:b/>
           <w:sz w:val="19"/>
         </w:rPr>
-        <w:t>Gambar 6.</w:t>
+        <w:t>Gambar 4.</w:t>
       </w:r>
       <w:r>
         <w:rPr>
           <w:sz w:val="19"/>
         </w:rPr>
-        <w:t xml:space="preserve"> Contoh prediksi uji: kasus terburuk, median, terbaik, dan GT kosong (kolom terakhir: TP hijau, FP merah, FN biru).</w:t>
-      </w:r>
-    </w:p>
-    <w:p>
-      <w:pPr>
-        <w:ind w:firstLine="425"/>
-        <w:jc w:val="both"/>
-      </w:pPr>
-      <w:r>
-        <w:t>Dice per citra (805 citra uji yang berisi minyak) memiliki median 0,797, persentil-10 0,517, dan persentil-90 0,965; sebanyak 70 citra memiliki Dice &lt; 0,5 (Gambar 6 dan 7). Pola kesalahan utama adalah:</w:t>
-      </w:r>
-    </w:p>
-    <w:p>
-      <w:pPr>
-        <w:pStyle w:val="ListBullet"/>
-        <w:spacing w:after="40"/>
-        <w:ind w:left="510"/>
-        <w:jc w:val="both"/>
-      </w:pPr>
-      <w:r>
-        <w:rPr>
-          <w:b/>
-        </w:rPr>
-        <w:t>Tumpahan sangat kecil.</w:t>
-      </w:r>
-      <w:r>
-        <w:t xml:space="preserve"> Area GT hanya beberapa piksel sehingga Dice per citra tidak stabil. Model juga menandai garis gelap tipis yang tidak dilabeli, kemungkinan </w:t>
-      </w:r>
-      <w:r>
-        <w:rPr>
-          <w:i/>
-        </w:rPr>
-        <w:t>look-alike</w:t>
-      </w:r>
-      <w:r>
-        <w:t xml:space="preserve"> atau label yang terlewat.</w:t>
-      </w:r>
-    </w:p>
-    <w:p>
-      <w:pPr>
-        <w:pStyle w:val="ListBullet"/>
-        <w:spacing w:after="40"/>
-        <w:ind w:left="510"/>
-        <w:jc w:val="both"/>
-      </w:pPr>
-      <w:r>
-        <w:rPr>
-          <w:b/>
-        </w:rPr>
-        <w:t>Batas tumpahan.</w:t>
-      </w:r>
-      <w:r>
-        <w:t xml:space="preserve"> Label berupa poligon kasar, sedangkan prediksi lebih halus dan sedikit melebar; FP terkumpul di tepi slick.</w:t>
-      </w:r>
-    </w:p>
-    <w:p>
-      <w:pPr>
-        <w:pStyle w:val="ListBullet"/>
-        <w:spacing w:after="40"/>
-        <w:ind w:left="510"/>
-        <w:jc w:val="both"/>
-      </w:pPr>
-      <w:r>
-        <w:rPr>
-          <w:b/>
-        </w:rPr>
-        <w:t>Citra tanpa minyak</w:t>
-      </w:r>
-      <w:r>
-        <w:t xml:space="preserve"> (34 citra): rata-rata hanya 0,25% piksel salah ditandai, umumnya berupa bercak gelap kecil. Pada 20 citra yang seluruhnya minyak, Dice ≥ 0,92.</w:t>
-      </w:r>
-    </w:p>
-    <w:p>
-      <w:pPr>
-        <w:keepNext/>
-        <w:spacing w:after="0"/>
-        <w:jc w:val="center"/>
-      </w:pPr>
-      <w:r>
-        <w:drawing>
-          <wp:inline xmlns:a="http://schemas.openxmlformats.org/drawingml/2006/main" xmlns:pic="http://schemas.openxmlformats.org/drawingml/2006/picture">
-            <wp:extent cx="5220000" cy="1670400"/>
-            <wp:docPr id="8" name="Picture 8"/>
-            <wp:cNvGraphicFramePr>
-              <a:graphicFrameLocks noChangeAspect="1"/>
-            </wp:cNvGraphicFramePr>
-            <a:graphic>
-              <a:graphicData uri="http://schemas.openxmlformats.org/drawingml/2006/picture">
-                <pic:pic>
-                  <pic:nvPicPr>
-                    <pic:cNvPr id="0" name="test_dice_distribution.png"/>
-                    <pic:cNvPicPr/>
-                  </pic:nvPicPr>
-                  <pic:blipFill>
-                    <a:blip r:embed="rId18"/>
-                    <a:stretch>
-                      <a:fillRect/>
-                    </a:stretch>
-                  </pic:blipFill>
-                  <pic:spPr>
-                    <a:xfrm>
-                      <a:off x="0" y="0"/>
-                      <a:ext cx="5220000" cy="1670400"/>
-                    </a:xfrm>
-                    <a:prstGeom prst="rect"/>
-                  </pic:spPr>
-                </pic:pic>
-              </a:graphicData>
-            </a:graphic>
-          </wp:inline>
-        </w:drawing>
-      </w:r>
-    </w:p>
-    <w:p>
-      <w:pPr>
-        <w:spacing w:after="160" w:before="60"/>
-        <w:jc w:val="center"/>
-      </w:pPr>
-      <w:r>
-        <w:rPr>
-          <w:b/>
-          <w:sz w:val="19"/>
-        </w:rPr>
-        <w:t>Gambar 7.</w:t>
-      </w:r>
-      <w:r>
-        <w:rPr>
-          <w:sz w:val="19"/>
-        </w:rPr>
-        <w:t xml:space="preserve"> Distribusi Dice per citra (kiri) dan hubungannya dengan luas tumpahan GT (kanan).</w:t>
-      </w:r>
-    </w:p>
-    <w:p>
-      <w:pPr>
-        <w:ind w:firstLine="425"/>
-        <w:jc w:val="both"/>
-      </w:pPr>
-      <w:r>
-        <w:t>Pada data PALSAR yang tidak pernah dilihat model, Dice turun ke 0,777 (Tabel 2) tetapi tetap di atas baseline (0,641). Hal ini menunjukkan bahwa model perlu dilatih ulang atau di-</w:t>
-      </w:r>
-      <w:r>
-        <w:rPr>
-          <w:i/>
-        </w:rPr>
-        <w:t>fine-tune</w:t>
-      </w:r>
-      <w:r>
-        <w:t xml:space="preserve"> sebelum dipakai pada sensor atau wilayah lain.</w:t>
-      </w:r>
-    </w:p>
-    <w:p>
-      <w:pPr>
-        <w:pStyle w:val="Heading1"/>
-      </w:pPr>
-      <w:r>
-        <w:t>4. Analisis Dampak Operasional dan Estimasi Bisnis</w:t>
-      </w:r>
-    </w:p>
-    <w:p>
-      <w:pPr>
-        <w:ind w:firstLine="425"/>
-        <w:jc w:val="both"/>
-      </w:pPr>
-      <w:r>
-        <w:t xml:space="preserve">Solusi ini menyasar </w:t>
-      </w:r>
-      <w:r>
-        <w:rPr>
-          <w:b/>
-        </w:rPr>
-        <w:t>Pilar 1 HSSE</w:t>
-      </w:r>
-      <w:r>
-        <w:t xml:space="preserve"> (perlindungan lingkungan laut) dan secara tidak langsung </w:t>
-      </w:r>
-      <w:r>
-        <w:rPr>
-          <w:b/>
-        </w:rPr>
-        <w:t>Pilar 3</w:t>
-      </w:r>
-      <w:r>
-        <w:t xml:space="preserve"> (efisiensi biaya). Skenario penggunaannya adalah </w:t>
-      </w:r>
-      <w:r>
-        <w:rPr>
-          <w:i/>
-        </w:rPr>
-        <w:t>screening</w:t>
-      </w:r>
-      <w:r>
-        <w:t xml:space="preserve"> otomatis citra Sentinel-1 di sekitar anjungan lepas pantai, jalur pipa bawah laut, dan terminal. Keluarannya berupa peta area tumpahan beserta estimasi luas dalam km² (luas = jumlah piksel minyak × resolusi²) sebagai dasar prioritas verifikasi dan pengerahan tim respons.</w:t>
-      </w:r>
-    </w:p>
-    <w:p>
-      <w:pPr>
-        <w:pStyle w:val="ListBullet"/>
-        <w:spacing w:after="40"/>
-        <w:ind w:left="510"/>
-        <w:jc w:val="both"/>
-      </w:pPr>
-      <w:r>
-        <w:rPr>
-          <w:b/>
-        </w:rPr>
-        <w:t>Kecepatan screening.</w:t>
-      </w:r>
-      <w:r>
-        <w:t xml:space="preserve"> Latensi terukur 65–74 ms per patch 256×256 di browser. Sebagai estimasi, area 100 km × 100 km pada resolusi 10 m (10.000 × 10.000 piksel ≈ 1.526 patch) dapat dipindai sekitar 1,9 menit di laptop uji. Angka ini merupakan ekstrapolasi dari pengukuran, belum termasuk pengunduhan dan pemrosesan awal citra.</w:t>
-      </w:r>
-    </w:p>
-    <w:p>
-      <w:pPr>
-        <w:pStyle w:val="ListBullet"/>
-        <w:spacing w:after="40"/>
-        <w:ind w:left="510"/>
-        <w:jc w:val="both"/>
-      </w:pPr>
-      <w:r>
-        <w:rPr>
-          <w:b/>
-        </w:rPr>
-        <w:t>Keandalan untuk peringatan dini.</w:t>
-      </w:r>
-      <w:r>
-        <w:t xml:space="preserve"> Recall 0,91 berarti sekitar 9 dari 10 piksel minyak terdeteksi. Precision 0,81 menunjukkan bahwa sekitar 19% area yang ditandai perlu dikonfirmasi analis. Karena itu model diposisikan sebagai alat bantu (</w:t>
-      </w:r>
-      <w:r>
-        <w:rPr>
-          <w:i/>
-        </w:rPr>
-        <w:t>human-in-the-loop</w:t>
-      </w:r>
-      <w:r>
-        <w:t>), bukan pengambil keputusan tunggal.</w:t>
-      </w:r>
-    </w:p>
-    <w:p>
-      <w:pPr>
-        <w:pStyle w:val="ListBullet"/>
-        <w:spacing w:after="40"/>
-        <w:ind w:left="510"/>
-        <w:jc w:val="both"/>
-      </w:pPr>
-      <w:r>
-        <w:rPr>
-          <w:b/>
-        </w:rPr>
-        <w:t>Biaya infrastruktur.</w:t>
-      </w:r>
-      <w:r>
-        <w:t xml:space="preserve"> Model 2 MB dijalankan di browser pengguna dan halaman statis di-</w:t>
-      </w:r>
-      <w:r>
-        <w:rPr>
-          <w:i/>
-        </w:rPr>
-        <w:t>host</w:t>
-      </w:r>
-      <w:r>
-        <w:t xml:space="preserve"> di Vercel paket Hobby, sehingga tidak memerlukan server GPU untuk inferensi. Data Sentinel-1 tersedia terbuka melalui program Copernicus.</w:t>
-      </w:r>
-    </w:p>
-    <w:p>
-      <w:pPr>
-        <w:pStyle w:val="ListBullet"/>
-        <w:spacing w:after="40"/>
-        <w:ind w:left="510"/>
-        <w:jc w:val="both"/>
-      </w:pPr>
-      <w:r>
-        <w:rPr>
-          <w:b/>
-        </w:rPr>
-        <w:t>Pelaporan.</w:t>
-      </w:r>
-      <w:r>
-        <w:t xml:space="preserve"> Peta dan luas tumpahan dapat dilampirkan pada laporan insiden HSSE dan pelaporan ke regulator.</w:t>
+        <w:t xml:space="preserve"> Simulasi drift &amp; penyebaran: posisi slick +6 jam (warna pelangi), jejak waktu (garis putus), dan oil boom saat tim tiba (pelampung oranye).</w:t>
       </w:r>
     </w:p>
     <w:p>
@@ -5269,10 +4945,802 @@
         <w:rPr>
           <w:b/>
         </w:rPr>
-        <w:t>Estimasi finansial belum dihitung</w:t>
+        <w:t>Efisiensi biaya.</w:t>
       </w:r>
       <w:r>
-        <w:t xml:space="preserve"> karena memerlukan data internal perusahaan. Kerangka perhitungan yang disarankan: penghematan per periode = (waktu interpretasi manual per scene − waktu screening + verifikasi) × biaya analis per jam × jumlah scene, ditambah biaya server GPU yang dihindari. Parameter tersebut perlu diisi dari data operasional sebelum angka penghematan dapat diklaim.</w:t>
+        <w:t xml:space="preserve"> Kalkulator di web membandingkan patroli pencarian konvensional dengan CV + verifikasi analis. Dengan asumsi ilustratif (12 sortie/bulan × 4 jam × Rp45 juta/jam; 10 citra/bulan × 0,5 jam analis × Rp150 ribu/jam; 25% sortie tetap dibutuhkan untuk konfirmasi), biaya pemantauan turun dari Rp2,16 miliar menjadi Rp0,54 miliar per bulan (−75%). Citra Sentinel-1 tersedia gratis melalui Copernicus dan inferensi berjalan di browser sehingga biaya komputasinya praktis nol. Angka ini bergantung pada asumsi dan harus diganti dengan data kontrak perusahaan sebelum diklaim.</w:t>
+      </w:r>
+    </w:p>
+    <w:p>
+      <w:pPr>
+        <w:keepNext/>
+        <w:spacing w:after="60" w:before="120"/>
+        <w:jc w:val="center"/>
+      </w:pPr>
+      <w:r>
+        <w:rPr>
+          <w:b/>
+          <w:sz w:val="19"/>
+        </w:rPr>
+        <w:t>Tabel 5.</w:t>
+      </w:r>
+      <w:r>
+        <w:rPr>
+          <w:sz w:val="19"/>
+        </w:rPr>
+        <w:t xml:space="preserve"> Register risiko HSSE kegiatan pemantauan (L = kemungkinan, S = keparahan, skala 1–5).</w:t>
+      </w:r>
+    </w:p>
+    <w:tbl>
+      <w:tblPr>
+        <w:tblW w:type="auto" w:w="0"/>
+        <w:jc w:val="center"/>
+        <w:tblLayout w:type="fixed"/>
+        <w:tblLook w:firstColumn="1" w:firstRow="1" w:lastColumn="0" w:lastRow="0" w:noHBand="0" w:noVBand="1" w:val="04A0"/>
+      </w:tblPr>
+      <w:tblGrid>
+        <w:gridCol w:w="2268"/>
+        <w:gridCol w:w="2268"/>
+        <w:gridCol w:w="2268"/>
+        <w:gridCol w:w="2268"/>
+      </w:tblGrid>
+      <w:tr>
+        <w:trPr>
+          <w:cantSplit/>
+        </w:trPr>
+        <w:tc>
+          <w:tcPr>
+            <w:tcW w:type="dxa" w:w="4876"/>
+            <w:shd w:val="clear" w:color="auto" w:fill="E7EEF7"/>
+            <w:tcBorders>
+              <w:top w:val="single" w:sz="10" w:color="000000" w:space="0"/>
+              <w:bottom w:val="single" w:sz="6" w:color="000000" w:space="0"/>
+            </w:tcBorders>
+          </w:tcPr>
+          <w:p>
+            <w:pPr>
+              <w:keepNext/>
+              <w:spacing w:after="20" w:line="240" w:lineRule="auto"/>
+              <w:jc w:val="left"/>
+            </w:pPr>
+            <w:r>
+              <w:rPr>
+                <w:b/>
+                <w:sz w:val="17"/>
+              </w:rPr>
+              <w:t>Bahaya</w:t>
+            </w:r>
+          </w:p>
+        </w:tc>
+        <w:tc>
+          <w:tcPr>
+            <w:tcW w:type="dxa" w:w="454"/>
+            <w:shd w:val="clear" w:color="auto" w:fill="E7EEF7"/>
+            <w:tcBorders>
+              <w:top w:val="single" w:sz="10" w:color="000000" w:space="0"/>
+              <w:bottom w:val="single" w:sz="6" w:color="000000" w:space="0"/>
+            </w:tcBorders>
+          </w:tcPr>
+          <w:p>
+            <w:pPr>
+              <w:keepNext/>
+              <w:spacing w:after="20" w:line="240" w:lineRule="auto"/>
+              <w:jc w:val="center"/>
+            </w:pPr>
+            <w:r>
+              <w:rPr>
+                <w:b/>
+                <w:sz w:val="17"/>
+              </w:rPr>
+              <w:t>S</w:t>
+            </w:r>
+          </w:p>
+        </w:tc>
+        <w:tc>
+          <w:tcPr>
+            <w:tcW w:type="dxa" w:w="1701"/>
+            <w:shd w:val="clear" w:color="auto" w:fill="E7EEF7"/>
+            <w:tcBorders>
+              <w:top w:val="single" w:sz="10" w:color="000000" w:space="0"/>
+              <w:bottom w:val="single" w:sz="6" w:color="000000" w:space="0"/>
+            </w:tcBorders>
+          </w:tcPr>
+          <w:p>
+            <w:pPr>
+              <w:keepNext/>
+              <w:spacing w:after="20" w:line="240" w:lineRule="auto"/>
+              <w:jc w:val="center"/>
+            </w:pPr>
+            <w:r>
+              <w:rPr>
+                <w:b/>
+                <w:sz w:val="17"/>
+              </w:rPr>
+              <w:t>Sebelum (L×S)</w:t>
+            </w:r>
+          </w:p>
+        </w:tc>
+        <w:tc>
+          <w:tcPr>
+            <w:tcW w:type="dxa" w:w="1928"/>
+            <w:shd w:val="clear" w:color="auto" w:fill="E7EEF7"/>
+            <w:tcBorders>
+              <w:top w:val="single" w:sz="10" w:color="000000" w:space="0"/>
+              <w:bottom w:val="single" w:sz="6" w:color="000000" w:space="0"/>
+            </w:tcBorders>
+          </w:tcPr>
+          <w:p>
+            <w:pPr>
+              <w:keepNext/>
+              <w:spacing w:after="20" w:line="240" w:lineRule="auto"/>
+              <w:jc w:val="center"/>
+            </w:pPr>
+            <w:r>
+              <w:rPr>
+                <w:b/>
+                <w:sz w:val="17"/>
+              </w:rPr>
+              <w:t>Sesudah CV (L×S)</w:t>
+            </w:r>
+          </w:p>
+        </w:tc>
+      </w:tr>
+      <w:tr>
+        <w:trPr>
+          <w:cantSplit/>
+        </w:trPr>
+        <w:tc>
+          <w:tcPr>
+            <w:tcW w:type="dxa" w:w="4876"/>
+          </w:tcPr>
+          <w:p>
+            <w:pPr>
+              <w:keepNext/>
+              <w:spacing w:after="20" w:line="240" w:lineRule="auto"/>
+              <w:jc w:val="left"/>
+            </w:pPr>
+            <w:r>
+              <w:rPr>
+                <w:sz w:val="17"/>
+              </w:rPr>
+              <w:t>Paparan uap hidrokarbon (VOC, H₂S) saat inspeksi jarak dekat</w:t>
+            </w:r>
+          </w:p>
+        </w:tc>
+        <w:tc>
+          <w:tcPr>
+            <w:tcW w:type="dxa" w:w="454"/>
+          </w:tcPr>
+          <w:p>
+            <w:pPr>
+              <w:keepNext/>
+              <w:spacing w:after="20" w:line="240" w:lineRule="auto"/>
+              <w:jc w:val="center"/>
+            </w:pPr>
+            <w:r>
+              <w:rPr>
+                <w:sz w:val="17"/>
+              </w:rPr>
+              <w:t>4</w:t>
+            </w:r>
+          </w:p>
+        </w:tc>
+        <w:tc>
+          <w:tcPr>
+            <w:tcW w:type="dxa" w:w="1701"/>
+          </w:tcPr>
+          <w:p>
+            <w:pPr>
+              <w:keepNext/>
+              <w:spacing w:after="20" w:line="240" w:lineRule="auto"/>
+              <w:jc w:val="center"/>
+            </w:pPr>
+            <w:r>
+              <w:rPr>
+                <w:sz w:val="17"/>
+              </w:rPr>
+              <w:t>3×4 = 12</w:t>
+            </w:r>
+          </w:p>
+        </w:tc>
+        <w:tc>
+          <w:tcPr>
+            <w:tcW w:type="dxa" w:w="1928"/>
+          </w:tcPr>
+          <w:p>
+            <w:pPr>
+              <w:keepNext/>
+              <w:spacing w:after="20" w:line="240" w:lineRule="auto"/>
+              <w:jc w:val="center"/>
+            </w:pPr>
+            <w:r>
+              <w:rPr>
+                <w:sz w:val="17"/>
+              </w:rPr>
+              <w:t>1×4 = 4</w:t>
+            </w:r>
+          </w:p>
+        </w:tc>
+      </w:tr>
+      <w:tr>
+        <w:trPr>
+          <w:cantSplit/>
+        </w:trPr>
+        <w:tc>
+          <w:tcPr>
+            <w:tcW w:type="dxa" w:w="4876"/>
+          </w:tcPr>
+          <w:p>
+            <w:pPr>
+              <w:keepNext/>
+              <w:spacing w:after="20" w:line="240" w:lineRule="auto"/>
+              <w:jc w:val="left"/>
+            </w:pPr>
+            <w:r>
+              <w:rPr>
+                <w:sz w:val="17"/>
+              </w:rPr>
+              <w:t>Kecelakaan penerbangan pengintaian</w:t>
+            </w:r>
+          </w:p>
+        </w:tc>
+        <w:tc>
+          <w:tcPr>
+            <w:tcW w:type="dxa" w:w="454"/>
+          </w:tcPr>
+          <w:p>
+            <w:pPr>
+              <w:keepNext/>
+              <w:spacing w:after="20" w:line="240" w:lineRule="auto"/>
+              <w:jc w:val="center"/>
+            </w:pPr>
+            <w:r>
+              <w:rPr>
+                <w:sz w:val="17"/>
+              </w:rPr>
+              <w:t>5</w:t>
+            </w:r>
+          </w:p>
+        </w:tc>
+        <w:tc>
+          <w:tcPr>
+            <w:tcW w:type="dxa" w:w="1701"/>
+          </w:tcPr>
+          <w:p>
+            <w:pPr>
+              <w:keepNext/>
+              <w:spacing w:after="20" w:line="240" w:lineRule="auto"/>
+              <w:jc w:val="center"/>
+            </w:pPr>
+            <w:r>
+              <w:rPr>
+                <w:sz w:val="17"/>
+              </w:rPr>
+              <w:t>2×5 = 10</w:t>
+            </w:r>
+          </w:p>
+        </w:tc>
+        <w:tc>
+          <w:tcPr>
+            <w:tcW w:type="dxa" w:w="1928"/>
+          </w:tcPr>
+          <w:p>
+            <w:pPr>
+              <w:keepNext/>
+              <w:spacing w:after="20" w:line="240" w:lineRule="auto"/>
+              <w:jc w:val="center"/>
+            </w:pPr>
+            <w:r>
+              <w:rPr>
+                <w:sz w:val="17"/>
+              </w:rPr>
+              <w:t>1×5 = 5</w:t>
+            </w:r>
+          </w:p>
+        </w:tc>
+      </w:tr>
+      <w:tr>
+        <w:trPr>
+          <w:cantSplit/>
+        </w:trPr>
+        <w:tc>
+          <w:tcPr>
+            <w:tcW w:type="dxa" w:w="4876"/>
+          </w:tcPr>
+          <w:p>
+            <w:pPr>
+              <w:keepNext/>
+              <w:spacing w:after="20" w:line="240" w:lineRule="auto"/>
+              <w:jc w:val="left"/>
+            </w:pPr>
+            <w:r>
+              <w:rPr>
+                <w:sz w:val="17"/>
+              </w:rPr>
+              <w:t>Insiden kapal patroli (jatuh ke laut, tabrakan)</w:t>
+            </w:r>
+          </w:p>
+        </w:tc>
+        <w:tc>
+          <w:tcPr>
+            <w:tcW w:type="dxa" w:w="454"/>
+          </w:tcPr>
+          <w:p>
+            <w:pPr>
+              <w:keepNext/>
+              <w:spacing w:after="20" w:line="240" w:lineRule="auto"/>
+              <w:jc w:val="center"/>
+            </w:pPr>
+            <w:r>
+              <w:rPr>
+                <w:sz w:val="17"/>
+              </w:rPr>
+              <w:t>4</w:t>
+            </w:r>
+          </w:p>
+        </w:tc>
+        <w:tc>
+          <w:tcPr>
+            <w:tcW w:type="dxa" w:w="1701"/>
+          </w:tcPr>
+          <w:p>
+            <w:pPr>
+              <w:keepNext/>
+              <w:spacing w:after="20" w:line="240" w:lineRule="auto"/>
+              <w:jc w:val="center"/>
+            </w:pPr>
+            <w:r>
+              <w:rPr>
+                <w:sz w:val="17"/>
+              </w:rPr>
+              <w:t>3×4 = 12</w:t>
+            </w:r>
+          </w:p>
+        </w:tc>
+        <w:tc>
+          <w:tcPr>
+            <w:tcW w:type="dxa" w:w="1928"/>
+          </w:tcPr>
+          <w:p>
+            <w:pPr>
+              <w:keepNext/>
+              <w:spacing w:after="20" w:line="240" w:lineRule="auto"/>
+              <w:jc w:val="center"/>
+            </w:pPr>
+            <w:r>
+              <w:rPr>
+                <w:sz w:val="17"/>
+              </w:rPr>
+              <w:t>1×4 = 4</w:t>
+            </w:r>
+          </w:p>
+        </w:tc>
+      </w:tr>
+      <w:tr>
+        <w:trPr>
+          <w:cantSplit/>
+        </w:trPr>
+        <w:tc>
+          <w:tcPr>
+            <w:tcW w:type="dxa" w:w="4876"/>
+          </w:tcPr>
+          <w:p>
+            <w:pPr>
+              <w:keepNext/>
+              <w:spacing w:after="20" w:line="240" w:lineRule="auto"/>
+              <w:jc w:val="left"/>
+            </w:pPr>
+            <w:r>
+              <w:rPr>
+                <w:sz w:val="17"/>
+              </w:rPr>
+              <w:t>Kebakaran/ledakan di dekat minyak segar</w:t>
+            </w:r>
+          </w:p>
+        </w:tc>
+        <w:tc>
+          <w:tcPr>
+            <w:tcW w:type="dxa" w:w="454"/>
+          </w:tcPr>
+          <w:p>
+            <w:pPr>
+              <w:keepNext/>
+              <w:spacing w:after="20" w:line="240" w:lineRule="auto"/>
+              <w:jc w:val="center"/>
+            </w:pPr>
+            <w:r>
+              <w:rPr>
+                <w:sz w:val="17"/>
+              </w:rPr>
+              <w:t>5</w:t>
+            </w:r>
+          </w:p>
+        </w:tc>
+        <w:tc>
+          <w:tcPr>
+            <w:tcW w:type="dxa" w:w="1701"/>
+          </w:tcPr>
+          <w:p>
+            <w:pPr>
+              <w:keepNext/>
+              <w:spacing w:after="20" w:line="240" w:lineRule="auto"/>
+              <w:jc w:val="center"/>
+            </w:pPr>
+            <w:r>
+              <w:rPr>
+                <w:sz w:val="17"/>
+              </w:rPr>
+              <w:t>2×5 = 10</w:t>
+            </w:r>
+          </w:p>
+        </w:tc>
+        <w:tc>
+          <w:tcPr>
+            <w:tcW w:type="dxa" w:w="1928"/>
+          </w:tcPr>
+          <w:p>
+            <w:pPr>
+              <w:keepNext/>
+              <w:spacing w:after="20" w:line="240" w:lineRule="auto"/>
+              <w:jc w:val="center"/>
+            </w:pPr>
+            <w:r>
+              <w:rPr>
+                <w:sz w:val="17"/>
+              </w:rPr>
+              <w:t>1×5 = 5</w:t>
+            </w:r>
+          </w:p>
+        </w:tc>
+      </w:tr>
+      <w:tr>
+        <w:trPr>
+          <w:cantSplit/>
+        </w:trPr>
+        <w:tc>
+          <w:tcPr>
+            <w:tcW w:type="dxa" w:w="4876"/>
+          </w:tcPr>
+          <w:p>
+            <w:pPr>
+              <w:keepNext/>
+              <w:spacing w:after="20" w:line="240" w:lineRule="auto"/>
+              <w:jc w:val="left"/>
+            </w:pPr>
+            <w:r>
+              <w:rPr>
+                <w:sz w:val="17"/>
+              </w:rPr>
+              <w:t>Kelelahan kru akibat patroli panjang &amp; malam</w:t>
+            </w:r>
+          </w:p>
+        </w:tc>
+        <w:tc>
+          <w:tcPr>
+            <w:tcW w:type="dxa" w:w="454"/>
+          </w:tcPr>
+          <w:p>
+            <w:pPr>
+              <w:keepNext/>
+              <w:spacing w:after="20" w:line="240" w:lineRule="auto"/>
+              <w:jc w:val="center"/>
+            </w:pPr>
+            <w:r>
+              <w:rPr>
+                <w:sz w:val="17"/>
+              </w:rPr>
+              <w:t>3</w:t>
+            </w:r>
+          </w:p>
+        </w:tc>
+        <w:tc>
+          <w:tcPr>
+            <w:tcW w:type="dxa" w:w="1701"/>
+          </w:tcPr>
+          <w:p>
+            <w:pPr>
+              <w:keepNext/>
+              <w:spacing w:after="20" w:line="240" w:lineRule="auto"/>
+              <w:jc w:val="center"/>
+            </w:pPr>
+            <w:r>
+              <w:rPr>
+                <w:sz w:val="17"/>
+              </w:rPr>
+              <w:t>4×3 = 12</w:t>
+            </w:r>
+          </w:p>
+        </w:tc>
+        <w:tc>
+          <w:tcPr>
+            <w:tcW w:type="dxa" w:w="1928"/>
+          </w:tcPr>
+          <w:p>
+            <w:pPr>
+              <w:keepNext/>
+              <w:spacing w:after="20" w:line="240" w:lineRule="auto"/>
+              <w:jc w:val="center"/>
+            </w:pPr>
+            <w:r>
+              <w:rPr>
+                <w:sz w:val="17"/>
+              </w:rPr>
+              <w:t>2×3 = 6</w:t>
+            </w:r>
+          </w:p>
+        </w:tc>
+      </w:tr>
+      <w:tr>
+        <w:trPr>
+          <w:cantSplit/>
+        </w:trPr>
+        <w:tc>
+          <w:tcPr>
+            <w:tcW w:type="dxa" w:w="4876"/>
+          </w:tcPr>
+          <w:p>
+            <w:pPr>
+              <w:keepNext/>
+              <w:spacing w:after="20" w:line="240" w:lineRule="auto"/>
+              <w:jc w:val="left"/>
+            </w:pPr>
+            <w:r>
+              <w:rPr>
+                <w:sz w:val="17"/>
+              </w:rPr>
+              <w:t>Tumpahan terlambat diketahui (malam/berawan)</w:t>
+            </w:r>
+          </w:p>
+        </w:tc>
+        <w:tc>
+          <w:tcPr>
+            <w:tcW w:type="dxa" w:w="454"/>
+          </w:tcPr>
+          <w:p>
+            <w:pPr>
+              <w:keepNext/>
+              <w:spacing w:after="20" w:line="240" w:lineRule="auto"/>
+              <w:jc w:val="center"/>
+            </w:pPr>
+            <w:r>
+              <w:rPr>
+                <w:sz w:val="17"/>
+              </w:rPr>
+              <w:t>4</w:t>
+            </w:r>
+          </w:p>
+        </w:tc>
+        <w:tc>
+          <w:tcPr>
+            <w:tcW w:type="dxa" w:w="1701"/>
+          </w:tcPr>
+          <w:p>
+            <w:pPr>
+              <w:keepNext/>
+              <w:spacing w:after="20" w:line="240" w:lineRule="auto"/>
+              <w:jc w:val="center"/>
+            </w:pPr>
+            <w:r>
+              <w:rPr>
+                <w:sz w:val="17"/>
+              </w:rPr>
+              <w:t>3×4 = 12</w:t>
+            </w:r>
+          </w:p>
+        </w:tc>
+        <w:tc>
+          <w:tcPr>
+            <w:tcW w:type="dxa" w:w="1928"/>
+          </w:tcPr>
+          <w:p>
+            <w:pPr>
+              <w:keepNext/>
+              <w:spacing w:after="20" w:line="240" w:lineRule="auto"/>
+              <w:jc w:val="center"/>
+            </w:pPr>
+            <w:r>
+              <w:rPr>
+                <w:sz w:val="17"/>
+              </w:rPr>
+              <w:t>2×4 = 8</w:t>
+            </w:r>
+          </w:p>
+        </w:tc>
+      </w:tr>
+      <w:tr>
+        <w:trPr>
+          <w:cantSplit/>
+        </w:trPr>
+        <w:tc>
+          <w:tcPr>
+            <w:tcW w:type="dxa" w:w="4876"/>
+          </w:tcPr>
+          <w:p>
+            <w:pPr>
+              <w:keepNext/>
+              <w:spacing w:after="20" w:line="240" w:lineRule="auto"/>
+              <w:jc w:val="left"/>
+            </w:pPr>
+            <w:r>
+              <w:rPr>
+                <w:i/>
+                <w:sz w:val="17"/>
+              </w:rPr>
+              <w:t>Risiko baru:</w:t>
+            </w:r>
+            <w:r>
+              <w:rPr>
+                <w:sz w:val="17"/>
+              </w:rPr>
+              <w:t xml:space="preserve"> salah deteksi / slick terlewat</w:t>
+            </w:r>
+          </w:p>
+        </w:tc>
+        <w:tc>
+          <w:tcPr>
+            <w:tcW w:type="dxa" w:w="454"/>
+          </w:tcPr>
+          <w:p>
+            <w:pPr>
+              <w:keepNext/>
+              <w:spacing w:after="20" w:line="240" w:lineRule="auto"/>
+              <w:jc w:val="center"/>
+            </w:pPr>
+            <w:r>
+              <w:rPr>
+                <w:sz w:val="17"/>
+              </w:rPr>
+              <w:t>3</w:t>
+            </w:r>
+          </w:p>
+        </w:tc>
+        <w:tc>
+          <w:tcPr>
+            <w:tcW w:type="dxa" w:w="1701"/>
+          </w:tcPr>
+          <w:p>
+            <w:pPr>
+              <w:keepNext/>
+              <w:spacing w:after="20" w:line="240" w:lineRule="auto"/>
+              <w:jc w:val="center"/>
+            </w:pPr>
+            <w:r>
+              <w:rPr>
+                <w:sz w:val="17"/>
+              </w:rPr>
+              <w:t>–</w:t>
+            </w:r>
+          </w:p>
+        </w:tc>
+        <w:tc>
+          <w:tcPr>
+            <w:tcW w:type="dxa" w:w="1928"/>
+          </w:tcPr>
+          <w:p>
+            <w:pPr>
+              <w:keepNext/>
+              <w:spacing w:after="20" w:line="240" w:lineRule="auto"/>
+              <w:jc w:val="center"/>
+            </w:pPr>
+            <w:r>
+              <w:rPr>
+                <w:sz w:val="17"/>
+              </w:rPr>
+              <w:t>3×3 = 9</w:t>
+            </w:r>
+          </w:p>
+        </w:tc>
+      </w:tr>
+      <w:tr>
+        <w:trPr>
+          <w:cantSplit/>
+        </w:trPr>
+        <w:tc>
+          <w:tcPr>
+            <w:tcW w:type="dxa" w:w="4876"/>
+            <w:tcBorders>
+              <w:bottom w:val="single" w:sz="10" w:color="000000" w:space="0"/>
+            </w:tcBorders>
+          </w:tcPr>
+          <w:p>
+            <w:pPr>
+              <w:spacing w:after="20" w:line="240" w:lineRule="auto"/>
+              <w:jc w:val="left"/>
+            </w:pPr>
+            <w:r>
+              <w:rPr>
+                <w:b/>
+                <w:sz w:val="17"/>
+              </w:rPr>
+              <w:t>Total skor risiko</w:t>
+            </w:r>
+          </w:p>
+        </w:tc>
+        <w:tc>
+          <w:tcPr>
+            <w:tcW w:type="dxa" w:w="454"/>
+            <w:tcBorders>
+              <w:bottom w:val="single" w:sz="10" w:color="000000" w:space="0"/>
+            </w:tcBorders>
+          </w:tcPr>
+          <w:p>
+            <w:pPr>
+              <w:spacing w:after="20" w:line="240" w:lineRule="auto"/>
+              <w:jc w:val="center"/>
+            </w:pPr>
+          </w:p>
+        </w:tc>
+        <w:tc>
+          <w:tcPr>
+            <w:tcW w:type="dxa" w:w="1701"/>
+            <w:tcBorders>
+              <w:bottom w:val="single" w:sz="10" w:color="000000" w:space="0"/>
+            </w:tcBorders>
+          </w:tcPr>
+          <w:p>
+            <w:pPr>
+              <w:spacing w:after="20" w:line="240" w:lineRule="auto"/>
+              <w:jc w:val="center"/>
+            </w:pPr>
+            <w:r>
+              <w:rPr>
+                <w:b/>
+                <w:sz w:val="17"/>
+              </w:rPr>
+              <w:t>68</w:t>
+            </w:r>
+          </w:p>
+        </w:tc>
+        <w:tc>
+          <w:tcPr>
+            <w:tcW w:type="dxa" w:w="1928"/>
+            <w:tcBorders>
+              <w:bottom w:val="single" w:sz="10" w:color="000000" w:space="0"/>
+            </w:tcBorders>
+          </w:tcPr>
+          <w:p>
+            <w:pPr>
+              <w:spacing w:after="20" w:line="240" w:lineRule="auto"/>
+              <w:jc w:val="center"/>
+            </w:pPr>
+            <w:r>
+              <w:rPr>
+                <w:b/>
+                <w:sz w:val="17"/>
+              </w:rPr>
+              <w:t>41 (−40%)</w:t>
+            </w:r>
+          </w:p>
+        </w:tc>
+      </w:tr>
+    </w:tbl>
+    <w:p>
+      <w:pPr>
+        <w:spacing w:after="40"/>
+      </w:pPr>
+    </w:p>
+    <w:p>
+      <w:pPr>
+        <w:ind w:firstLine="425"/>
+        <w:jc w:val="both"/>
+      </w:pPr>
+      <w:r>
+        <w:rPr>
+          <w:b/>
+        </w:rPr>
+        <w:t>Manajemen risiko.</w:t>
+      </w:r>
+      <w:r>
+        <w:t xml:space="preserve"> Pengurangan sortie pencarian menurunkan jam paparan personel di lapangan dari 192 menjadi 48 jam per bulan (−75%), sehingga kemungkinan (L) bahaya berbasis paparan turun dua tingkat, sedangkan keparahan (S) tetap karena konsekuensinya sama bila kejadian terjadi (Tabel 5). Pada hierarki pengendalian, pemindahan pencarian slick dari lapangan ke analisis citra termasuk </w:t>
+      </w:r>
+      <w:r>
+        <w:rPr>
+          <w:b/>
+        </w:rPr>
+        <w:t>eliminasi paparan</w:t>
+      </w:r>
+      <w:r>
+        <w:t>. CV tidak menggantikan tim lapangan sepenuhnya: verifikasi, pengambilan sampel, dan pemasangan boom tetap dilakukan manusia, dan risiko baru berupa salah deteksi dikendalikan dengan verifikasi analis untuk setiap alarm.</w:t>
       </w:r>
     </w:p>
     <w:p>
@@ -5284,37 +5752,10 @@
         <w:rPr>
           <w:b/>
         </w:rPr>
-        <w:t>Risiko dan mitigasi:</w:t>
+        <w:t>Batasan.</w:t>
       </w:r>
       <w:r>
-        <w:t xml:space="preserve"> (1) </w:t>
-      </w:r>
-      <w:r>
-        <w:rPr>
-          <w:i/>
-        </w:rPr>
-        <w:t>look-alike</w:t>
-      </w:r>
-      <w:r>
-        <w:t xml:space="preserve"> ditangani dengan verifikasi analis dan penambahan kelas </w:t>
-      </w:r>
-      <w:r>
-        <w:rPr>
-          <w:i/>
-        </w:rPr>
-        <w:t>look-alike</w:t>
-      </w:r>
-      <w:r>
-        <w:t xml:space="preserve"> ke data latih; (2) pergeseran domain (misalnya perairan Indonesia) ditangani dengan validasi pilot dan </w:t>
-      </w:r>
-      <w:r>
-        <w:rPr>
-          <w:i/>
-        </w:rPr>
-        <w:t>fine-tuning</w:t>
-      </w:r>
-      <w:r>
-        <w:t xml:space="preserve"> menggunakan citra lokal; (3) satu citra hanya memotret kondisi sesaat, sehingga pemantauan penyebaran memerlukan citra berkala dan dapat digabungkan dengan model dispersi seperti pada sistem operasional Petalas dkk. [10].</w:t>
+        <w:t xml:space="preserve"> Dataset SOS tidak memiliki koordinat dan waktu akuisisi sehingga simulasi tidak dapat divalidasi terhadap kejadian nyata; simulasi juga tidak memodelkan penguapan, emulsifikasi, garis pantai, maupun angin/arus yang berubah. Simulasi diposisikan sebagai gambaran awal yang diperbarui dengan data cuaca/oseanografi dan citra berikutnya, seperti pada sistem operasional Petalas dkk. [10].</w:t>
       </w:r>
     </w:p>
     <w:p>
@@ -5331,16 +5772,7 @@
         <w:jc w:val="both"/>
       </w:pPr>
       <w:r>
-        <w:t xml:space="preserve">Proyek ini menghasilkan </w:t>
-      </w:r>
-      <w:r>
-        <w:rPr>
-          <w:i/>
-        </w:rPr>
-        <w:t>pipeline</w:t>
-      </w:r>
-      <w:r>
-        <w:t xml:space="preserve"> segmentasi tumpahan minyak dari citra Sentinel-1 SAR yang telah diaudit, dapat direproduksi, dan berjalan di browser. U-Net Lite (1,94 juta parameter) mencapai Dice 0,855, IoU 0,746, dan recall 0,910 pada 839 citra uji, jauh di atas baseline klasik, serta hanya 2,4 poin F1 di bawah CBD-Net pada dataset yang sama. Kuantisasi INT8 menghasilkan model 2,01 MB tanpa penurunan akurasi yang berarti, dan aplikasi web publik di cayman-kelompok1.vercel.app menjalankan inferensi di sisi klien dalam 65–74 ms per patch.</w:t>
+        <w:t>Pada protokol yang sama, model DL mengungguli model ML untuk segmentasi tumpahan minyak Sentinel-1: DeepLabV3+ MobileNetV2 pralatih mencapai Dice 0,867 dan IoU 0,765 (1,1 poin F1 di bawah CBD-Net), U-Net Lite 0,855, sedangkan Random Forest dan LightGBM sekitar 0,805 dengan ukuran model jauh lebih kecil. Kelima model berjalan di browser, dan aplikasi web melengkapi deteksi dengan poligon per slick, simulasi arah dan laju penyebaran, estimasi kebutuhan oil boom, serta analisis biaya dan risiko HSSE.</w:t>
       </w:r>
     </w:p>
     <w:p>
@@ -5349,25 +5781,7 @@
         <w:jc w:val="both"/>
       </w:pPr>
       <w:r>
-        <w:t xml:space="preserve">Saran pengembangan: (1) menggunakan </w:t>
-      </w:r>
-      <w:r>
-        <w:rPr>
-          <w:i/>
-        </w:rPr>
-        <w:t>encoder</w:t>
-      </w:r>
-      <w:r>
-        <w:t xml:space="preserve"> ringan pralatih (misalnya MobileNet) serta modul </w:t>
-      </w:r>
-      <w:r>
-        <w:rPr>
-          <w:i/>
-        </w:rPr>
-        <w:t>attention</w:t>
-      </w:r>
-      <w:r>
-        <w:t xml:space="preserve">/supervisi tepi untuk menutup selisih dengan CBD-Net; (2) menambahkan kelas </w:t>
+        <w:t xml:space="preserve">Saran pengembangan: (1) menambah kelas </w:t>
       </w:r>
       <w:r>
         <w:rPr>
@@ -5376,7 +5790,7 @@
         <w:t>look-alike</w:t>
       </w:r>
       <w:r>
-        <w:t xml:space="preserve"> dan data multi-sensor; (3) memproses citra Sentinel-1 berukuran penuh dengan </w:t>
+        <w:t xml:space="preserve"> dan data multi-sensor; (2) memproses citra Sentinel-1 penuh dengan </w:t>
       </w:r>
       <w:r>
         <w:rPr>
@@ -5385,7 +5799,16 @@
         <w:t>tiling</w:t>
       </w:r>
       <w:r>
-        <w:t xml:space="preserve"> dan georeferensi; (4) menggunakan citra berkala untuk memantau penyebaran; (5) melakukan validasi pilot di perairan operasi Indonesia bersama analis HSSE; serta (6) menguji akselerasi WebGPU.</w:t>
+        <w:t xml:space="preserve"> dan georeferensi sehingga poligon memiliki koordinat nyata; (3) menghubungkan simulasi dengan data angin dan arus operasional (misalnya Copernicus Marine) serta memvalidasinya dengan citra berurutan; (4) melakukan uji beberapa </w:t>
+      </w:r>
+      <w:r>
+        <w:rPr>
+          <w:i/>
+        </w:rPr>
+        <w:t>seed</w:t>
+      </w:r>
+      <w:r>
+        <w:t xml:space="preserve"> untuk mengukur variasi hasil; dan (5) validasi pilot di perairan Indonesia bersama tim HSSE untuk mengganti asumsi biaya dengan data nyata.</w:t>
       </w:r>
     </w:p>
     <w:p>
@@ -5895,6 +6318,277 @@
           <w:sz w:val="19"/>
         </w:rPr>
         <w:t>ONNX Runtime developers, "ONNX Runtime (onnxruntime-web) v1.30.0," 2026. [Online]. Available: https://onnxruntime.ai</w:t>
+      </w:r>
+    </w:p>
+    <w:p>
+      <w:pPr>
+        <w:spacing w:after="40"/>
+        <w:ind w:left="510" w:hanging="510"/>
+        <w:jc w:val="both"/>
+      </w:pPr>
+      <w:r>
+        <w:rPr>
+          <w:sz w:val="19"/>
+        </w:rPr>
+        <w:t>[15]</w:t>
+        <w:tab/>
+      </w:r>
+      <w:r>
+        <w:rPr>
+          <w:sz w:val="19"/>
+        </w:rPr>
+        <w:t xml:space="preserve">L. Breiman, "Random forests," </w:t>
+      </w:r>
+      <w:r>
+        <w:rPr>
+          <w:i/>
+          <w:sz w:val="19"/>
+        </w:rPr>
+        <w:t>Machine Learning</w:t>
+      </w:r>
+      <w:r>
+        <w:rPr>
+          <w:sz w:val="19"/>
+        </w:rPr>
+        <w:t>, vol. 45, no. 1, pp. 5–32, 2001, doi: 10.1023/A:1010933404324.</w:t>
+      </w:r>
+    </w:p>
+    <w:p>
+      <w:pPr>
+        <w:spacing w:after="40"/>
+        <w:ind w:left="510" w:hanging="510"/>
+        <w:jc w:val="both"/>
+      </w:pPr>
+      <w:r>
+        <w:rPr>
+          <w:sz w:val="19"/>
+        </w:rPr>
+        <w:t>[16]</w:t>
+        <w:tab/>
+      </w:r>
+      <w:r>
+        <w:rPr>
+          <w:sz w:val="19"/>
+        </w:rPr>
+        <w:t xml:space="preserve">G. Ke </w:t>
+      </w:r>
+      <w:r>
+        <w:rPr>
+          <w:i/>
+          <w:sz w:val="19"/>
+        </w:rPr>
+        <w:t>et al.</w:t>
+      </w:r>
+      <w:r>
+        <w:rPr>
+          <w:sz w:val="19"/>
+        </w:rPr>
+        <w:t xml:space="preserve">, "LightGBM: A highly efficient gradient boosting decision tree," in </w:t>
+      </w:r>
+      <w:r>
+        <w:rPr>
+          <w:i/>
+          <w:sz w:val="19"/>
+        </w:rPr>
+        <w:t>Advances in Neural Information Processing Systems 30 (NIPS 2017)</w:t>
+      </w:r>
+      <w:r>
+        <w:rPr>
+          <w:sz w:val="19"/>
+        </w:rPr>
+        <w:t>, 2017, pp. 3146–3154.</w:t>
+      </w:r>
+    </w:p>
+    <w:p>
+      <w:pPr>
+        <w:spacing w:after="40"/>
+        <w:ind w:left="510" w:hanging="510"/>
+        <w:jc w:val="both"/>
+      </w:pPr>
+      <w:r>
+        <w:rPr>
+          <w:sz w:val="19"/>
+        </w:rPr>
+        <w:t>[17]</w:t>
+        <w:tab/>
+      </w:r>
+      <w:r>
+        <w:rPr>
+          <w:sz w:val="19"/>
+        </w:rPr>
+        <w:t xml:space="preserve">L.-C. Chen, Y. Zhu, G. Papandreou, F. Schroff, and H. Adam, "Encoder-decoder with atrous separable convolution for semantic image segmentation," in </w:t>
+      </w:r>
+      <w:r>
+        <w:rPr>
+          <w:i/>
+          <w:sz w:val="19"/>
+        </w:rPr>
+        <w:t>Proc. ECCV 2018</w:t>
+      </w:r>
+      <w:r>
+        <w:rPr>
+          <w:sz w:val="19"/>
+        </w:rPr>
+        <w:t>, LNCS, vol. 11211. Cham: Springer, 2018, pp. 833–851, doi: 10.1007/978-3-030-01234-2_49.</w:t>
+      </w:r>
+    </w:p>
+    <w:p>
+      <w:pPr>
+        <w:spacing w:after="40"/>
+        <w:ind w:left="510" w:hanging="510"/>
+        <w:jc w:val="both"/>
+      </w:pPr>
+      <w:r>
+        <w:rPr>
+          <w:sz w:val="19"/>
+        </w:rPr>
+        <w:t>[18]</w:t>
+        <w:tab/>
+      </w:r>
+      <w:r>
+        <w:rPr>
+          <w:sz w:val="19"/>
+        </w:rPr>
+        <w:t xml:space="preserve">M. Sandler, A. Howard, M. Zhu, A. Zhmoginov, and L.-C. Chen, "MobileNetV2: Inverted residuals and linear bottlenecks," in </w:t>
+      </w:r>
+      <w:r>
+        <w:rPr>
+          <w:i/>
+          <w:sz w:val="19"/>
+        </w:rPr>
+        <w:t>Proc. IEEE/CVF CVPR</w:t>
+      </w:r>
+      <w:r>
+        <w:rPr>
+          <w:sz w:val="19"/>
+        </w:rPr>
+        <w:t>, 2018, pp. 4510–4520, doi: 10.1109/CVPR.2018.00474.</w:t>
+      </w:r>
+    </w:p>
+    <w:p>
+      <w:pPr>
+        <w:spacing w:after="40"/>
+        <w:ind w:left="510" w:hanging="510"/>
+        <w:jc w:val="both"/>
+      </w:pPr>
+      <w:r>
+        <w:rPr>
+          <w:sz w:val="19"/>
+        </w:rPr>
+        <w:t>[19]</w:t>
+        <w:tab/>
+      </w:r>
+      <w:r>
+        <w:rPr>
+          <w:sz w:val="19"/>
+        </w:rPr>
+        <w:t>NOAA Office of Response and Restoration, "GNOME: General NOAA Operational Modeling Environment," 2024. [Online]. Available: https://response.restoration.noaa.gov/gnome</w:t>
+      </w:r>
+    </w:p>
+    <w:p>
+      <w:pPr>
+        <w:spacing w:after="40"/>
+        <w:ind w:left="510" w:hanging="510"/>
+        <w:jc w:val="both"/>
+      </w:pPr>
+      <w:r>
+        <w:rPr>
+          <w:sz w:val="19"/>
+        </w:rPr>
+        <w:t>[20]</w:t>
+        <w:tab/>
+      </w:r>
+      <w:r>
+        <w:rPr>
+          <w:sz w:val="19"/>
+        </w:rPr>
+        <w:t xml:space="preserve">J. A. Fay, "Physical processes in the spread of oil on a water surface," in </w:t>
+      </w:r>
+      <w:r>
+        <w:rPr>
+          <w:i/>
+          <w:sz w:val="19"/>
+        </w:rPr>
+        <w:t>Proc. Joint Conf. Prevention and Control of Oil Spills</w:t>
+      </w:r>
+      <w:r>
+        <w:rPr>
+          <w:sz w:val="19"/>
+        </w:rPr>
+        <w:t>, Washington, DC: API, 1971, pp. 463–467, doi: 10.7901/2169-3358-1971-1-463.</w:t>
+      </w:r>
+    </w:p>
+    <w:p>
+      <w:pPr>
+        <w:spacing w:after="40"/>
+        <w:ind w:left="510" w:hanging="510"/>
+        <w:jc w:val="both"/>
+      </w:pPr>
+      <w:r>
+        <w:rPr>
+          <w:sz w:val="19"/>
+        </w:rPr>
+        <w:t>[21]</w:t>
+        <w:tab/>
+      </w:r>
+      <w:r>
+        <w:rPr>
+          <w:sz w:val="19"/>
+        </w:rPr>
+        <w:t>Bonn Agreement, "Bonn Agreement Aerial Operations Handbook: Bonn Agreement Oil Appearance Code," 2016. [Online]. Available: https://www.bonnagreement.org</w:t>
+      </w:r>
+    </w:p>
+    <w:p>
+      <w:pPr>
+        <w:spacing w:after="40"/>
+        <w:ind w:left="510" w:hanging="510"/>
+        <w:jc w:val="both"/>
+      </w:pPr>
+      <w:r>
+        <w:rPr>
+          <w:sz w:val="19"/>
+        </w:rPr>
+        <w:t>[22]</w:t>
+        <w:tab/>
+      </w:r>
+      <w:r>
+        <w:rPr>
+          <w:sz w:val="19"/>
+        </w:rPr>
+        <w:t xml:space="preserve">A. Okubo, "Oceanic diffusion diagrams," </w:t>
+      </w:r>
+      <w:r>
+        <w:rPr>
+          <w:i/>
+          <w:sz w:val="19"/>
+        </w:rPr>
+        <w:t>Deep Sea Research and Oceanographic Abstracts</w:t>
+      </w:r>
+      <w:r>
+        <w:rPr>
+          <w:sz w:val="19"/>
+        </w:rPr>
+        <w:t>, vol. 18, no. 8, pp. 789–802, 1971, doi: 10.1016/0011-7471(71)90046-5.</w:t>
+      </w:r>
+    </w:p>
+    <w:p>
+      <w:pPr>
+        <w:spacing w:after="40"/>
+        <w:ind w:left="510" w:hanging="510"/>
+        <w:jc w:val="both"/>
+      </w:pPr>
+      <w:r>
+        <w:rPr>
+          <w:sz w:val="19"/>
+        </w:rPr>
+        <w:t>[23]</w:t>
+        <w:tab/>
+      </w:r>
+      <w:r>
+        <w:rPr>
+          <w:sz w:val="19"/>
+        </w:rPr>
+        <w:t>ITOPF, "Use of booms in oil pollution response," Technical Information Paper no. 3, London: ITOPF, 2011. [Online]. Available: https://www.itopf.org</w:t>
       </w:r>
     </w:p>
     <w:p>
@@ -6622,7 +7316,7 @@
         <w:jc w:val="both"/>
       </w:pPr>
       <w:r>
-        <w:t xml:space="preserve">Aplikasi web: https://cayman-kelompok1.vercel.app, yang memuat demo inferensi, </w:t>
+        <w:t>Aplikasi web: https://cayman-kelompok1.vercel.app, yang memuat demo inferensi 5 model (</w:t>
       </w:r>
       <w:r>
         <w:rPr>
@@ -6631,7 +7325,7 @@
         <w:t>Try Sample Data</w:t>
       </w:r>
       <w:r>
-        <w:t>, estimasi luas km², dan profil tim.</w:t>
+        <w:t>), poligon &amp; GeoJSON per slick, simulasi penyebaran &amp; oil boom, kalkulator biaya &amp; risiko HSSE, dan profil tim.</w:t>
       </w:r>
     </w:p>
     <w:p>
@@ -6651,7 +7345,7 @@
         <w:t>Run all</w:t>
       </w:r>
       <w:r>
-        <w:t>.</w:t>
+        <w:t>; perbandingan ML vs DL ada di Bagian B (sel 14–19), hasilnya di outputs/v2/.</w:t>
       </w:r>
     </w:p>
     <w:sectPr>
